--- a/Templates/Lifting Plan Template.docx
+++ b/Templates/Lifting Plan Template.docx
@@ -217,12 +217,12 @@
         <w:gridCol w:w="1023"/>
         <w:gridCol w:w="534"/>
         <w:gridCol w:w="422"/>
-        <w:gridCol w:w="899"/>
-        <w:gridCol w:w="238"/>
-        <w:gridCol w:w="41"/>
-        <w:gridCol w:w="1551"/>
-        <w:gridCol w:w="251"/>
-        <w:gridCol w:w="571"/>
+        <w:gridCol w:w="1312"/>
+        <w:gridCol w:w="141"/>
+        <w:gridCol w:w="142"/>
+        <w:gridCol w:w="1134"/>
+        <w:gridCol w:w="567"/>
+        <w:gridCol w:w="255"/>
         <w:gridCol w:w="78"/>
         <w:gridCol w:w="256"/>
         <w:gridCol w:w="2359"/>
@@ -282,10 +282,37 @@
             <w:gridSpan w:val="11"/>
           </w:tcPr>
           <w:p>
-            <w:pPr>
-              <w:pStyle w:val="ListParagraph"/>
-              <w:ind w:left="0"/>
-            </w:pPr>
+            <w:r>
+              <w:rPr>
+                <w:sz w:val="24"/>
+                <w:szCs w:val="24"/>
+              </w:rPr>
+              <w:t>{{</w:t>
+            </w:r>
+            <w:proofErr w:type="spellStart"/>
+            <w:r>
+              <w:rPr>
+                <w:sz w:val="24"/>
+                <w:szCs w:val="24"/>
+              </w:rPr>
+              <w:t>project_name</w:t>
+            </w:r>
+            <w:proofErr w:type="spellEnd"/>
+            <w:proofErr w:type="gramStart"/>
+            <w:r>
+              <w:rPr>
+                <w:sz w:val="24"/>
+                <w:szCs w:val="24"/>
+              </w:rPr>
+              <w:t>}}</w:t>
+            </w:r>
+            <w:r>
+              <w:t xml:space="preserve">   </w:t>
+            </w:r>
+            <w:proofErr w:type="gramEnd"/>
+            <w:r>
+              <w:tab/>
+            </w:r>
           </w:p>
         </w:tc>
       </w:tr>
@@ -316,10 +343,27 @@
             <w:gridSpan w:val="11"/>
           </w:tcPr>
           <w:p>
-            <w:pPr>
-              <w:pStyle w:val="ListParagraph"/>
-              <w:ind w:left="0"/>
-            </w:pPr>
+            <w:r>
+              <w:rPr>
+                <w:sz w:val="24"/>
+                <w:szCs w:val="24"/>
+              </w:rPr>
+              <w:t>{{</w:t>
+            </w:r>
+            <w:r>
+              <w:rPr>
+                <w:sz w:val="24"/>
+                <w:szCs w:val="24"/>
+              </w:rPr>
+              <w:t>location</w:t>
+            </w:r>
+            <w:r>
+              <w:rPr>
+                <w:sz w:val="24"/>
+                <w:szCs w:val="24"/>
+              </w:rPr>
+              <w:t>}}</w:t>
+            </w:r>
           </w:p>
         </w:tc>
       </w:tr>
@@ -357,9 +401,67 @@
           </w:tcPr>
           <w:p>
             <w:pPr>
-              <w:pStyle w:val="ListParagraph"/>
-              <w:ind w:left="0"/>
-            </w:pPr>
+              <w:pStyle w:val="Header"/>
+              <w:rPr>
+                <w:sz w:val="24"/>
+                <w:lang w:eastAsia="zh-CN"/>
+              </w:rPr>
+            </w:pPr>
+            <w:r>
+              <w:rPr>
+                <w:sz w:val="24"/>
+                <w:lang w:eastAsia="zh-CN"/>
+              </w:rPr>
+              <w:t>{{</w:t>
+            </w:r>
+            <w:proofErr w:type="spellStart"/>
+            <w:r>
+              <w:rPr>
+                <w:sz w:val="24"/>
+                <w:lang w:eastAsia="zh-CN"/>
+              </w:rPr>
+              <w:t>operation_date</w:t>
+            </w:r>
+            <w:proofErr w:type="spellEnd"/>
+            <w:r>
+              <w:rPr>
+                <w:sz w:val="24"/>
+                <w:lang w:eastAsia="zh-CN"/>
+              </w:rPr>
+              <w:t>}}</w:t>
+            </w:r>
+          </w:p>
+          <w:p>
+            <w:pPr>
+              <w:pStyle w:val="Header"/>
+              <w:rPr>
+                <w:sz w:val="24"/>
+                <w:lang w:eastAsia="zh-CN"/>
+              </w:rPr>
+            </w:pPr>
+            <w:r>
+              <w:rPr>
+                <w:sz w:val="24"/>
+                <w:lang w:eastAsia="zh-CN"/>
+              </w:rPr>
+              <w:t>{{</w:t>
+            </w:r>
+            <w:proofErr w:type="spellStart"/>
+            <w:r>
+              <w:rPr>
+                <w:sz w:val="24"/>
+                <w:lang w:eastAsia="zh-CN"/>
+              </w:rPr>
+              <w:t>operation_time</w:t>
+            </w:r>
+            <w:proofErr w:type="spellEnd"/>
+            <w:r>
+              <w:rPr>
+                <w:sz w:val="24"/>
+                <w:lang w:eastAsia="zh-CN"/>
+              </w:rPr>
+              <w:t>}}</w:t>
+            </w:r>
           </w:p>
         </w:tc>
       </w:tr>
@@ -400,6 +502,9 @@
               <w:pStyle w:val="ListParagraph"/>
               <w:ind w:left="0"/>
             </w:pPr>
+            <w:r>
+              <w:t>1 Day</w:t>
+            </w:r>
           </w:p>
         </w:tc>
       </w:tr>
@@ -492,6 +597,40 @@
               <w:pStyle w:val="ListParagraph"/>
               <w:ind w:left="0"/>
             </w:pPr>
+            <w:r>
+              <w:rPr>
+                <w:sz w:val="24"/>
+                <w:szCs w:val="24"/>
+                <w:lang w:eastAsia="zh-CN"/>
+              </w:rPr>
+              <w:t>{{</w:t>
+            </w:r>
+            <w:proofErr w:type="spellStart"/>
+            <w:r>
+              <w:rPr>
+                <w:sz w:val="24"/>
+                <w:szCs w:val="24"/>
+                <w:lang w:eastAsia="zh-CN"/>
+              </w:rPr>
+              <w:t>machine</w:t>
+            </w:r>
+            <w:r>
+              <w:rPr>
+                <w:sz w:val="24"/>
+                <w:szCs w:val="24"/>
+                <w:lang w:eastAsia="zh-CN"/>
+              </w:rPr>
+              <w:t>_name</w:t>
+            </w:r>
+            <w:proofErr w:type="spellEnd"/>
+            <w:r>
+              <w:rPr>
+                <w:sz w:val="24"/>
+                <w:szCs w:val="24"/>
+                <w:lang w:eastAsia="zh-CN"/>
+              </w:rPr>
+              <w:t>}}</w:t>
+            </w:r>
           </w:p>
         </w:tc>
       </w:tr>
@@ -532,6 +671,40 @@
             <w:r>
               <w:t xml:space="preserve"> </w:t>
             </w:r>
+            <w:r>
+              <w:rPr>
+                <w:sz w:val="24"/>
+                <w:szCs w:val="24"/>
+                <w:lang w:eastAsia="zh-CN"/>
+              </w:rPr>
+              <w:t>{{</w:t>
+            </w:r>
+            <w:proofErr w:type="spellStart"/>
+            <w:r>
+              <w:rPr>
+                <w:sz w:val="24"/>
+                <w:szCs w:val="24"/>
+                <w:lang w:eastAsia="zh-CN"/>
+              </w:rPr>
+              <w:t>machine_</w:t>
+            </w:r>
+            <w:r>
+              <w:rPr>
+                <w:sz w:val="24"/>
+                <w:szCs w:val="24"/>
+                <w:lang w:eastAsia="zh-CN"/>
+              </w:rPr>
+              <w:t>dimension</w:t>
+            </w:r>
+            <w:proofErr w:type="spellEnd"/>
+            <w:r>
+              <w:rPr>
+                <w:sz w:val="24"/>
+                <w:szCs w:val="24"/>
+                <w:lang w:eastAsia="zh-CN"/>
+              </w:rPr>
+              <w:t>}}</w:t>
+            </w:r>
           </w:p>
         </w:tc>
       </w:tr>
@@ -560,23 +733,57 @@
         </w:tc>
         <w:tc>
           <w:tcPr>
-            <w:tcW w:w="2093" w:type="dxa"/>
+            <w:tcW w:w="2268" w:type="dxa"/>
+            <w:gridSpan w:val="3"/>
+          </w:tcPr>
+          <w:p>
+            <w:pPr>
+              <w:pStyle w:val="ListParagraph"/>
+              <w:ind w:left="0"/>
+            </w:pPr>
+            <w:r>
+              <w:t xml:space="preserve"> </w:t>
+            </w:r>
+            <w:r>
+              <w:rPr>
+                <w:sz w:val="24"/>
+                <w:szCs w:val="24"/>
+                <w:lang w:eastAsia="zh-CN"/>
+              </w:rPr>
+              <w:t>{{</w:t>
+            </w:r>
+            <w:proofErr w:type="spellStart"/>
+            <w:r>
+              <w:rPr>
+                <w:sz w:val="24"/>
+                <w:szCs w:val="24"/>
+                <w:lang w:eastAsia="zh-CN"/>
+              </w:rPr>
+              <w:t>machine_</w:t>
+            </w:r>
+            <w:r>
+              <w:rPr>
+                <w:sz w:val="24"/>
+                <w:szCs w:val="24"/>
+                <w:lang w:eastAsia="zh-CN"/>
+              </w:rPr>
+              <w:t>weight</w:t>
+            </w:r>
+            <w:proofErr w:type="spellEnd"/>
+            <w:r>
+              <w:rPr>
+                <w:sz w:val="24"/>
+                <w:szCs w:val="24"/>
+                <w:lang w:eastAsia="zh-CN"/>
+              </w:rPr>
+              <w:t>}}</w:t>
+            </w:r>
+          </w:p>
+        </w:tc>
+        <w:tc>
+          <w:tcPr>
+            <w:tcW w:w="1984" w:type="dxa"/>
             <w:gridSpan w:val="4"/>
-          </w:tcPr>
-          <w:p>
-            <w:pPr>
-              <w:pStyle w:val="ListParagraph"/>
-              <w:ind w:left="0"/>
-            </w:pPr>
-            <w:r>
-              <w:t xml:space="preserve"> </w:t>
-            </w:r>
-          </w:p>
-        </w:tc>
-        <w:tc>
-          <w:tcPr>
-            <w:tcW w:w="1843" w:type="dxa"/>
-            <w:gridSpan w:val="3"/>
           </w:tcPr>
           <w:p>
             <w:pPr>
@@ -608,7 +815,7 @@
         </w:tc>
         <w:tc>
           <w:tcPr>
-            <w:tcW w:w="3264" w:type="dxa"/>
+            <w:tcW w:w="2948" w:type="dxa"/>
             <w:gridSpan w:val="4"/>
           </w:tcPr>
           <w:p>
@@ -662,8 +869,8 @@
         </w:tc>
         <w:tc>
           <w:tcPr>
-            <w:tcW w:w="2093" w:type="dxa"/>
-            <w:gridSpan w:val="4"/>
+            <w:tcW w:w="2268" w:type="dxa"/>
+            <w:gridSpan w:val="3"/>
           </w:tcPr>
           <w:p>
             <w:pPr>
@@ -695,8 +902,8 @@
         </w:tc>
         <w:tc>
           <w:tcPr>
-            <w:tcW w:w="1843" w:type="dxa"/>
-            <w:gridSpan w:val="3"/>
+            <w:tcW w:w="1984" w:type="dxa"/>
+            <w:gridSpan w:val="4"/>
           </w:tcPr>
           <w:p>
             <w:pPr>
@@ -713,7 +920,7 @@
         </w:tc>
         <w:tc>
           <w:tcPr>
-            <w:tcW w:w="3264" w:type="dxa"/>
+            <w:tcW w:w="2948" w:type="dxa"/>
             <w:gridSpan w:val="4"/>
           </w:tcPr>
           <w:p>
@@ -880,7 +1087,34 @@
             <w:tcW w:w="6666" w:type="dxa"/>
             <w:gridSpan w:val="10"/>
           </w:tcPr>
-          <w:p/>
+          <w:p>
+            <w:r>
+              <w:rPr>
+                <w:sz w:val="24"/>
+                <w:szCs w:val="24"/>
+                <w:lang w:eastAsia="zh-CN"/>
+              </w:rPr>
+              <w:t>{{</w:t>
+            </w:r>
+            <w:proofErr w:type="spellStart"/>
+            <w:r>
+              <w:rPr>
+                <w:sz w:val="24"/>
+                <w:szCs w:val="24"/>
+                <w:lang w:eastAsia="zh-CN"/>
+              </w:rPr>
+              <w:t>Crane_lm</w:t>
+            </w:r>
+            <w:proofErr w:type="spellEnd"/>
+            <w:r>
+              <w:rPr>
+                <w:sz w:val="24"/>
+                <w:szCs w:val="24"/>
+                <w:lang w:eastAsia="zh-CN"/>
+              </w:rPr>
+              <w:t>}}</w:t>
+            </w:r>
+          </w:p>
         </w:tc>
       </w:tr>
       <w:tr>
@@ -901,8 +1135,8 @@
         </w:tc>
         <w:tc>
           <w:tcPr>
-            <w:tcW w:w="1321" w:type="dxa"/>
-            <w:gridSpan w:val="2"/>
+            <w:tcW w:w="1875" w:type="dxa"/>
+            <w:gridSpan w:val="3"/>
           </w:tcPr>
           <w:p>
             <w:pPr>
@@ -910,12 +1144,54 @@
                 <w:color w:val="FF0000"/>
               </w:rPr>
             </w:pPr>
-          </w:p>
-        </w:tc>
-        <w:tc>
-          <w:tcPr>
-            <w:tcW w:w="2986" w:type="dxa"/>
-            <w:gridSpan w:val="7"/>
+            <w:r>
+              <w:rPr>
+                <w:sz w:val="24"/>
+                <w:szCs w:val="24"/>
+                <w:lang w:eastAsia="zh-CN"/>
+              </w:rPr>
+              <w:t>{{</w:t>
+            </w:r>
+            <w:proofErr w:type="spellStart"/>
+            <w:r>
+              <w:rPr>
+                <w:sz w:val="24"/>
+                <w:szCs w:val="24"/>
+                <w:lang w:eastAsia="zh-CN"/>
+              </w:rPr>
+              <w:t>crane</w:t>
+            </w:r>
+            <w:r>
+              <w:rPr>
+                <w:sz w:val="24"/>
+                <w:szCs w:val="24"/>
+                <w:lang w:eastAsia="zh-CN"/>
+              </w:rPr>
+              <w:t>_</w:t>
+            </w:r>
+            <w:r>
+              <w:rPr>
+                <w:sz w:val="24"/>
+                <w:szCs w:val="24"/>
+                <w:lang w:eastAsia="zh-CN"/>
+              </w:rPr>
+              <w:t>renew</w:t>
+            </w:r>
+            <w:proofErr w:type="spellEnd"/>
+            <w:r>
+              <w:rPr>
+                <w:sz w:val="24"/>
+                <w:szCs w:val="24"/>
+                <w:lang w:eastAsia="zh-CN"/>
+              </w:rPr>
+              <w:t>}}</w:t>
+            </w:r>
+          </w:p>
+        </w:tc>
+        <w:tc>
+          <w:tcPr>
+            <w:tcW w:w="2432" w:type="dxa"/>
+            <w:gridSpan w:val="6"/>
           </w:tcPr>
           <w:p>
             <w:pPr>
@@ -938,6 +1214,48 @@
                 <w:color w:val="FF0000"/>
               </w:rPr>
             </w:pPr>
+            <w:r>
+              <w:rPr>
+                <w:sz w:val="24"/>
+                <w:szCs w:val="24"/>
+                <w:lang w:eastAsia="zh-CN"/>
+              </w:rPr>
+              <w:t>{{</w:t>
+            </w:r>
+            <w:proofErr w:type="spellStart"/>
+            <w:r>
+              <w:rPr>
+                <w:sz w:val="24"/>
+                <w:szCs w:val="24"/>
+                <w:lang w:eastAsia="zh-CN"/>
+              </w:rPr>
+              <w:t>crane</w:t>
+            </w:r>
+            <w:r>
+              <w:rPr>
+                <w:sz w:val="24"/>
+                <w:szCs w:val="24"/>
+                <w:lang w:eastAsia="zh-CN"/>
+              </w:rPr>
+              <w:t>_</w:t>
+            </w:r>
+            <w:r>
+              <w:rPr>
+                <w:sz w:val="24"/>
+                <w:szCs w:val="24"/>
+                <w:lang w:eastAsia="zh-CN"/>
+              </w:rPr>
+              <w:t>expiry</w:t>
+            </w:r>
+            <w:proofErr w:type="spellEnd"/>
+            <w:r>
+              <w:rPr>
+                <w:sz w:val="24"/>
+                <w:szCs w:val="24"/>
+                <w:lang w:eastAsia="zh-CN"/>
+              </w:rPr>
+              <w:t>}}</w:t>
+            </w:r>
           </w:p>
         </w:tc>
       </w:tr>
@@ -971,6 +1289,48 @@
               <w:pStyle w:val="ListParagraph"/>
               <w:ind w:left="0"/>
             </w:pPr>
+            <w:r>
+              <w:rPr>
+                <w:sz w:val="24"/>
+                <w:szCs w:val="24"/>
+                <w:lang w:eastAsia="zh-CN"/>
+              </w:rPr>
+              <w:t>{{</w:t>
+            </w:r>
+            <w:proofErr w:type="spellStart"/>
+            <w:r>
+              <w:rPr>
+                <w:sz w:val="24"/>
+                <w:szCs w:val="24"/>
+                <w:lang w:eastAsia="zh-CN"/>
+              </w:rPr>
+              <w:t>crane</w:t>
+            </w:r>
+            <w:r>
+              <w:rPr>
+                <w:sz w:val="24"/>
+                <w:szCs w:val="24"/>
+                <w:lang w:eastAsia="zh-CN"/>
+              </w:rPr>
+              <w:t>_</w:t>
+            </w:r>
+            <w:r>
+              <w:rPr>
+                <w:sz w:val="24"/>
+                <w:szCs w:val="24"/>
+                <w:lang w:eastAsia="zh-CN"/>
+              </w:rPr>
+              <w:t>swl</w:t>
+            </w:r>
+            <w:proofErr w:type="spellEnd"/>
+            <w:r>
+              <w:rPr>
+                <w:sz w:val="24"/>
+                <w:szCs w:val="24"/>
+                <w:lang w:eastAsia="zh-CN"/>
+              </w:rPr>
+              <w:t>}}</w:t>
+            </w:r>
           </w:p>
         </w:tc>
       </w:tr>
@@ -1032,7 +1392,7 @@
         </w:tc>
         <w:tc>
           <w:tcPr>
-            <w:tcW w:w="1600" w:type="dxa"/>
+            <w:tcW w:w="2017" w:type="dxa"/>
             <w:gridSpan w:val="4"/>
           </w:tcPr>
           <w:p>
@@ -1040,11 +1400,61 @@
               <w:pStyle w:val="ListParagraph"/>
               <w:ind w:left="0"/>
             </w:pPr>
-          </w:p>
-        </w:tc>
-        <w:tc>
-          <w:tcPr>
-            <w:tcW w:w="2373" w:type="dxa"/>
+            <w:r>
+              <w:rPr>
+                <w:sz w:val="24"/>
+                <w:szCs w:val="24"/>
+                <w:lang w:eastAsia="zh-CN"/>
+              </w:rPr>
+              <w:t>{{</w:t>
+            </w:r>
+            <w:proofErr w:type="spellStart"/>
+            <w:r>
+              <w:rPr>
+                <w:sz w:val="24"/>
+                <w:szCs w:val="24"/>
+                <w:lang w:eastAsia="zh-CN"/>
+              </w:rPr>
+              <w:t>crane</w:t>
+            </w:r>
+            <w:r>
+              <w:rPr>
+                <w:sz w:val="24"/>
+                <w:szCs w:val="24"/>
+                <w:lang w:eastAsia="zh-CN"/>
+              </w:rPr>
+              <w:t>_</w:t>
+            </w:r>
+            <w:r>
+              <w:rPr>
+                <w:sz w:val="24"/>
+                <w:szCs w:val="24"/>
+                <w:lang w:eastAsia="zh-CN"/>
+              </w:rPr>
+              <w:t>radius</w:t>
+            </w:r>
+            <w:proofErr w:type="spellEnd"/>
+            <w:r>
+              <w:rPr>
+                <w:sz w:val="24"/>
+                <w:szCs w:val="24"/>
+                <w:lang w:eastAsia="zh-CN"/>
+              </w:rPr>
+              <w:t xml:space="preserve"> </w:t>
+            </w:r>
+            <w:r>
+              <w:rPr>
+                <w:sz w:val="24"/>
+                <w:szCs w:val="24"/>
+                <w:lang w:eastAsia="zh-CN"/>
+              </w:rPr>
+              <w:t>}}</w:t>
+            </w:r>
+          </w:p>
+        </w:tc>
+        <w:tc>
+          <w:tcPr>
+            <w:tcW w:w="1956" w:type="dxa"/>
             <w:gridSpan w:val="3"/>
           </w:tcPr>
           <w:p>
@@ -1067,6 +1477,48 @@
               <w:pStyle w:val="ListParagraph"/>
               <w:ind w:left="0"/>
             </w:pPr>
+            <w:r>
+              <w:rPr>
+                <w:sz w:val="24"/>
+                <w:szCs w:val="24"/>
+                <w:lang w:eastAsia="zh-CN"/>
+              </w:rPr>
+              <w:t>{{</w:t>
+            </w:r>
+            <w:proofErr w:type="spellStart"/>
+            <w:r>
+              <w:rPr>
+                <w:sz w:val="24"/>
+                <w:szCs w:val="24"/>
+                <w:lang w:eastAsia="zh-CN"/>
+              </w:rPr>
+              <w:t>crane</w:t>
+            </w:r>
+            <w:r>
+              <w:rPr>
+                <w:sz w:val="24"/>
+                <w:szCs w:val="24"/>
+                <w:lang w:eastAsia="zh-CN"/>
+              </w:rPr>
+              <w:t>_</w:t>
+            </w:r>
+            <w:r>
+              <w:rPr>
+                <w:sz w:val="24"/>
+                <w:szCs w:val="24"/>
+                <w:lang w:eastAsia="zh-CN"/>
+              </w:rPr>
+              <w:t>swl_radius</w:t>
+            </w:r>
+            <w:proofErr w:type="spellEnd"/>
+            <w:r>
+              <w:rPr>
+                <w:sz w:val="24"/>
+                <w:szCs w:val="24"/>
+                <w:lang w:eastAsia="zh-CN"/>
+              </w:rPr>
+              <w:t>}}</w:t>
+            </w:r>
           </w:p>
         </w:tc>
       </w:tr>
@@ -1103,6 +1555,32 @@
                 <w:color w:val="FF0000"/>
               </w:rPr>
             </w:pPr>
+            <w:r>
+              <w:rPr>
+                <w:sz w:val="24"/>
+                <w:szCs w:val="24"/>
+                <w:lang w:eastAsia="zh-CN"/>
+              </w:rPr>
+              <w:t>{{</w:t>
+            </w:r>
+            <w:proofErr w:type="spellStart"/>
+            <w:r>
+              <w:rPr>
+                <w:sz w:val="24"/>
+                <w:szCs w:val="24"/>
+                <w:lang w:eastAsia="zh-CN"/>
+              </w:rPr>
+              <w:t>lifting_gear</w:t>
+            </w:r>
+            <w:proofErr w:type="spellEnd"/>
+            <w:r>
+              <w:rPr>
+                <w:sz w:val="24"/>
+                <w:szCs w:val="24"/>
+                <w:lang w:eastAsia="zh-CN"/>
+              </w:rPr>
+              <w:t>}}</w:t>
+            </w:r>
           </w:p>
         </w:tc>
       </w:tr>
@@ -1128,8 +1606,8 @@
         </w:tc>
         <w:tc>
           <w:tcPr>
-            <w:tcW w:w="1559" w:type="dxa"/>
-            <w:gridSpan w:val="3"/>
+            <w:tcW w:w="1734" w:type="dxa"/>
+            <w:gridSpan w:val="2"/>
           </w:tcPr>
           <w:p>
             <w:pPr>
@@ -1139,12 +1617,15 @@
                 <w:color w:val="FF0000"/>
               </w:rPr>
             </w:pPr>
-          </w:p>
-        </w:tc>
-        <w:tc>
-          <w:tcPr>
-            <w:tcW w:w="2414" w:type="dxa"/>
-            <w:gridSpan w:val="4"/>
+            <w:r>
+              <w:t>200kgs</w:t>
+            </w:r>
+          </w:p>
+        </w:tc>
+        <w:tc>
+          <w:tcPr>
+            <w:tcW w:w="2239" w:type="dxa"/>
+            <w:gridSpan w:val="5"/>
           </w:tcPr>
           <w:p>
             <w:pPr>
@@ -1172,6 +1653,32 @@
                 <w:color w:val="FF0000"/>
               </w:rPr>
             </w:pPr>
+            <w:r>
+              <w:rPr>
+                <w:sz w:val="24"/>
+                <w:szCs w:val="24"/>
+                <w:lang w:eastAsia="zh-CN"/>
+              </w:rPr>
+              <w:t>{{</w:t>
+            </w:r>
+            <w:proofErr w:type="spellStart"/>
+            <w:r>
+              <w:rPr>
+                <w:sz w:val="24"/>
+                <w:szCs w:val="24"/>
+                <w:lang w:eastAsia="zh-CN"/>
+              </w:rPr>
+              <w:t>total_swl_lg</w:t>
+            </w:r>
+            <w:proofErr w:type="spellEnd"/>
+            <w:r>
+              <w:rPr>
+                <w:sz w:val="24"/>
+                <w:szCs w:val="24"/>
+                <w:lang w:eastAsia="zh-CN"/>
+              </w:rPr>
+              <w:t>}}</w:t>
+            </w:r>
           </w:p>
         </w:tc>
       </w:tr>
@@ -1286,6 +1793,48 @@
                 <w:color w:val="FF0000"/>
               </w:rPr>
             </w:pPr>
+            <w:r>
+              <w:rPr>
+                <w:sz w:val="24"/>
+                <w:szCs w:val="24"/>
+                <w:lang w:eastAsia="zh-CN"/>
+              </w:rPr>
+              <w:t>{{</w:t>
+            </w:r>
+            <w:proofErr w:type="spellStart"/>
+            <w:r>
+              <w:rPr>
+                <w:sz w:val="24"/>
+                <w:szCs w:val="24"/>
+                <w:lang w:eastAsia="zh-CN"/>
+              </w:rPr>
+              <w:t>lg</w:t>
+            </w:r>
+            <w:r>
+              <w:rPr>
+                <w:sz w:val="24"/>
+                <w:szCs w:val="24"/>
+                <w:lang w:eastAsia="zh-CN"/>
+              </w:rPr>
+              <w:t>_</w:t>
+            </w:r>
+            <w:r>
+              <w:rPr>
+                <w:sz w:val="24"/>
+                <w:szCs w:val="24"/>
+                <w:lang w:eastAsia="zh-CN"/>
+              </w:rPr>
+              <w:t>expiry</w:t>
+            </w:r>
+            <w:proofErr w:type="spellEnd"/>
+            <w:r>
+              <w:rPr>
+                <w:sz w:val="24"/>
+                <w:szCs w:val="24"/>
+                <w:lang w:eastAsia="zh-CN"/>
+              </w:rPr>
+              <w:t>}}</w:t>
+            </w:r>
           </w:p>
         </w:tc>
       </w:tr>
@@ -1344,8 +1893,8 @@
         </w:trPr>
         <w:tc>
           <w:tcPr>
-            <w:tcW w:w="5100" w:type="dxa"/>
-            <w:gridSpan w:val="6"/>
+            <w:tcW w:w="5275" w:type="dxa"/>
+            <w:gridSpan w:val="5"/>
           </w:tcPr>
           <w:p>
             <w:pPr>
@@ -1359,8 +1908,8 @@
         </w:tc>
         <w:tc>
           <w:tcPr>
-            <w:tcW w:w="5107" w:type="dxa"/>
-            <w:gridSpan w:val="7"/>
+            <w:tcW w:w="4932" w:type="dxa"/>
+            <w:gridSpan w:val="8"/>
           </w:tcPr>
           <w:p>
             <w:pPr>
@@ -1371,7 +1920,7 @@
               <w:sdtPr>
                 <w:id w:val="1212308982"/>
                 <w14:checkbox>
-                  <w14:checked w14:val="0"/>
+                  <w14:checked w14:val="1"/>
                   <w14:checkedState w14:val="2612" w14:font="MS Gothic"/>
                   <w14:uncheckedState w14:val="2610" w14:font="MS Gothic"/>
                 </w14:checkbox>
@@ -1381,7 +1930,7 @@
                   <w:rPr>
                     <w:rFonts w:ascii="MS Gothic" w:eastAsia="MS Gothic" w:hAnsi="MS Gothic" w:hint="eastAsia"/>
                   </w:rPr>
-                  <w:t>☐</w:t>
+                  <w:t>☒</w:t>
                 </w:r>
               </w:sdtContent>
             </w:sdt>
@@ -1419,8 +1968,8 @@
         </w:trPr>
         <w:tc>
           <w:tcPr>
-            <w:tcW w:w="5100" w:type="dxa"/>
-            <w:gridSpan w:val="6"/>
+            <w:tcW w:w="5275" w:type="dxa"/>
+            <w:gridSpan w:val="5"/>
           </w:tcPr>
           <w:p>
             <w:pPr>
@@ -1440,8 +1989,8 @@
         </w:tc>
         <w:tc>
           <w:tcPr>
-            <w:tcW w:w="5107" w:type="dxa"/>
-            <w:gridSpan w:val="7"/>
+            <w:tcW w:w="4932" w:type="dxa"/>
+            <w:gridSpan w:val="8"/>
           </w:tcPr>
           <w:p>
             <w:pPr>
@@ -1766,10 +2315,19 @@
           </w:tcPr>
           <w:p>
             <w:r>
-              <w:t xml:space="preserve"> Lifting  </w:t>
-            </w:r>
-            <w:r>
-              <w:t>Equipment Operator</w:t>
+              <w:lastRenderedPageBreak/>
+              <w:t xml:space="preserve"> </w:t>
+            </w:r>
+            <w:proofErr w:type="gramStart"/>
+            <w:r>
+              <w:t xml:space="preserve">Lifting  </w:t>
+            </w:r>
+            <w:r>
+              <w:t>Equipment</w:t>
+            </w:r>
+            <w:proofErr w:type="gramEnd"/>
+            <w:r>
+              <w:t xml:space="preserve"> Operator</w:t>
             </w:r>
           </w:p>
         </w:tc>
@@ -1854,7 +2412,6 @@
               <w:ind w:left="360"/>
             </w:pPr>
             <w:r>
-              <w:lastRenderedPageBreak/>
               <w:t>Rigger/Signalman</w:t>
             </w:r>
           </w:p>
@@ -2081,7 +2638,7 @@
               <w:sdtPr>
                 <w:id w:val="-808168139"/>
                 <w14:checkbox>
-                  <w14:checked w14:val="0"/>
+                  <w14:checked w14:val="1"/>
                   <w14:checkedState w14:val="2612" w14:font="MS Gothic"/>
                   <w14:uncheckedState w14:val="2610" w14:font="MS Gothic"/>
                 </w14:checkbox>
@@ -2091,7 +2648,7 @@
                   <w:rPr>
                     <w:rFonts w:ascii="MS Gothic" w:eastAsia="MS Gothic" w:hAnsi="MS Gothic" w:hint="eastAsia"/>
                   </w:rPr>
-                  <w:t>☐</w:t>
+                  <w:t>☒</w:t>
                 </w:r>
               </w:sdtContent>
             </w:sdt>
@@ -2169,7 +2726,7 @@
               <w:sdtPr>
                 <w:id w:val="-755891317"/>
                 <w14:checkbox>
-                  <w14:checked w14:val="0"/>
+                  <w14:checked w14:val="1"/>
                   <w14:checkedState w14:val="2612" w14:font="MS Gothic"/>
                   <w14:uncheckedState w14:val="2610" w14:font="MS Gothic"/>
                 </w14:checkbox>
@@ -2179,7 +2736,7 @@
                   <w:rPr>
                     <w:rFonts w:ascii="MS Gothic" w:eastAsia="MS Gothic" w:hAnsi="MS Gothic" w:hint="eastAsia"/>
                   </w:rPr>
-                  <w:t>☐</w:t>
+                  <w:t>☒</w:t>
                 </w:r>
               </w:sdtContent>
             </w:sdt>
@@ -2279,7 +2836,7 @@
               <w:sdtPr>
                 <w:id w:val="-1692443375"/>
                 <w14:checkbox>
-                  <w14:checked w14:val="0"/>
+                  <w14:checked w14:val="1"/>
                   <w14:checkedState w14:val="2612" w14:font="MS Gothic"/>
                   <w14:uncheckedState w14:val="2610" w14:font="MS Gothic"/>
                 </w14:checkbox>
@@ -2289,7 +2846,7 @@
                   <w:rPr>
                     <w:rFonts w:ascii="MS Gothic" w:eastAsia="MS Gothic" w:hAnsi="MS Gothic" w:hint="eastAsia"/>
                   </w:rPr>
-                  <w:t>☐</w:t>
+                  <w:t>☒</w:t>
                 </w:r>
               </w:sdtContent>
             </w:sdt>
@@ -2365,7 +2922,7 @@
               <w:sdtPr>
                 <w:id w:val="-36591045"/>
                 <w14:checkbox>
-                  <w14:checked w14:val="0"/>
+                  <w14:checked w14:val="1"/>
                   <w14:checkedState w14:val="2612" w14:font="MS Gothic"/>
                   <w14:uncheckedState w14:val="2610" w14:font="MS Gothic"/>
                 </w14:checkbox>
@@ -2375,7 +2932,7 @@
                   <w:rPr>
                     <w:rFonts w:ascii="MS Gothic" w:eastAsia="MS Gothic" w:hAnsi="MS Gothic" w:hint="eastAsia"/>
                   </w:rPr>
-                  <w:t>☐</w:t>
+                  <w:t>☒</w:t>
                 </w:r>
               </w:sdtContent>
             </w:sdt>
@@ -2433,7 +2990,7 @@
               <w:sdtPr>
                 <w:id w:val="-497194999"/>
                 <w14:checkbox>
-                  <w14:checked w14:val="0"/>
+                  <w14:checked w14:val="1"/>
                   <w14:checkedState w14:val="2612" w14:font="MS Gothic"/>
                   <w14:uncheckedState w14:val="2610" w14:font="MS Gothic"/>
                 </w14:checkbox>
@@ -2443,7 +3000,7 @@
                   <w:rPr>
                     <w:rFonts w:ascii="MS Gothic" w:eastAsia="MS Gothic" w:hAnsi="MS Gothic" w:hint="eastAsia"/>
                   </w:rPr>
-                  <w:t>☐</w:t>
+                  <w:t>☒</w:t>
                 </w:r>
               </w:sdtContent>
             </w:sdt>
@@ -2531,7 +3088,7 @@
               <w:sdtPr>
                 <w:id w:val="-2137332394"/>
                 <w14:checkbox>
-                  <w14:checked w14:val="0"/>
+                  <w14:checked w14:val="1"/>
                   <w14:checkedState w14:val="2612" w14:font="MS Gothic"/>
                   <w14:uncheckedState w14:val="2610" w14:font="MS Gothic"/>
                 </w14:checkbox>
@@ -2541,7 +3098,7 @@
                   <w:rPr>
                     <w:rFonts w:ascii="MS Gothic" w:eastAsia="MS Gothic" w:hAnsi="MS Gothic" w:hint="eastAsia"/>
                   </w:rPr>
-                  <w:t>☐</w:t>
+                  <w:t>☒</w:t>
                 </w:r>
               </w:sdtContent>
             </w:sdt>
@@ -3282,7 +3839,7 @@
         <w:trPr>
           <w:gridAfter w:val="1"/>
           <w:wAfter w:w="3688" w:type="dxa"/>
-          <w:trHeight w:val="555"/>
+          <w:trHeight w:val="666"/>
         </w:trPr>
         <w:tc>
           <w:tcPr>
@@ -3336,66 +3893,6 @@
               <w:t xml:space="preserve">Date: </w:t>
             </w:r>
           </w:p>
-        </w:tc>
-      </w:tr>
-      <w:tr>
-        <w:trPr>
-          <w:trHeight w:val="633"/>
-        </w:trPr>
-        <w:tc>
-          <w:tcPr>
-            <w:tcW w:w="10207" w:type="dxa"/>
-            <w:gridSpan w:val="13"/>
-          </w:tcPr>
-          <w:p>
-            <w:pPr>
-              <w:pStyle w:val="ListParagraph"/>
-              <w:ind w:left="0"/>
-              <w:rPr>
-                <w:i/>
-              </w:rPr>
-            </w:pPr>
-            <w:r>
-              <w:rPr>
-                <w:i/>
-              </w:rPr>
-              <w:t>This</w:t>
-            </w:r>
-            <w:r>
-              <w:rPr>
-                <w:i/>
-              </w:rPr>
-              <w:t xml:space="preserve"> lifting plan shall be prepared by the lifting supervisor.</w:t>
-            </w:r>
-          </w:p>
-          <w:p>
-            <w:pPr>
-              <w:pStyle w:val="ListParagraph"/>
-              <w:ind w:left="0"/>
-            </w:pPr>
-            <w:r>
-              <w:rPr>
-                <w:i/>
-              </w:rPr>
-              <w:t>The Department Head responsible</w:t>
-            </w:r>
-            <w:r>
-              <w:rPr>
-                <w:i/>
-              </w:rPr>
-              <w:t xml:space="preserve"> shall approve the lifting plan / permit to work</w:t>
-            </w:r>
-          </w:p>
-        </w:tc>
-        <w:tc>
-          <w:tcPr>
-            <w:tcW w:w="3688" w:type="dxa"/>
-            <w:tcBorders>
-              <w:top w:val="nil"/>
-              <w:bottom w:val="nil"/>
-            </w:tcBorders>
-          </w:tcPr>
-          <w:p/>
         </w:tc>
       </w:tr>
     </w:tbl>

--- a/Templates/Lifting Plan Template.docx
+++ b/Templates/Lifting Plan Template.docx
@@ -217,12 +217,12 @@
         <w:gridCol w:w="1023"/>
         <w:gridCol w:w="534"/>
         <w:gridCol w:w="422"/>
-        <w:gridCol w:w="1312"/>
-        <w:gridCol w:w="141"/>
-        <w:gridCol w:w="142"/>
-        <w:gridCol w:w="1134"/>
-        <w:gridCol w:w="567"/>
-        <w:gridCol w:w="255"/>
+        <w:gridCol w:w="899"/>
+        <w:gridCol w:w="238"/>
+        <w:gridCol w:w="41"/>
+        <w:gridCol w:w="1551"/>
+        <w:gridCol w:w="251"/>
+        <w:gridCol w:w="571"/>
         <w:gridCol w:w="78"/>
         <w:gridCol w:w="256"/>
         <w:gridCol w:w="2359"/>
@@ -282,37 +282,10 @@
             <w:gridSpan w:val="11"/>
           </w:tcPr>
           <w:p>
-            <w:r>
-              <w:rPr>
-                <w:sz w:val="24"/>
-                <w:szCs w:val="24"/>
-              </w:rPr>
-              <w:t>{{</w:t>
-            </w:r>
-            <w:proofErr w:type="spellStart"/>
-            <w:r>
-              <w:rPr>
-                <w:sz w:val="24"/>
-                <w:szCs w:val="24"/>
-              </w:rPr>
-              <w:t>project_name</w:t>
-            </w:r>
-            <w:proofErr w:type="spellEnd"/>
-            <w:proofErr w:type="gramStart"/>
-            <w:r>
-              <w:rPr>
-                <w:sz w:val="24"/>
-                <w:szCs w:val="24"/>
-              </w:rPr>
-              <w:t>}}</w:t>
-            </w:r>
-            <w:r>
-              <w:t xml:space="preserve">   </w:t>
-            </w:r>
-            <w:proofErr w:type="gramEnd"/>
-            <w:r>
-              <w:tab/>
-            </w:r>
+            <w:pPr>
+              <w:pStyle w:val="ListParagraph"/>
+              <w:ind w:left="0"/>
+            </w:pPr>
           </w:p>
         </w:tc>
       </w:tr>
@@ -343,27 +316,10 @@
             <w:gridSpan w:val="11"/>
           </w:tcPr>
           <w:p>
-            <w:r>
-              <w:rPr>
-                <w:sz w:val="24"/>
-                <w:szCs w:val="24"/>
-              </w:rPr>
-              <w:t>{{</w:t>
-            </w:r>
-            <w:r>
-              <w:rPr>
-                <w:sz w:val="24"/>
-                <w:szCs w:val="24"/>
-              </w:rPr>
-              <w:t>location</w:t>
-            </w:r>
-            <w:r>
-              <w:rPr>
-                <w:sz w:val="24"/>
-                <w:szCs w:val="24"/>
-              </w:rPr>
-              <w:t>}}</w:t>
-            </w:r>
+            <w:pPr>
+              <w:pStyle w:val="ListParagraph"/>
+              <w:ind w:left="0"/>
+            </w:pPr>
           </w:p>
         </w:tc>
       </w:tr>
@@ -401,67 +357,9 @@
           </w:tcPr>
           <w:p>
             <w:pPr>
-              <w:pStyle w:val="Header"/>
-              <w:rPr>
-                <w:sz w:val="24"/>
-                <w:lang w:eastAsia="zh-CN"/>
-              </w:rPr>
-            </w:pPr>
-            <w:r>
-              <w:rPr>
-                <w:sz w:val="24"/>
-                <w:lang w:eastAsia="zh-CN"/>
-              </w:rPr>
-              <w:t>{{</w:t>
-            </w:r>
-            <w:proofErr w:type="spellStart"/>
-            <w:r>
-              <w:rPr>
-                <w:sz w:val="24"/>
-                <w:lang w:eastAsia="zh-CN"/>
-              </w:rPr>
-              <w:t>operation_date</w:t>
-            </w:r>
-            <w:proofErr w:type="spellEnd"/>
-            <w:r>
-              <w:rPr>
-                <w:sz w:val="24"/>
-                <w:lang w:eastAsia="zh-CN"/>
-              </w:rPr>
-              <w:t>}}</w:t>
-            </w:r>
-          </w:p>
-          <w:p>
-            <w:pPr>
-              <w:pStyle w:val="Header"/>
-              <w:rPr>
-                <w:sz w:val="24"/>
-                <w:lang w:eastAsia="zh-CN"/>
-              </w:rPr>
-            </w:pPr>
-            <w:r>
-              <w:rPr>
-                <w:sz w:val="24"/>
-                <w:lang w:eastAsia="zh-CN"/>
-              </w:rPr>
-              <w:t>{{</w:t>
-            </w:r>
-            <w:proofErr w:type="spellStart"/>
-            <w:r>
-              <w:rPr>
-                <w:sz w:val="24"/>
-                <w:lang w:eastAsia="zh-CN"/>
-              </w:rPr>
-              <w:t>operation_time</w:t>
-            </w:r>
-            <w:proofErr w:type="spellEnd"/>
-            <w:r>
-              <w:rPr>
-                <w:sz w:val="24"/>
-                <w:lang w:eastAsia="zh-CN"/>
-              </w:rPr>
-              <w:t>}}</w:t>
-            </w:r>
+              <w:pStyle w:val="ListParagraph"/>
+              <w:ind w:left="0"/>
+            </w:pPr>
           </w:p>
         </w:tc>
       </w:tr>
@@ -502,9 +400,6 @@
               <w:pStyle w:val="ListParagraph"/>
               <w:ind w:left="0"/>
             </w:pPr>
-            <w:r>
-              <w:t>1 Day</w:t>
-            </w:r>
           </w:p>
         </w:tc>
       </w:tr>
@@ -597,40 +492,6 @@
               <w:pStyle w:val="ListParagraph"/>
               <w:ind w:left="0"/>
             </w:pPr>
-            <w:r>
-              <w:rPr>
-                <w:sz w:val="24"/>
-                <w:szCs w:val="24"/>
-                <w:lang w:eastAsia="zh-CN"/>
-              </w:rPr>
-              <w:t>{{</w:t>
-            </w:r>
-            <w:proofErr w:type="spellStart"/>
-            <w:r>
-              <w:rPr>
-                <w:sz w:val="24"/>
-                <w:szCs w:val="24"/>
-                <w:lang w:eastAsia="zh-CN"/>
-              </w:rPr>
-              <w:t>machine</w:t>
-            </w:r>
-            <w:r>
-              <w:rPr>
-                <w:sz w:val="24"/>
-                <w:szCs w:val="24"/>
-                <w:lang w:eastAsia="zh-CN"/>
-              </w:rPr>
-              <w:t>_name</w:t>
-            </w:r>
-            <w:proofErr w:type="spellEnd"/>
-            <w:r>
-              <w:rPr>
-                <w:sz w:val="24"/>
-                <w:szCs w:val="24"/>
-                <w:lang w:eastAsia="zh-CN"/>
-              </w:rPr>
-              <w:t>}}</w:t>
-            </w:r>
           </w:p>
         </w:tc>
       </w:tr>
@@ -671,40 +532,6 @@
             <w:r>
               <w:t xml:space="preserve"> </w:t>
             </w:r>
-            <w:r>
-              <w:rPr>
-                <w:sz w:val="24"/>
-                <w:szCs w:val="24"/>
-                <w:lang w:eastAsia="zh-CN"/>
-              </w:rPr>
-              <w:t>{{</w:t>
-            </w:r>
-            <w:proofErr w:type="spellStart"/>
-            <w:r>
-              <w:rPr>
-                <w:sz w:val="24"/>
-                <w:szCs w:val="24"/>
-                <w:lang w:eastAsia="zh-CN"/>
-              </w:rPr>
-              <w:t>machine_</w:t>
-            </w:r>
-            <w:r>
-              <w:rPr>
-                <w:sz w:val="24"/>
-                <w:szCs w:val="24"/>
-                <w:lang w:eastAsia="zh-CN"/>
-              </w:rPr>
-              <w:t>dimension</w:t>
-            </w:r>
-            <w:proofErr w:type="spellEnd"/>
-            <w:r>
-              <w:rPr>
-                <w:sz w:val="24"/>
-                <w:szCs w:val="24"/>
-                <w:lang w:eastAsia="zh-CN"/>
-              </w:rPr>
-              <w:t>}}</w:t>
-            </w:r>
           </w:p>
         </w:tc>
       </w:tr>
@@ -733,57 +560,23 @@
         </w:tc>
         <w:tc>
           <w:tcPr>
-            <w:tcW w:w="2268" w:type="dxa"/>
+            <w:tcW w:w="2093" w:type="dxa"/>
+            <w:gridSpan w:val="4"/>
+          </w:tcPr>
+          <w:p>
+            <w:pPr>
+              <w:pStyle w:val="ListParagraph"/>
+              <w:ind w:left="0"/>
+            </w:pPr>
+            <w:r>
+              <w:t xml:space="preserve"> </w:t>
+            </w:r>
+          </w:p>
+        </w:tc>
+        <w:tc>
+          <w:tcPr>
+            <w:tcW w:w="1843" w:type="dxa"/>
             <w:gridSpan w:val="3"/>
-          </w:tcPr>
-          <w:p>
-            <w:pPr>
-              <w:pStyle w:val="ListParagraph"/>
-              <w:ind w:left="0"/>
-            </w:pPr>
-            <w:r>
-              <w:t xml:space="preserve"> </w:t>
-            </w:r>
-            <w:r>
-              <w:rPr>
-                <w:sz w:val="24"/>
-                <w:szCs w:val="24"/>
-                <w:lang w:eastAsia="zh-CN"/>
-              </w:rPr>
-              <w:t>{{</w:t>
-            </w:r>
-            <w:proofErr w:type="spellStart"/>
-            <w:r>
-              <w:rPr>
-                <w:sz w:val="24"/>
-                <w:szCs w:val="24"/>
-                <w:lang w:eastAsia="zh-CN"/>
-              </w:rPr>
-              <w:t>machine_</w:t>
-            </w:r>
-            <w:r>
-              <w:rPr>
-                <w:sz w:val="24"/>
-                <w:szCs w:val="24"/>
-                <w:lang w:eastAsia="zh-CN"/>
-              </w:rPr>
-              <w:t>weight</w:t>
-            </w:r>
-            <w:proofErr w:type="spellEnd"/>
-            <w:r>
-              <w:rPr>
-                <w:sz w:val="24"/>
-                <w:szCs w:val="24"/>
-                <w:lang w:eastAsia="zh-CN"/>
-              </w:rPr>
-              <w:t>}}</w:t>
-            </w:r>
-          </w:p>
-        </w:tc>
-        <w:tc>
-          <w:tcPr>
-            <w:tcW w:w="1984" w:type="dxa"/>
-            <w:gridSpan w:val="4"/>
           </w:tcPr>
           <w:p>
             <w:pPr>
@@ -815,7 +608,7 @@
         </w:tc>
         <w:tc>
           <w:tcPr>
-            <w:tcW w:w="2948" w:type="dxa"/>
+            <w:tcW w:w="3264" w:type="dxa"/>
             <w:gridSpan w:val="4"/>
           </w:tcPr>
           <w:p>
@@ -869,8 +662,8 @@
         </w:tc>
         <w:tc>
           <w:tcPr>
-            <w:tcW w:w="2268" w:type="dxa"/>
-            <w:gridSpan w:val="3"/>
+            <w:tcW w:w="2093" w:type="dxa"/>
+            <w:gridSpan w:val="4"/>
           </w:tcPr>
           <w:p>
             <w:pPr>
@@ -902,8 +695,8 @@
         </w:tc>
         <w:tc>
           <w:tcPr>
-            <w:tcW w:w="1984" w:type="dxa"/>
-            <w:gridSpan w:val="4"/>
+            <w:tcW w:w="1843" w:type="dxa"/>
+            <w:gridSpan w:val="3"/>
           </w:tcPr>
           <w:p>
             <w:pPr>
@@ -920,7 +713,7 @@
         </w:tc>
         <w:tc>
           <w:tcPr>
-            <w:tcW w:w="2948" w:type="dxa"/>
+            <w:tcW w:w="3264" w:type="dxa"/>
             <w:gridSpan w:val="4"/>
           </w:tcPr>
           <w:p>
@@ -1087,34 +880,7 @@
             <w:tcW w:w="6666" w:type="dxa"/>
             <w:gridSpan w:val="10"/>
           </w:tcPr>
-          <w:p>
-            <w:r>
-              <w:rPr>
-                <w:sz w:val="24"/>
-                <w:szCs w:val="24"/>
-                <w:lang w:eastAsia="zh-CN"/>
-              </w:rPr>
-              <w:t>{{</w:t>
-            </w:r>
-            <w:proofErr w:type="spellStart"/>
-            <w:r>
-              <w:rPr>
-                <w:sz w:val="24"/>
-                <w:szCs w:val="24"/>
-                <w:lang w:eastAsia="zh-CN"/>
-              </w:rPr>
-              <w:t>Crane_lm</w:t>
-            </w:r>
-            <w:proofErr w:type="spellEnd"/>
-            <w:r>
-              <w:rPr>
-                <w:sz w:val="24"/>
-                <w:szCs w:val="24"/>
-                <w:lang w:eastAsia="zh-CN"/>
-              </w:rPr>
-              <w:t>}}</w:t>
-            </w:r>
-          </w:p>
+          <w:p/>
         </w:tc>
       </w:tr>
       <w:tr>
@@ -1135,8 +901,8 @@
         </w:tc>
         <w:tc>
           <w:tcPr>
-            <w:tcW w:w="1875" w:type="dxa"/>
-            <w:gridSpan w:val="3"/>
+            <w:tcW w:w="1321" w:type="dxa"/>
+            <w:gridSpan w:val="2"/>
           </w:tcPr>
           <w:p>
             <w:pPr>
@@ -1144,54 +910,12 @@
                 <w:color w:val="FF0000"/>
               </w:rPr>
             </w:pPr>
-            <w:r>
-              <w:rPr>
-                <w:sz w:val="24"/>
-                <w:szCs w:val="24"/>
-                <w:lang w:eastAsia="zh-CN"/>
-              </w:rPr>
-              <w:t>{{</w:t>
-            </w:r>
-            <w:proofErr w:type="spellStart"/>
-            <w:r>
-              <w:rPr>
-                <w:sz w:val="24"/>
-                <w:szCs w:val="24"/>
-                <w:lang w:eastAsia="zh-CN"/>
-              </w:rPr>
-              <w:t>crane</w:t>
-            </w:r>
-            <w:r>
-              <w:rPr>
-                <w:sz w:val="24"/>
-                <w:szCs w:val="24"/>
-                <w:lang w:eastAsia="zh-CN"/>
-              </w:rPr>
-              <w:t>_</w:t>
-            </w:r>
-            <w:r>
-              <w:rPr>
-                <w:sz w:val="24"/>
-                <w:szCs w:val="24"/>
-                <w:lang w:eastAsia="zh-CN"/>
-              </w:rPr>
-              <w:t>renew</w:t>
-            </w:r>
-            <w:proofErr w:type="spellEnd"/>
-            <w:r>
-              <w:rPr>
-                <w:sz w:val="24"/>
-                <w:szCs w:val="24"/>
-                <w:lang w:eastAsia="zh-CN"/>
-              </w:rPr>
-              <w:t>}}</w:t>
-            </w:r>
-          </w:p>
-        </w:tc>
-        <w:tc>
-          <w:tcPr>
-            <w:tcW w:w="2432" w:type="dxa"/>
-            <w:gridSpan w:val="6"/>
+          </w:p>
+        </w:tc>
+        <w:tc>
+          <w:tcPr>
+            <w:tcW w:w="2986" w:type="dxa"/>
+            <w:gridSpan w:val="7"/>
           </w:tcPr>
           <w:p>
             <w:pPr>
@@ -1214,48 +938,6 @@
                 <w:color w:val="FF0000"/>
               </w:rPr>
             </w:pPr>
-            <w:r>
-              <w:rPr>
-                <w:sz w:val="24"/>
-                <w:szCs w:val="24"/>
-                <w:lang w:eastAsia="zh-CN"/>
-              </w:rPr>
-              <w:t>{{</w:t>
-            </w:r>
-            <w:proofErr w:type="spellStart"/>
-            <w:r>
-              <w:rPr>
-                <w:sz w:val="24"/>
-                <w:szCs w:val="24"/>
-                <w:lang w:eastAsia="zh-CN"/>
-              </w:rPr>
-              <w:t>crane</w:t>
-            </w:r>
-            <w:r>
-              <w:rPr>
-                <w:sz w:val="24"/>
-                <w:szCs w:val="24"/>
-                <w:lang w:eastAsia="zh-CN"/>
-              </w:rPr>
-              <w:t>_</w:t>
-            </w:r>
-            <w:r>
-              <w:rPr>
-                <w:sz w:val="24"/>
-                <w:szCs w:val="24"/>
-                <w:lang w:eastAsia="zh-CN"/>
-              </w:rPr>
-              <w:t>expiry</w:t>
-            </w:r>
-            <w:proofErr w:type="spellEnd"/>
-            <w:r>
-              <w:rPr>
-                <w:sz w:val="24"/>
-                <w:szCs w:val="24"/>
-                <w:lang w:eastAsia="zh-CN"/>
-              </w:rPr>
-              <w:t>}}</w:t>
-            </w:r>
           </w:p>
         </w:tc>
       </w:tr>
@@ -1289,48 +971,6 @@
               <w:pStyle w:val="ListParagraph"/>
               <w:ind w:left="0"/>
             </w:pPr>
-            <w:r>
-              <w:rPr>
-                <w:sz w:val="24"/>
-                <w:szCs w:val="24"/>
-                <w:lang w:eastAsia="zh-CN"/>
-              </w:rPr>
-              <w:t>{{</w:t>
-            </w:r>
-            <w:proofErr w:type="spellStart"/>
-            <w:r>
-              <w:rPr>
-                <w:sz w:val="24"/>
-                <w:szCs w:val="24"/>
-                <w:lang w:eastAsia="zh-CN"/>
-              </w:rPr>
-              <w:t>crane</w:t>
-            </w:r>
-            <w:r>
-              <w:rPr>
-                <w:sz w:val="24"/>
-                <w:szCs w:val="24"/>
-                <w:lang w:eastAsia="zh-CN"/>
-              </w:rPr>
-              <w:t>_</w:t>
-            </w:r>
-            <w:r>
-              <w:rPr>
-                <w:sz w:val="24"/>
-                <w:szCs w:val="24"/>
-                <w:lang w:eastAsia="zh-CN"/>
-              </w:rPr>
-              <w:t>swl</w:t>
-            </w:r>
-            <w:proofErr w:type="spellEnd"/>
-            <w:r>
-              <w:rPr>
-                <w:sz w:val="24"/>
-                <w:szCs w:val="24"/>
-                <w:lang w:eastAsia="zh-CN"/>
-              </w:rPr>
-              <w:t>}}</w:t>
-            </w:r>
           </w:p>
         </w:tc>
       </w:tr>
@@ -1392,7 +1032,7 @@
         </w:tc>
         <w:tc>
           <w:tcPr>
-            <w:tcW w:w="2017" w:type="dxa"/>
+            <w:tcW w:w="1600" w:type="dxa"/>
             <w:gridSpan w:val="4"/>
           </w:tcPr>
           <w:p>
@@ -1400,61 +1040,11 @@
               <w:pStyle w:val="ListParagraph"/>
               <w:ind w:left="0"/>
             </w:pPr>
-            <w:r>
-              <w:rPr>
-                <w:sz w:val="24"/>
-                <w:szCs w:val="24"/>
-                <w:lang w:eastAsia="zh-CN"/>
-              </w:rPr>
-              <w:t>{{</w:t>
-            </w:r>
-            <w:proofErr w:type="spellStart"/>
-            <w:r>
-              <w:rPr>
-                <w:sz w:val="24"/>
-                <w:szCs w:val="24"/>
-                <w:lang w:eastAsia="zh-CN"/>
-              </w:rPr>
-              <w:t>crane</w:t>
-            </w:r>
-            <w:r>
-              <w:rPr>
-                <w:sz w:val="24"/>
-                <w:szCs w:val="24"/>
-                <w:lang w:eastAsia="zh-CN"/>
-              </w:rPr>
-              <w:t>_</w:t>
-            </w:r>
-            <w:r>
-              <w:rPr>
-                <w:sz w:val="24"/>
-                <w:szCs w:val="24"/>
-                <w:lang w:eastAsia="zh-CN"/>
-              </w:rPr>
-              <w:t>radius</w:t>
-            </w:r>
-            <w:proofErr w:type="spellEnd"/>
-            <w:r>
-              <w:rPr>
-                <w:sz w:val="24"/>
-                <w:szCs w:val="24"/>
-                <w:lang w:eastAsia="zh-CN"/>
-              </w:rPr>
-              <w:t xml:space="preserve"> </w:t>
-            </w:r>
-            <w:r>
-              <w:rPr>
-                <w:sz w:val="24"/>
-                <w:szCs w:val="24"/>
-                <w:lang w:eastAsia="zh-CN"/>
-              </w:rPr>
-              <w:t>}}</w:t>
-            </w:r>
-          </w:p>
-        </w:tc>
-        <w:tc>
-          <w:tcPr>
-            <w:tcW w:w="1956" w:type="dxa"/>
+          </w:p>
+        </w:tc>
+        <w:tc>
+          <w:tcPr>
+            <w:tcW w:w="2373" w:type="dxa"/>
             <w:gridSpan w:val="3"/>
           </w:tcPr>
           <w:p>
@@ -1477,48 +1067,6 @@
               <w:pStyle w:val="ListParagraph"/>
               <w:ind w:left="0"/>
             </w:pPr>
-            <w:r>
-              <w:rPr>
-                <w:sz w:val="24"/>
-                <w:szCs w:val="24"/>
-                <w:lang w:eastAsia="zh-CN"/>
-              </w:rPr>
-              <w:t>{{</w:t>
-            </w:r>
-            <w:proofErr w:type="spellStart"/>
-            <w:r>
-              <w:rPr>
-                <w:sz w:val="24"/>
-                <w:szCs w:val="24"/>
-                <w:lang w:eastAsia="zh-CN"/>
-              </w:rPr>
-              <w:t>crane</w:t>
-            </w:r>
-            <w:r>
-              <w:rPr>
-                <w:sz w:val="24"/>
-                <w:szCs w:val="24"/>
-                <w:lang w:eastAsia="zh-CN"/>
-              </w:rPr>
-              <w:t>_</w:t>
-            </w:r>
-            <w:r>
-              <w:rPr>
-                <w:sz w:val="24"/>
-                <w:szCs w:val="24"/>
-                <w:lang w:eastAsia="zh-CN"/>
-              </w:rPr>
-              <w:t>swl_radius</w:t>
-            </w:r>
-            <w:proofErr w:type="spellEnd"/>
-            <w:r>
-              <w:rPr>
-                <w:sz w:val="24"/>
-                <w:szCs w:val="24"/>
-                <w:lang w:eastAsia="zh-CN"/>
-              </w:rPr>
-              <w:t>}}</w:t>
-            </w:r>
           </w:p>
         </w:tc>
       </w:tr>
@@ -1555,32 +1103,6 @@
                 <w:color w:val="FF0000"/>
               </w:rPr>
             </w:pPr>
-            <w:r>
-              <w:rPr>
-                <w:sz w:val="24"/>
-                <w:szCs w:val="24"/>
-                <w:lang w:eastAsia="zh-CN"/>
-              </w:rPr>
-              <w:t>{{</w:t>
-            </w:r>
-            <w:proofErr w:type="spellStart"/>
-            <w:r>
-              <w:rPr>
-                <w:sz w:val="24"/>
-                <w:szCs w:val="24"/>
-                <w:lang w:eastAsia="zh-CN"/>
-              </w:rPr>
-              <w:t>lifting_gear</w:t>
-            </w:r>
-            <w:proofErr w:type="spellEnd"/>
-            <w:r>
-              <w:rPr>
-                <w:sz w:val="24"/>
-                <w:szCs w:val="24"/>
-                <w:lang w:eastAsia="zh-CN"/>
-              </w:rPr>
-              <w:t>}}</w:t>
-            </w:r>
           </w:p>
         </w:tc>
       </w:tr>
@@ -1606,8 +1128,8 @@
         </w:tc>
         <w:tc>
           <w:tcPr>
-            <w:tcW w:w="1734" w:type="dxa"/>
-            <w:gridSpan w:val="2"/>
+            <w:tcW w:w="1559" w:type="dxa"/>
+            <w:gridSpan w:val="3"/>
           </w:tcPr>
           <w:p>
             <w:pPr>
@@ -1617,15 +1139,12 @@
                 <w:color w:val="FF0000"/>
               </w:rPr>
             </w:pPr>
-            <w:r>
-              <w:t>200kgs</w:t>
-            </w:r>
-          </w:p>
-        </w:tc>
-        <w:tc>
-          <w:tcPr>
-            <w:tcW w:w="2239" w:type="dxa"/>
-            <w:gridSpan w:val="5"/>
+          </w:p>
+        </w:tc>
+        <w:tc>
+          <w:tcPr>
+            <w:tcW w:w="2414" w:type="dxa"/>
+            <w:gridSpan w:val="4"/>
           </w:tcPr>
           <w:p>
             <w:pPr>
@@ -1653,32 +1172,6 @@
                 <w:color w:val="FF0000"/>
               </w:rPr>
             </w:pPr>
-            <w:r>
-              <w:rPr>
-                <w:sz w:val="24"/>
-                <w:szCs w:val="24"/>
-                <w:lang w:eastAsia="zh-CN"/>
-              </w:rPr>
-              <w:t>{{</w:t>
-            </w:r>
-            <w:proofErr w:type="spellStart"/>
-            <w:r>
-              <w:rPr>
-                <w:sz w:val="24"/>
-                <w:szCs w:val="24"/>
-                <w:lang w:eastAsia="zh-CN"/>
-              </w:rPr>
-              <w:t>total_swl_lg</w:t>
-            </w:r>
-            <w:proofErr w:type="spellEnd"/>
-            <w:r>
-              <w:rPr>
-                <w:sz w:val="24"/>
-                <w:szCs w:val="24"/>
-                <w:lang w:eastAsia="zh-CN"/>
-              </w:rPr>
-              <w:t>}}</w:t>
-            </w:r>
           </w:p>
         </w:tc>
       </w:tr>
@@ -1793,48 +1286,6 @@
                 <w:color w:val="FF0000"/>
               </w:rPr>
             </w:pPr>
-            <w:r>
-              <w:rPr>
-                <w:sz w:val="24"/>
-                <w:szCs w:val="24"/>
-                <w:lang w:eastAsia="zh-CN"/>
-              </w:rPr>
-              <w:t>{{</w:t>
-            </w:r>
-            <w:proofErr w:type="spellStart"/>
-            <w:r>
-              <w:rPr>
-                <w:sz w:val="24"/>
-                <w:szCs w:val="24"/>
-                <w:lang w:eastAsia="zh-CN"/>
-              </w:rPr>
-              <w:t>lg</w:t>
-            </w:r>
-            <w:r>
-              <w:rPr>
-                <w:sz w:val="24"/>
-                <w:szCs w:val="24"/>
-                <w:lang w:eastAsia="zh-CN"/>
-              </w:rPr>
-              <w:t>_</w:t>
-            </w:r>
-            <w:r>
-              <w:rPr>
-                <w:sz w:val="24"/>
-                <w:szCs w:val="24"/>
-                <w:lang w:eastAsia="zh-CN"/>
-              </w:rPr>
-              <w:t>expiry</w:t>
-            </w:r>
-            <w:proofErr w:type="spellEnd"/>
-            <w:r>
-              <w:rPr>
-                <w:sz w:val="24"/>
-                <w:szCs w:val="24"/>
-                <w:lang w:eastAsia="zh-CN"/>
-              </w:rPr>
-              <w:t>}}</w:t>
-            </w:r>
           </w:p>
         </w:tc>
       </w:tr>
@@ -1893,8 +1344,8 @@
         </w:trPr>
         <w:tc>
           <w:tcPr>
-            <w:tcW w:w="5275" w:type="dxa"/>
-            <w:gridSpan w:val="5"/>
+            <w:tcW w:w="5100" w:type="dxa"/>
+            <w:gridSpan w:val="6"/>
           </w:tcPr>
           <w:p>
             <w:pPr>
@@ -1908,8 +1359,8 @@
         </w:tc>
         <w:tc>
           <w:tcPr>
-            <w:tcW w:w="4932" w:type="dxa"/>
-            <w:gridSpan w:val="8"/>
+            <w:tcW w:w="5107" w:type="dxa"/>
+            <w:gridSpan w:val="7"/>
           </w:tcPr>
           <w:p>
             <w:pPr>
@@ -1920,7 +1371,7 @@
               <w:sdtPr>
                 <w:id w:val="1212308982"/>
                 <w14:checkbox>
-                  <w14:checked w14:val="1"/>
+                  <w14:checked w14:val="0"/>
                   <w14:checkedState w14:val="2612" w14:font="MS Gothic"/>
                   <w14:uncheckedState w14:val="2610" w14:font="MS Gothic"/>
                 </w14:checkbox>
@@ -1930,7 +1381,7 @@
                   <w:rPr>
                     <w:rFonts w:ascii="MS Gothic" w:eastAsia="MS Gothic" w:hAnsi="MS Gothic" w:hint="eastAsia"/>
                   </w:rPr>
-                  <w:t>☒</w:t>
+                  <w:t>☐</w:t>
                 </w:r>
               </w:sdtContent>
             </w:sdt>
@@ -1968,8 +1419,8 @@
         </w:trPr>
         <w:tc>
           <w:tcPr>
-            <w:tcW w:w="5275" w:type="dxa"/>
-            <w:gridSpan w:val="5"/>
+            <w:tcW w:w="5100" w:type="dxa"/>
+            <w:gridSpan w:val="6"/>
           </w:tcPr>
           <w:p>
             <w:pPr>
@@ -1989,8 +1440,8 @@
         </w:tc>
         <w:tc>
           <w:tcPr>
-            <w:tcW w:w="4932" w:type="dxa"/>
-            <w:gridSpan w:val="8"/>
+            <w:tcW w:w="5107" w:type="dxa"/>
+            <w:gridSpan w:val="7"/>
           </w:tcPr>
           <w:p>
             <w:pPr>
@@ -2315,19 +1766,10 @@
           </w:tcPr>
           <w:p>
             <w:r>
-              <w:lastRenderedPageBreak/>
-              <w:t xml:space="preserve"> </w:t>
-            </w:r>
-            <w:proofErr w:type="gramStart"/>
-            <w:r>
-              <w:t xml:space="preserve">Lifting  </w:t>
-            </w:r>
-            <w:r>
-              <w:t>Equipment</w:t>
-            </w:r>
-            <w:proofErr w:type="gramEnd"/>
-            <w:r>
-              <w:t xml:space="preserve"> Operator</w:t>
+              <w:t xml:space="preserve"> Lifting  </w:t>
+            </w:r>
+            <w:r>
+              <w:t>Equipment Operator</w:t>
             </w:r>
           </w:p>
         </w:tc>
@@ -2412,6 +1854,7 @@
               <w:ind w:left="360"/>
             </w:pPr>
             <w:r>
+              <w:lastRenderedPageBreak/>
               <w:t>Rigger/Signalman</w:t>
             </w:r>
           </w:p>
@@ -2638,7 +2081,7 @@
               <w:sdtPr>
                 <w:id w:val="-808168139"/>
                 <w14:checkbox>
-                  <w14:checked w14:val="1"/>
+                  <w14:checked w14:val="0"/>
                   <w14:checkedState w14:val="2612" w14:font="MS Gothic"/>
                   <w14:uncheckedState w14:val="2610" w14:font="MS Gothic"/>
                 </w14:checkbox>
@@ -2648,7 +2091,7 @@
                   <w:rPr>
                     <w:rFonts w:ascii="MS Gothic" w:eastAsia="MS Gothic" w:hAnsi="MS Gothic" w:hint="eastAsia"/>
                   </w:rPr>
-                  <w:t>☒</w:t>
+                  <w:t>☐</w:t>
                 </w:r>
               </w:sdtContent>
             </w:sdt>
@@ -2726,7 +2169,7 @@
               <w:sdtPr>
                 <w:id w:val="-755891317"/>
                 <w14:checkbox>
-                  <w14:checked w14:val="1"/>
+                  <w14:checked w14:val="0"/>
                   <w14:checkedState w14:val="2612" w14:font="MS Gothic"/>
                   <w14:uncheckedState w14:val="2610" w14:font="MS Gothic"/>
                 </w14:checkbox>
@@ -2736,7 +2179,7 @@
                   <w:rPr>
                     <w:rFonts w:ascii="MS Gothic" w:eastAsia="MS Gothic" w:hAnsi="MS Gothic" w:hint="eastAsia"/>
                   </w:rPr>
-                  <w:t>☒</w:t>
+                  <w:t>☐</w:t>
                 </w:r>
               </w:sdtContent>
             </w:sdt>
@@ -2836,7 +2279,7 @@
               <w:sdtPr>
                 <w:id w:val="-1692443375"/>
                 <w14:checkbox>
-                  <w14:checked w14:val="1"/>
+                  <w14:checked w14:val="0"/>
                   <w14:checkedState w14:val="2612" w14:font="MS Gothic"/>
                   <w14:uncheckedState w14:val="2610" w14:font="MS Gothic"/>
                 </w14:checkbox>
@@ -2846,7 +2289,7 @@
                   <w:rPr>
                     <w:rFonts w:ascii="MS Gothic" w:eastAsia="MS Gothic" w:hAnsi="MS Gothic" w:hint="eastAsia"/>
                   </w:rPr>
-                  <w:t>☒</w:t>
+                  <w:t>☐</w:t>
                 </w:r>
               </w:sdtContent>
             </w:sdt>
@@ -2922,7 +2365,7 @@
               <w:sdtPr>
                 <w:id w:val="-36591045"/>
                 <w14:checkbox>
-                  <w14:checked w14:val="1"/>
+                  <w14:checked w14:val="0"/>
                   <w14:checkedState w14:val="2612" w14:font="MS Gothic"/>
                   <w14:uncheckedState w14:val="2610" w14:font="MS Gothic"/>
                 </w14:checkbox>
@@ -2932,7 +2375,7 @@
                   <w:rPr>
                     <w:rFonts w:ascii="MS Gothic" w:eastAsia="MS Gothic" w:hAnsi="MS Gothic" w:hint="eastAsia"/>
                   </w:rPr>
-                  <w:t>☒</w:t>
+                  <w:t>☐</w:t>
                 </w:r>
               </w:sdtContent>
             </w:sdt>
@@ -2990,7 +2433,7 @@
               <w:sdtPr>
                 <w:id w:val="-497194999"/>
                 <w14:checkbox>
-                  <w14:checked w14:val="1"/>
+                  <w14:checked w14:val="0"/>
                   <w14:checkedState w14:val="2612" w14:font="MS Gothic"/>
                   <w14:uncheckedState w14:val="2610" w14:font="MS Gothic"/>
                 </w14:checkbox>
@@ -3000,7 +2443,7 @@
                   <w:rPr>
                     <w:rFonts w:ascii="MS Gothic" w:eastAsia="MS Gothic" w:hAnsi="MS Gothic" w:hint="eastAsia"/>
                   </w:rPr>
-                  <w:t>☒</w:t>
+                  <w:t>☐</w:t>
                 </w:r>
               </w:sdtContent>
             </w:sdt>
@@ -3088,7 +2531,7 @@
               <w:sdtPr>
                 <w:id w:val="-2137332394"/>
                 <w14:checkbox>
-                  <w14:checked w14:val="1"/>
+                  <w14:checked w14:val="0"/>
                   <w14:checkedState w14:val="2612" w14:font="MS Gothic"/>
                   <w14:uncheckedState w14:val="2610" w14:font="MS Gothic"/>
                 </w14:checkbox>
@@ -3098,7 +2541,7 @@
                   <w:rPr>
                     <w:rFonts w:ascii="MS Gothic" w:eastAsia="MS Gothic" w:hAnsi="MS Gothic" w:hint="eastAsia"/>
                   </w:rPr>
-                  <w:t>☒</w:t>
+                  <w:t>☐</w:t>
                 </w:r>
               </w:sdtContent>
             </w:sdt>
@@ -3839,7 +3282,7 @@
         <w:trPr>
           <w:gridAfter w:val="1"/>
           <w:wAfter w:w="3688" w:type="dxa"/>
-          <w:trHeight w:val="666"/>
+          <w:trHeight w:val="555"/>
         </w:trPr>
         <w:tc>
           <w:tcPr>
@@ -3893,6 +3336,66 @@
               <w:t xml:space="preserve">Date: </w:t>
             </w:r>
           </w:p>
+        </w:tc>
+      </w:tr>
+      <w:tr>
+        <w:trPr>
+          <w:trHeight w:val="633"/>
+        </w:trPr>
+        <w:tc>
+          <w:tcPr>
+            <w:tcW w:w="10207" w:type="dxa"/>
+            <w:gridSpan w:val="13"/>
+          </w:tcPr>
+          <w:p>
+            <w:pPr>
+              <w:pStyle w:val="ListParagraph"/>
+              <w:ind w:left="0"/>
+              <w:rPr>
+                <w:i/>
+              </w:rPr>
+            </w:pPr>
+            <w:r>
+              <w:rPr>
+                <w:i/>
+              </w:rPr>
+              <w:t>This</w:t>
+            </w:r>
+            <w:r>
+              <w:rPr>
+                <w:i/>
+              </w:rPr>
+              <w:t xml:space="preserve"> lifting plan shall be prepared by the lifting supervisor.</w:t>
+            </w:r>
+          </w:p>
+          <w:p>
+            <w:pPr>
+              <w:pStyle w:val="ListParagraph"/>
+              <w:ind w:left="0"/>
+            </w:pPr>
+            <w:r>
+              <w:rPr>
+                <w:i/>
+              </w:rPr>
+              <w:t>The Department Head responsible</w:t>
+            </w:r>
+            <w:r>
+              <w:rPr>
+                <w:i/>
+              </w:rPr>
+              <w:t xml:space="preserve"> shall approve the lifting plan / permit to work</w:t>
+            </w:r>
+          </w:p>
+        </w:tc>
+        <w:tc>
+          <w:tcPr>
+            <w:tcW w:w="3688" w:type="dxa"/>
+            <w:tcBorders>
+              <w:top w:val="nil"/>
+              <w:bottom w:val="nil"/>
+            </w:tcBorders>
+          </w:tcPr>
+          <w:p/>
         </w:tc>
       </w:tr>
     </w:tbl>

--- a/Templates/Lifting Plan Template.docx
+++ b/Templates/Lifting Plan Template.docx
@@ -217,14 +217,13 @@
         <w:gridCol w:w="1023"/>
         <w:gridCol w:w="534"/>
         <w:gridCol w:w="422"/>
-        <w:gridCol w:w="899"/>
-        <w:gridCol w:w="238"/>
-        <w:gridCol w:w="41"/>
-        <w:gridCol w:w="1551"/>
-        <w:gridCol w:w="251"/>
-        <w:gridCol w:w="571"/>
-        <w:gridCol w:w="78"/>
-        <w:gridCol w:w="256"/>
+        <w:gridCol w:w="1453"/>
+        <w:gridCol w:w="142"/>
+        <w:gridCol w:w="1134"/>
+        <w:gridCol w:w="851"/>
+        <w:gridCol w:w="49"/>
+        <w:gridCol w:w="234"/>
+        <w:gridCol w:w="22"/>
         <w:gridCol w:w="2359"/>
         <w:gridCol w:w="3688"/>
       </w:tblGrid>
@@ -236,7 +235,7 @@
         <w:tc>
           <w:tcPr>
             <w:tcW w:w="10207" w:type="dxa"/>
-            <w:gridSpan w:val="13"/>
+            <w:gridSpan w:val="12"/>
           </w:tcPr>
           <w:p>
             <w:pPr>
@@ -279,13 +278,38 @@
         <w:tc>
           <w:tcPr>
             <w:tcW w:w="7200" w:type="dxa"/>
-            <w:gridSpan w:val="11"/>
-          </w:tcPr>
-          <w:p>
-            <w:pPr>
-              <w:pStyle w:val="ListParagraph"/>
-              <w:ind w:left="0"/>
-            </w:pPr>
+            <w:gridSpan w:val="10"/>
+          </w:tcPr>
+          <w:p>
+            <w:r>
+              <w:rPr>
+                <w:sz w:val="24"/>
+                <w:szCs w:val="24"/>
+              </w:rPr>
+              <w:t>{{</w:t>
+            </w:r>
+            <w:proofErr w:type="spellStart"/>
+            <w:r>
+              <w:rPr>
+                <w:sz w:val="24"/>
+                <w:szCs w:val="24"/>
+              </w:rPr>
+              <w:t>project_name</w:t>
+            </w:r>
+            <w:proofErr w:type="spellEnd"/>
+            <w:r>
+              <w:rPr>
+                <w:sz w:val="24"/>
+                <w:szCs w:val="24"/>
+              </w:rPr>
+              <w:t>}}</w:t>
+            </w:r>
+            <w:r>
+              <w:t xml:space="preserve">   </w:t>
+            </w:r>
+            <w:r>
+              <w:tab/>
+            </w:r>
           </w:p>
         </w:tc>
       </w:tr>
@@ -313,13 +337,30 @@
         <w:tc>
           <w:tcPr>
             <w:tcW w:w="7200" w:type="dxa"/>
-            <w:gridSpan w:val="11"/>
-          </w:tcPr>
-          <w:p>
-            <w:pPr>
-              <w:pStyle w:val="ListParagraph"/>
-              <w:ind w:left="0"/>
-            </w:pPr>
+            <w:gridSpan w:val="10"/>
+          </w:tcPr>
+          <w:p>
+            <w:r>
+              <w:rPr>
+                <w:sz w:val="24"/>
+                <w:szCs w:val="24"/>
+              </w:rPr>
+              <w:t>{{</w:t>
+            </w:r>
+            <w:r>
+              <w:rPr>
+                <w:sz w:val="24"/>
+                <w:szCs w:val="24"/>
+              </w:rPr>
+              <w:t>location</w:t>
+            </w:r>
+            <w:r>
+              <w:rPr>
+                <w:sz w:val="24"/>
+                <w:szCs w:val="24"/>
+              </w:rPr>
+              <w:t>}}</w:t>
+            </w:r>
           </w:p>
         </w:tc>
       </w:tr>
@@ -350,16 +391,74 @@
         <w:tc>
           <w:tcPr>
             <w:tcW w:w="7200" w:type="dxa"/>
-            <w:gridSpan w:val="11"/>
+            <w:gridSpan w:val="10"/>
             <w:tcBorders>
               <w:bottom w:val="single" w:sz="4" w:space="0" w:color="auto"/>
             </w:tcBorders>
           </w:tcPr>
           <w:p>
             <w:pPr>
-              <w:pStyle w:val="ListParagraph"/>
-              <w:ind w:left="0"/>
-            </w:pPr>
+              <w:pStyle w:val="Header"/>
+              <w:rPr>
+                <w:sz w:val="24"/>
+                <w:lang w:eastAsia="zh-CN"/>
+              </w:rPr>
+            </w:pPr>
+            <w:r>
+              <w:rPr>
+                <w:sz w:val="24"/>
+                <w:lang w:eastAsia="zh-CN"/>
+              </w:rPr>
+              <w:t>{{</w:t>
+            </w:r>
+            <w:proofErr w:type="spellStart"/>
+            <w:r>
+              <w:rPr>
+                <w:sz w:val="24"/>
+                <w:lang w:eastAsia="zh-CN"/>
+              </w:rPr>
+              <w:t>operation_date</w:t>
+            </w:r>
+            <w:proofErr w:type="spellEnd"/>
+            <w:r>
+              <w:rPr>
+                <w:sz w:val="24"/>
+                <w:lang w:eastAsia="zh-CN"/>
+              </w:rPr>
+              <w:t>}}</w:t>
+            </w:r>
+          </w:p>
+          <w:p>
+            <w:pPr>
+              <w:pStyle w:val="Header"/>
+              <w:rPr>
+                <w:sz w:val="24"/>
+                <w:lang w:eastAsia="zh-CN"/>
+              </w:rPr>
+            </w:pPr>
+            <w:r>
+              <w:rPr>
+                <w:sz w:val="24"/>
+                <w:lang w:eastAsia="zh-CN"/>
+              </w:rPr>
+              <w:t>{{</w:t>
+            </w:r>
+            <w:proofErr w:type="spellStart"/>
+            <w:r>
+              <w:rPr>
+                <w:sz w:val="24"/>
+                <w:lang w:eastAsia="zh-CN"/>
+              </w:rPr>
+              <w:t>operation_time</w:t>
+            </w:r>
+            <w:proofErr w:type="spellEnd"/>
+            <w:r>
+              <w:rPr>
+                <w:sz w:val="24"/>
+                <w:lang w:eastAsia="zh-CN"/>
+              </w:rPr>
+              <w:t>}}</w:t>
+            </w:r>
           </w:p>
         </w:tc>
       </w:tr>
@@ -390,7 +489,7 @@
         <w:tc>
           <w:tcPr>
             <w:tcW w:w="7200" w:type="dxa"/>
-            <w:gridSpan w:val="11"/>
+            <w:gridSpan w:val="10"/>
             <w:tcBorders>
               <w:bottom w:val="single" w:sz="4" w:space="0" w:color="auto"/>
             </w:tcBorders>
@@ -400,6 +499,9 @@
               <w:pStyle w:val="ListParagraph"/>
               <w:ind w:left="0"/>
             </w:pPr>
+            <w:r>
+              <w:t>1 Day</w:t>
+            </w:r>
           </w:p>
         </w:tc>
       </w:tr>
@@ -411,7 +513,7 @@
         <w:tc>
           <w:tcPr>
             <w:tcW w:w="10207" w:type="dxa"/>
-            <w:gridSpan w:val="13"/>
+            <w:gridSpan w:val="12"/>
             <w:tcBorders>
               <w:top w:val="single" w:sz="4" w:space="0" w:color="auto"/>
             </w:tcBorders>
@@ -434,7 +536,7 @@
         <w:tc>
           <w:tcPr>
             <w:tcW w:w="10207" w:type="dxa"/>
-            <w:gridSpan w:val="13"/>
+            <w:gridSpan w:val="12"/>
           </w:tcPr>
           <w:p>
             <w:pPr>
@@ -485,13 +587,47 @@
         <w:tc>
           <w:tcPr>
             <w:tcW w:w="7200" w:type="dxa"/>
-            <w:gridSpan w:val="11"/>
-          </w:tcPr>
-          <w:p>
-            <w:pPr>
-              <w:pStyle w:val="ListParagraph"/>
-              <w:ind w:left="0"/>
-            </w:pPr>
+            <w:gridSpan w:val="10"/>
+          </w:tcPr>
+          <w:p>
+            <w:pPr>
+              <w:pStyle w:val="ListParagraph"/>
+              <w:ind w:left="0"/>
+            </w:pPr>
+            <w:r>
+              <w:rPr>
+                <w:sz w:val="24"/>
+                <w:szCs w:val="24"/>
+                <w:lang w:eastAsia="zh-CN"/>
+              </w:rPr>
+              <w:t>{{</w:t>
+            </w:r>
+            <w:proofErr w:type="spellStart"/>
+            <w:r>
+              <w:rPr>
+                <w:sz w:val="24"/>
+                <w:szCs w:val="24"/>
+                <w:lang w:eastAsia="zh-CN"/>
+              </w:rPr>
+              <w:t>machine</w:t>
+            </w:r>
+            <w:r>
+              <w:rPr>
+                <w:sz w:val="24"/>
+                <w:szCs w:val="24"/>
+                <w:lang w:eastAsia="zh-CN"/>
+              </w:rPr>
+              <w:t>_name</w:t>
+            </w:r>
+            <w:proofErr w:type="spellEnd"/>
+            <w:r>
+              <w:rPr>
+                <w:sz w:val="24"/>
+                <w:szCs w:val="24"/>
+                <w:lang w:eastAsia="zh-CN"/>
+              </w:rPr>
+              <w:t>}}</w:t>
+            </w:r>
           </w:p>
         </w:tc>
       </w:tr>
@@ -522,7 +658,7 @@
         <w:tc>
           <w:tcPr>
             <w:tcW w:w="7200" w:type="dxa"/>
-            <w:gridSpan w:val="11"/>
+            <w:gridSpan w:val="10"/>
           </w:tcPr>
           <w:p>
             <w:pPr>
@@ -531,6 +667,40 @@
             </w:pPr>
             <w:r>
               <w:t xml:space="preserve"> </w:t>
+            </w:r>
+            <w:r>
+              <w:rPr>
+                <w:sz w:val="24"/>
+                <w:szCs w:val="24"/>
+                <w:lang w:eastAsia="zh-CN"/>
+              </w:rPr>
+              <w:t>{{</w:t>
+            </w:r>
+            <w:proofErr w:type="spellStart"/>
+            <w:r>
+              <w:rPr>
+                <w:sz w:val="24"/>
+                <w:szCs w:val="24"/>
+                <w:lang w:eastAsia="zh-CN"/>
+              </w:rPr>
+              <w:t>machine_</w:t>
+            </w:r>
+            <w:r>
+              <w:rPr>
+                <w:sz w:val="24"/>
+                <w:szCs w:val="24"/>
+                <w:lang w:eastAsia="zh-CN"/>
+              </w:rPr>
+              <w:t>dimension</w:t>
+            </w:r>
+            <w:proofErr w:type="spellEnd"/>
+            <w:r>
+              <w:rPr>
+                <w:sz w:val="24"/>
+                <w:szCs w:val="24"/>
+                <w:lang w:eastAsia="zh-CN"/>
+              </w:rPr>
+              <w:t>}}</w:t>
             </w:r>
           </w:p>
         </w:tc>
@@ -560,7 +730,7 @@
         </w:tc>
         <w:tc>
           <w:tcPr>
-            <w:tcW w:w="2093" w:type="dxa"/>
+            <w:tcW w:w="2551" w:type="dxa"/>
             <w:gridSpan w:val="4"/>
           </w:tcPr>
           <w:p>
@@ -571,12 +741,46 @@
             <w:r>
               <w:t xml:space="preserve"> </w:t>
             </w:r>
-          </w:p>
-        </w:tc>
-        <w:tc>
-          <w:tcPr>
-            <w:tcW w:w="1843" w:type="dxa"/>
-            <w:gridSpan w:val="3"/>
+            <w:r>
+              <w:rPr>
+                <w:sz w:val="24"/>
+                <w:szCs w:val="24"/>
+                <w:lang w:eastAsia="zh-CN"/>
+              </w:rPr>
+              <w:t>{{</w:t>
+            </w:r>
+            <w:proofErr w:type="spellStart"/>
+            <w:r>
+              <w:rPr>
+                <w:sz w:val="24"/>
+                <w:szCs w:val="24"/>
+                <w:lang w:eastAsia="zh-CN"/>
+              </w:rPr>
+              <w:t>machine_</w:t>
+            </w:r>
+            <w:r>
+              <w:rPr>
+                <w:sz w:val="24"/>
+                <w:szCs w:val="24"/>
+                <w:lang w:eastAsia="zh-CN"/>
+              </w:rPr>
+              <w:t>weight</w:t>
+            </w:r>
+            <w:proofErr w:type="spellEnd"/>
+            <w:r>
+              <w:rPr>
+                <w:sz w:val="24"/>
+                <w:szCs w:val="24"/>
+                <w:lang w:eastAsia="zh-CN"/>
+              </w:rPr>
+              <w:t>}}</w:t>
+            </w:r>
+          </w:p>
+        </w:tc>
+        <w:tc>
+          <w:tcPr>
+            <w:tcW w:w="2268" w:type="dxa"/>
+            <w:gridSpan w:val="4"/>
           </w:tcPr>
           <w:p>
             <w:pPr>
@@ -587,7 +791,7 @@
               <w:sdtPr>
                 <w:id w:val="-691609222"/>
                 <w14:checkbox>
-                  <w14:checked w14:val="1"/>
+                  <w14:checked w14:val="0"/>
                   <w14:checkedState w14:val="2612" w14:font="MS Gothic"/>
                   <w14:uncheckedState w14:val="2610" w14:font="MS Gothic"/>
                 </w14:checkbox>
@@ -597,7 +801,7 @@
                   <w:rPr>
                     <w:rFonts w:ascii="MS Gothic" w:eastAsia="MS Gothic" w:hAnsi="MS Gothic" w:hint="eastAsia"/>
                   </w:rPr>
-                  <w:t>☒</w:t>
+                  <w:t>☐</w:t>
                 </w:r>
               </w:sdtContent>
             </w:sdt>
@@ -608,8 +812,8 @@
         </w:tc>
         <w:tc>
           <w:tcPr>
-            <w:tcW w:w="3264" w:type="dxa"/>
-            <w:gridSpan w:val="4"/>
+            <w:tcW w:w="2381" w:type="dxa"/>
+            <w:gridSpan w:val="2"/>
           </w:tcPr>
           <w:p>
             <w:pPr>
@@ -662,7 +866,7 @@
         </w:tc>
         <w:tc>
           <w:tcPr>
-            <w:tcW w:w="2093" w:type="dxa"/>
+            <w:tcW w:w="2551" w:type="dxa"/>
             <w:gridSpan w:val="4"/>
           </w:tcPr>
           <w:p>
@@ -674,7 +878,7 @@
               <w:sdtPr>
                 <w:id w:val="2020578718"/>
                 <w14:checkbox>
-                  <w14:checked w14:val="1"/>
+                  <w14:checked w14:val="0"/>
                   <w14:checkedState w14:val="2612" w14:font="MS Gothic"/>
                   <w14:uncheckedState w14:val="2610" w14:font="MS Gothic"/>
                 </w14:checkbox>
@@ -684,7 +888,7 @@
                   <w:rPr>
                     <w:rFonts w:ascii="MS Gothic" w:eastAsia="MS Gothic" w:hAnsi="MS Gothic" w:hint="eastAsia"/>
                   </w:rPr>
-                  <w:t>☒</w:t>
+                  <w:t>☐</w:t>
                 </w:r>
               </w:sdtContent>
             </w:sdt>
@@ -695,8 +899,8 @@
         </w:tc>
         <w:tc>
           <w:tcPr>
-            <w:tcW w:w="1843" w:type="dxa"/>
-            <w:gridSpan w:val="3"/>
+            <w:tcW w:w="2268" w:type="dxa"/>
+            <w:gridSpan w:val="4"/>
           </w:tcPr>
           <w:p>
             <w:pPr>
@@ -713,8 +917,8 @@
         </w:tc>
         <w:tc>
           <w:tcPr>
-            <w:tcW w:w="3264" w:type="dxa"/>
-            <w:gridSpan w:val="4"/>
+            <w:tcW w:w="2381" w:type="dxa"/>
+            <w:gridSpan w:val="2"/>
           </w:tcPr>
           <w:p>
             <w:pPr>
@@ -738,7 +942,7 @@
         <w:tc>
           <w:tcPr>
             <w:tcW w:w="10207" w:type="dxa"/>
-            <w:gridSpan w:val="13"/>
+            <w:gridSpan w:val="12"/>
           </w:tcPr>
           <w:p>
             <w:pPr>
@@ -756,7 +960,7 @@
         <w:tc>
           <w:tcPr>
             <w:tcW w:w="10207" w:type="dxa"/>
-            <w:gridSpan w:val="13"/>
+            <w:gridSpan w:val="12"/>
           </w:tcPr>
           <w:p>
             <w:pPr>
@@ -793,8 +997,8 @@
         </w:tc>
         <w:tc>
           <w:tcPr>
-            <w:tcW w:w="3973" w:type="dxa"/>
-            <w:gridSpan w:val="7"/>
+            <w:tcW w:w="4002" w:type="dxa"/>
+            <w:gridSpan w:val="5"/>
           </w:tcPr>
           <w:p>
             <w:r>
@@ -828,8 +1032,8 @@
         </w:tc>
         <w:tc>
           <w:tcPr>
-            <w:tcW w:w="2693" w:type="dxa"/>
-            <w:gridSpan w:val="3"/>
+            <w:tcW w:w="2664" w:type="dxa"/>
+            <w:gridSpan w:val="4"/>
           </w:tcPr>
           <w:p>
             <w:r>
@@ -842,7 +1046,7 @@
               <w:sdtPr>
                 <w:id w:val="-872919009"/>
                 <w14:checkbox>
-                  <w14:checked w14:val="1"/>
+                  <w14:checked w14:val="0"/>
                   <w14:checkedState w14:val="2612" w14:font="MS Gothic"/>
                   <w14:uncheckedState w14:val="2610" w14:font="MS Gothic"/>
                 </w14:checkbox>
@@ -852,7 +1056,7 @@
                   <w:rPr>
                     <w:rFonts w:ascii="MS Gothic" w:eastAsia="MS Gothic" w:hAnsi="MS Gothic" w:hint="eastAsia"/>
                   </w:rPr>
-                  <w:t>☒</w:t>
+                  <w:t>☐</w:t>
                 </w:r>
               </w:sdtContent>
             </w:sdt>
@@ -878,9 +1082,36 @@
         <w:tc>
           <w:tcPr>
             <w:tcW w:w="6666" w:type="dxa"/>
-            <w:gridSpan w:val="10"/>
-          </w:tcPr>
-          <w:p/>
+            <w:gridSpan w:val="9"/>
+          </w:tcPr>
+          <w:p>
+            <w:r>
+              <w:rPr>
+                <w:sz w:val="24"/>
+                <w:szCs w:val="24"/>
+                <w:lang w:eastAsia="zh-CN"/>
+              </w:rPr>
+              <w:t>{{</w:t>
+            </w:r>
+            <w:proofErr w:type="spellStart"/>
+            <w:r>
+              <w:rPr>
+                <w:sz w:val="24"/>
+                <w:szCs w:val="24"/>
+                <w:lang w:eastAsia="zh-CN"/>
+              </w:rPr>
+              <w:t>Crane_lm</w:t>
+            </w:r>
+            <w:proofErr w:type="spellEnd"/>
+            <w:r>
+              <w:rPr>
+                <w:sz w:val="24"/>
+                <w:szCs w:val="24"/>
+                <w:lang w:eastAsia="zh-CN"/>
+              </w:rPr>
+              <w:t>}}</w:t>
+            </w:r>
+          </w:p>
         </w:tc>
       </w:tr>
       <w:tr>
@@ -901,7 +1132,7 @@
         </w:tc>
         <w:tc>
           <w:tcPr>
-            <w:tcW w:w="1321" w:type="dxa"/>
+            <w:tcW w:w="1875" w:type="dxa"/>
             <w:gridSpan w:val="2"/>
           </w:tcPr>
           <w:p>
@@ -910,12 +1141,54 @@
                 <w:color w:val="FF0000"/>
               </w:rPr>
             </w:pPr>
-          </w:p>
-        </w:tc>
-        <w:tc>
-          <w:tcPr>
-            <w:tcW w:w="2986" w:type="dxa"/>
-            <w:gridSpan w:val="7"/>
+            <w:r>
+              <w:rPr>
+                <w:sz w:val="24"/>
+                <w:szCs w:val="24"/>
+                <w:lang w:eastAsia="zh-CN"/>
+              </w:rPr>
+              <w:t>{{</w:t>
+            </w:r>
+            <w:proofErr w:type="spellStart"/>
+            <w:r>
+              <w:rPr>
+                <w:sz w:val="24"/>
+                <w:szCs w:val="24"/>
+                <w:lang w:eastAsia="zh-CN"/>
+              </w:rPr>
+              <w:t>crane</w:t>
+            </w:r>
+            <w:r>
+              <w:rPr>
+                <w:sz w:val="24"/>
+                <w:szCs w:val="24"/>
+                <w:lang w:eastAsia="zh-CN"/>
+              </w:rPr>
+              <w:t>_</w:t>
+            </w:r>
+            <w:r>
+              <w:rPr>
+                <w:sz w:val="24"/>
+                <w:szCs w:val="24"/>
+                <w:lang w:eastAsia="zh-CN"/>
+              </w:rPr>
+              <w:t>renew</w:t>
+            </w:r>
+            <w:proofErr w:type="spellEnd"/>
+            <w:r>
+              <w:rPr>
+                <w:sz w:val="24"/>
+                <w:szCs w:val="24"/>
+                <w:lang w:eastAsia="zh-CN"/>
+              </w:rPr>
+              <w:t>}}</w:t>
+            </w:r>
+          </w:p>
+        </w:tc>
+        <w:tc>
+          <w:tcPr>
+            <w:tcW w:w="2432" w:type="dxa"/>
+            <w:gridSpan w:val="6"/>
           </w:tcPr>
           <w:p>
             <w:pPr>
@@ -938,6 +1211,48 @@
                 <w:color w:val="FF0000"/>
               </w:rPr>
             </w:pPr>
+            <w:r>
+              <w:rPr>
+                <w:sz w:val="24"/>
+                <w:szCs w:val="24"/>
+                <w:lang w:eastAsia="zh-CN"/>
+              </w:rPr>
+              <w:t>{{</w:t>
+            </w:r>
+            <w:proofErr w:type="spellStart"/>
+            <w:r>
+              <w:rPr>
+                <w:sz w:val="24"/>
+                <w:szCs w:val="24"/>
+                <w:lang w:eastAsia="zh-CN"/>
+              </w:rPr>
+              <w:t>crane</w:t>
+            </w:r>
+            <w:r>
+              <w:rPr>
+                <w:sz w:val="24"/>
+                <w:szCs w:val="24"/>
+                <w:lang w:eastAsia="zh-CN"/>
+              </w:rPr>
+              <w:t>_</w:t>
+            </w:r>
+            <w:r>
+              <w:rPr>
+                <w:sz w:val="24"/>
+                <w:szCs w:val="24"/>
+                <w:lang w:eastAsia="zh-CN"/>
+              </w:rPr>
+              <w:t>expiry</w:t>
+            </w:r>
+            <w:proofErr w:type="spellEnd"/>
+            <w:r>
+              <w:rPr>
+                <w:sz w:val="24"/>
+                <w:szCs w:val="24"/>
+                <w:lang w:eastAsia="zh-CN"/>
+              </w:rPr>
+              <w:t>}}</w:t>
+            </w:r>
           </w:p>
         </w:tc>
       </w:tr>
@@ -964,13 +1279,55 @@
         <w:tc>
           <w:tcPr>
             <w:tcW w:w="6666" w:type="dxa"/>
-            <w:gridSpan w:val="10"/>
-          </w:tcPr>
-          <w:p>
-            <w:pPr>
-              <w:pStyle w:val="ListParagraph"/>
-              <w:ind w:left="0"/>
-            </w:pPr>
+            <w:gridSpan w:val="9"/>
+          </w:tcPr>
+          <w:p>
+            <w:pPr>
+              <w:pStyle w:val="ListParagraph"/>
+              <w:ind w:left="0"/>
+            </w:pPr>
+            <w:r>
+              <w:rPr>
+                <w:sz w:val="24"/>
+                <w:szCs w:val="24"/>
+                <w:lang w:eastAsia="zh-CN"/>
+              </w:rPr>
+              <w:t>{{</w:t>
+            </w:r>
+            <w:proofErr w:type="spellStart"/>
+            <w:r>
+              <w:rPr>
+                <w:sz w:val="24"/>
+                <w:szCs w:val="24"/>
+                <w:lang w:eastAsia="zh-CN"/>
+              </w:rPr>
+              <w:t>crane</w:t>
+            </w:r>
+            <w:r>
+              <w:rPr>
+                <w:sz w:val="24"/>
+                <w:szCs w:val="24"/>
+                <w:lang w:eastAsia="zh-CN"/>
+              </w:rPr>
+              <w:t>_</w:t>
+            </w:r>
+            <w:r>
+              <w:rPr>
+                <w:sz w:val="24"/>
+                <w:szCs w:val="24"/>
+                <w:lang w:eastAsia="zh-CN"/>
+              </w:rPr>
+              <w:t>swl</w:t>
+            </w:r>
+            <w:proofErr w:type="spellEnd"/>
+            <w:r>
+              <w:rPr>
+                <w:sz w:val="24"/>
+                <w:szCs w:val="24"/>
+                <w:lang w:eastAsia="zh-CN"/>
+              </w:rPr>
+              <w:t>}}</w:t>
+            </w:r>
           </w:p>
         </w:tc>
       </w:tr>
@@ -990,23 +1347,131 @@
               <w:ind w:left="0"/>
             </w:pPr>
             <w:r>
-              <w:t>Max. Boom/Jig length</w:t>
-            </w:r>
-          </w:p>
-        </w:tc>
-        <w:tc>
-          <w:tcPr>
-            <w:tcW w:w="6666" w:type="dxa"/>
-            <w:gridSpan w:val="10"/>
-          </w:tcPr>
-          <w:p>
-            <w:pPr>
-              <w:pStyle w:val="ListParagraph"/>
-              <w:ind w:left="0"/>
-              <w:rPr>
-                <w:color w:val="FF0000"/>
-              </w:rPr>
-            </w:pPr>
+              <w:t>Intended load radius</w:t>
+            </w:r>
+          </w:p>
+        </w:tc>
+        <w:tc>
+          <w:tcPr>
+            <w:tcW w:w="2017" w:type="dxa"/>
+            <w:gridSpan w:val="3"/>
+          </w:tcPr>
+          <w:p>
+            <w:pPr>
+              <w:pStyle w:val="ListParagraph"/>
+              <w:ind w:left="0"/>
+            </w:pPr>
+            <w:r>
+              <w:rPr>
+                <w:sz w:val="24"/>
+                <w:szCs w:val="24"/>
+                <w:lang w:eastAsia="zh-CN"/>
+              </w:rPr>
+              <w:t>{{</w:t>
+            </w:r>
+            <w:proofErr w:type="spellStart"/>
+            <w:r>
+              <w:rPr>
+                <w:sz w:val="24"/>
+                <w:szCs w:val="24"/>
+                <w:lang w:eastAsia="zh-CN"/>
+              </w:rPr>
+              <w:t>crane</w:t>
+            </w:r>
+            <w:r>
+              <w:rPr>
+                <w:sz w:val="24"/>
+                <w:szCs w:val="24"/>
+                <w:lang w:eastAsia="zh-CN"/>
+              </w:rPr>
+              <w:t>_</w:t>
+            </w:r>
+            <w:r>
+              <w:rPr>
+                <w:sz w:val="24"/>
+                <w:szCs w:val="24"/>
+                <w:lang w:eastAsia="zh-CN"/>
+              </w:rPr>
+              <w:t>radius</w:t>
+            </w:r>
+            <w:proofErr w:type="spellEnd"/>
+            <w:r>
+              <w:rPr>
+                <w:sz w:val="24"/>
+                <w:szCs w:val="24"/>
+                <w:lang w:eastAsia="zh-CN"/>
+              </w:rPr>
+              <w:t xml:space="preserve"> }}</w:t>
+            </w:r>
+          </w:p>
+        </w:tc>
+        <w:tc>
+          <w:tcPr>
+            <w:tcW w:w="1985" w:type="dxa"/>
+            <w:gridSpan w:val="2"/>
+          </w:tcPr>
+          <w:p>
+            <w:pPr>
+              <w:pStyle w:val="ListParagraph"/>
+              <w:ind w:left="0"/>
+            </w:pPr>
+            <w:r>
+              <w:t>SWL at this radius</w:t>
+            </w:r>
+          </w:p>
+        </w:tc>
+        <w:tc>
+          <w:tcPr>
+            <w:tcW w:w="2664" w:type="dxa"/>
+            <w:gridSpan w:val="4"/>
+          </w:tcPr>
+          <w:p>
+            <w:pPr>
+              <w:pStyle w:val="ListParagraph"/>
+              <w:ind w:left="0"/>
+            </w:pPr>
+            <w:r>
+              <w:rPr>
+                <w:sz w:val="24"/>
+                <w:szCs w:val="24"/>
+                <w:lang w:eastAsia="zh-CN"/>
+              </w:rPr>
+              <w:t>{{</w:t>
+            </w:r>
+            <w:proofErr w:type="spellStart"/>
+            <w:r>
+              <w:rPr>
+                <w:sz w:val="24"/>
+                <w:szCs w:val="24"/>
+                <w:lang w:eastAsia="zh-CN"/>
+              </w:rPr>
+              <w:t>crane</w:t>
+            </w:r>
+            <w:r>
+              <w:rPr>
+                <w:sz w:val="24"/>
+                <w:szCs w:val="24"/>
+                <w:lang w:eastAsia="zh-CN"/>
+              </w:rPr>
+              <w:t>_</w:t>
+            </w:r>
+            <w:r>
+              <w:rPr>
+                <w:sz w:val="24"/>
+                <w:szCs w:val="24"/>
+                <w:lang w:eastAsia="zh-CN"/>
+              </w:rPr>
+              <w:t>swl_radius</w:t>
+            </w:r>
+            <w:proofErr w:type="spellEnd"/>
+            <w:r>
+              <w:rPr>
+                <w:sz w:val="24"/>
+                <w:szCs w:val="24"/>
+                <w:lang w:eastAsia="zh-CN"/>
+              </w:rPr>
+              <w:t>}}</w:t>
+            </w:r>
           </w:p>
         </w:tc>
       </w:tr>
@@ -1026,47 +1491,49 @@
               <w:ind w:left="0"/>
             </w:pPr>
             <w:r>
-              <w:t>Intended load radius</w:t>
-            </w:r>
-          </w:p>
-        </w:tc>
-        <w:tc>
-          <w:tcPr>
-            <w:tcW w:w="1600" w:type="dxa"/>
-            <w:gridSpan w:val="4"/>
-          </w:tcPr>
-          <w:p>
-            <w:pPr>
-              <w:pStyle w:val="ListParagraph"/>
-              <w:ind w:left="0"/>
-            </w:pPr>
-          </w:p>
-        </w:tc>
-        <w:tc>
-          <w:tcPr>
-            <w:tcW w:w="2373" w:type="dxa"/>
-            <w:gridSpan w:val="3"/>
-          </w:tcPr>
-          <w:p>
-            <w:pPr>
-              <w:pStyle w:val="ListParagraph"/>
-              <w:ind w:left="0"/>
-            </w:pPr>
-            <w:r>
-              <w:t>SWL at this radius</w:t>
-            </w:r>
-          </w:p>
-        </w:tc>
-        <w:tc>
-          <w:tcPr>
-            <w:tcW w:w="2693" w:type="dxa"/>
-            <w:gridSpan w:val="3"/>
-          </w:tcPr>
-          <w:p>
-            <w:pPr>
-              <w:pStyle w:val="ListParagraph"/>
-              <w:ind w:left="0"/>
-            </w:pPr>
+              <w:t>Type of lifting gears</w:t>
+            </w:r>
+          </w:p>
+        </w:tc>
+        <w:tc>
+          <w:tcPr>
+            <w:tcW w:w="6666" w:type="dxa"/>
+            <w:gridSpan w:val="9"/>
+          </w:tcPr>
+          <w:p>
+            <w:pPr>
+              <w:pStyle w:val="ListParagraph"/>
+              <w:ind w:left="0"/>
+              <w:rPr>
+                <w:color w:val="FF0000"/>
+              </w:rPr>
+            </w:pPr>
+            <w:r>
+              <w:rPr>
+                <w:sz w:val="24"/>
+                <w:szCs w:val="24"/>
+                <w:lang w:eastAsia="zh-CN"/>
+              </w:rPr>
+              <w:t>{{</w:t>
+            </w:r>
+            <w:proofErr w:type="spellStart"/>
+            <w:r>
+              <w:rPr>
+                <w:sz w:val="24"/>
+                <w:szCs w:val="24"/>
+                <w:lang w:eastAsia="zh-CN"/>
+              </w:rPr>
+              <w:t>lifting_gear</w:t>
+            </w:r>
+            <w:proofErr w:type="spellEnd"/>
+            <w:r>
+              <w:rPr>
+                <w:sz w:val="24"/>
+                <w:szCs w:val="24"/>
+                <w:lang w:eastAsia="zh-CN"/>
+              </w:rPr>
+              <w:t>}}</w:t>
+            </w:r>
           </w:p>
         </w:tc>
       </w:tr>
@@ -1086,14 +1553,14 @@
               <w:ind w:left="0"/>
             </w:pPr>
             <w:r>
-              <w:t>Type of lifting gears</w:t>
-            </w:r>
-          </w:p>
-        </w:tc>
-        <w:tc>
-          <w:tcPr>
-            <w:tcW w:w="6666" w:type="dxa"/>
-            <w:gridSpan w:val="10"/>
+              <w:t>Combined weight of lifting gears</w:t>
+            </w:r>
+          </w:p>
+        </w:tc>
+        <w:tc>
+          <w:tcPr>
+            <w:tcW w:w="2017" w:type="dxa"/>
+            <w:gridSpan w:val="3"/>
           </w:tcPr>
           <w:p>
             <w:pPr>
@@ -1103,6 +1570,99 @@
                 <w:color w:val="FF0000"/>
               </w:rPr>
             </w:pPr>
+            <w:r>
+              <w:rPr>
+                <w:sz w:val="24"/>
+                <w:szCs w:val="24"/>
+                <w:lang w:eastAsia="zh-CN"/>
+              </w:rPr>
+              <w:t>{{</w:t>
+            </w:r>
+            <w:proofErr w:type="spellStart"/>
+            <w:r>
+              <w:rPr>
+                <w:sz w:val="24"/>
+                <w:szCs w:val="24"/>
+                <w:lang w:eastAsia="zh-CN"/>
+              </w:rPr>
+              <w:t>lifting_gear</w:t>
+            </w:r>
+            <w:r>
+              <w:rPr>
+                <w:sz w:val="24"/>
+                <w:szCs w:val="24"/>
+                <w:lang w:eastAsia="zh-CN"/>
+              </w:rPr>
+              <w:t>_wt</w:t>
+            </w:r>
+            <w:proofErr w:type="spellEnd"/>
+            <w:r>
+              <w:rPr>
+                <w:sz w:val="24"/>
+                <w:szCs w:val="24"/>
+                <w:lang w:eastAsia="zh-CN"/>
+              </w:rPr>
+              <w:t>}}</w:t>
+            </w:r>
+          </w:p>
+        </w:tc>
+        <w:tc>
+          <w:tcPr>
+            <w:tcW w:w="1985" w:type="dxa"/>
+            <w:gridSpan w:val="2"/>
+          </w:tcPr>
+          <w:p>
+            <w:pPr>
+              <w:pStyle w:val="ListParagraph"/>
+              <w:ind w:left="0"/>
+              <w:rPr>
+                <w:color w:val="FF0000"/>
+              </w:rPr>
+            </w:pPr>
+            <w:r>
+              <w:t>SWL of lifting gear</w:t>
+            </w:r>
+          </w:p>
+        </w:tc>
+        <w:tc>
+          <w:tcPr>
+            <w:tcW w:w="2664" w:type="dxa"/>
+            <w:gridSpan w:val="4"/>
+          </w:tcPr>
+          <w:p>
+            <w:pPr>
+              <w:pStyle w:val="ListParagraph"/>
+              <w:ind w:left="0"/>
+              <w:rPr>
+                <w:color w:val="FF0000"/>
+              </w:rPr>
+            </w:pPr>
+            <w:r>
+              <w:rPr>
+                <w:sz w:val="24"/>
+                <w:szCs w:val="24"/>
+                <w:lang w:eastAsia="zh-CN"/>
+              </w:rPr>
+              <w:t>{{</w:t>
+            </w:r>
+            <w:proofErr w:type="spellStart"/>
+            <w:r>
+              <w:rPr>
+                <w:sz w:val="24"/>
+                <w:szCs w:val="24"/>
+                <w:lang w:eastAsia="zh-CN"/>
+              </w:rPr>
+              <w:t>total_swl_lg</w:t>
+            </w:r>
+            <w:proofErr w:type="spellEnd"/>
+            <w:r>
+              <w:rPr>
+                <w:sz w:val="24"/>
+                <w:szCs w:val="24"/>
+                <w:lang w:eastAsia="zh-CN"/>
+              </w:rPr>
+              <w:t>}}</w:t>
+            </w:r>
           </w:p>
         </w:tc>
       </w:tr>
@@ -1122,75 +1682,6 @@
               <w:ind w:left="0"/>
             </w:pPr>
             <w:r>
-              <w:t>Combined weight of lifting gears</w:t>
-            </w:r>
-          </w:p>
-        </w:tc>
-        <w:tc>
-          <w:tcPr>
-            <w:tcW w:w="1559" w:type="dxa"/>
-            <w:gridSpan w:val="3"/>
-          </w:tcPr>
-          <w:p>
-            <w:pPr>
-              <w:pStyle w:val="ListParagraph"/>
-              <w:ind w:left="0"/>
-              <w:rPr>
-                <w:color w:val="FF0000"/>
-              </w:rPr>
-            </w:pPr>
-          </w:p>
-        </w:tc>
-        <w:tc>
-          <w:tcPr>
-            <w:tcW w:w="2414" w:type="dxa"/>
-            <w:gridSpan w:val="4"/>
-          </w:tcPr>
-          <w:p>
-            <w:pPr>
-              <w:pStyle w:val="ListParagraph"/>
-              <w:ind w:left="0"/>
-              <w:rPr>
-                <w:color w:val="FF0000"/>
-              </w:rPr>
-            </w:pPr>
-            <w:r>
-              <w:t>SWL of lifting gear</w:t>
-            </w:r>
-          </w:p>
-        </w:tc>
-        <w:tc>
-          <w:tcPr>
-            <w:tcW w:w="2693" w:type="dxa"/>
-            <w:gridSpan w:val="3"/>
-          </w:tcPr>
-          <w:p>
-            <w:pPr>
-              <w:pStyle w:val="ListParagraph"/>
-              <w:ind w:left="0"/>
-              <w:rPr>
-                <w:color w:val="FF0000"/>
-              </w:rPr>
-            </w:pPr>
-          </w:p>
-        </w:tc>
-      </w:tr>
-      <w:tr>
-        <w:trPr>
-          <w:gridAfter w:val="1"/>
-          <w:wAfter w:w="3688" w:type="dxa"/>
-        </w:trPr>
-        <w:tc>
-          <w:tcPr>
-            <w:tcW w:w="3541" w:type="dxa"/>
-            <w:gridSpan w:val="3"/>
-          </w:tcPr>
-          <w:p>
-            <w:pPr>
-              <w:pStyle w:val="ListParagraph"/>
-              <w:ind w:left="0"/>
-            </w:pPr>
-            <w:r>
               <w:t>Certification of lifting gears</w:t>
             </w:r>
           </w:p>
@@ -1198,7 +1689,7 @@
         <w:tc>
           <w:tcPr>
             <w:tcW w:w="6666" w:type="dxa"/>
-            <w:gridSpan w:val="10"/>
+            <w:gridSpan w:val="9"/>
           </w:tcPr>
           <w:p>
             <w:pPr>
@@ -1212,7 +1703,7 @@
               <w:sdtPr>
                 <w:id w:val="-356735728"/>
                 <w14:checkbox>
-                  <w14:checked w14:val="1"/>
+                  <w14:checked w14:val="0"/>
                   <w14:checkedState w14:val="2612" w14:font="MS Gothic"/>
                   <w14:uncheckedState w14:val="2610" w14:font="MS Gothic"/>
                 </w14:checkbox>
@@ -1222,7 +1713,7 @@
                   <w:rPr>
                     <w:rFonts w:ascii="MS Gothic" w:eastAsia="MS Gothic" w:hAnsi="MS Gothic" w:hint="eastAsia"/>
                   </w:rPr>
-                  <w:t>☒</w:t>
+                  <w:t>☐</w:t>
                 </w:r>
               </w:sdtContent>
             </w:sdt>
@@ -1276,7 +1767,7 @@
         <w:tc>
           <w:tcPr>
             <w:tcW w:w="6666" w:type="dxa"/>
-            <w:gridSpan w:val="10"/>
+            <w:gridSpan w:val="9"/>
           </w:tcPr>
           <w:p>
             <w:pPr>
@@ -1286,6 +1777,48 @@
                 <w:color w:val="FF0000"/>
               </w:rPr>
             </w:pPr>
+            <w:r>
+              <w:rPr>
+                <w:sz w:val="24"/>
+                <w:szCs w:val="24"/>
+                <w:lang w:eastAsia="zh-CN"/>
+              </w:rPr>
+              <w:t>{{</w:t>
+            </w:r>
+            <w:proofErr w:type="spellStart"/>
+            <w:r>
+              <w:rPr>
+                <w:sz w:val="24"/>
+                <w:szCs w:val="24"/>
+                <w:lang w:eastAsia="zh-CN"/>
+              </w:rPr>
+              <w:t>lg</w:t>
+            </w:r>
+            <w:r>
+              <w:rPr>
+                <w:sz w:val="24"/>
+                <w:szCs w:val="24"/>
+                <w:lang w:eastAsia="zh-CN"/>
+              </w:rPr>
+              <w:t>_</w:t>
+            </w:r>
+            <w:r>
+              <w:rPr>
+                <w:sz w:val="24"/>
+                <w:szCs w:val="24"/>
+                <w:lang w:eastAsia="zh-CN"/>
+              </w:rPr>
+              <w:t>expiry</w:t>
+            </w:r>
+            <w:proofErr w:type="spellEnd"/>
+            <w:r>
+              <w:rPr>
+                <w:sz w:val="24"/>
+                <w:szCs w:val="24"/>
+                <w:lang w:eastAsia="zh-CN"/>
+              </w:rPr>
+              <w:t>}}</w:t>
+            </w:r>
           </w:p>
         </w:tc>
       </w:tr>
@@ -1297,7 +1830,7 @@
         <w:tc>
           <w:tcPr>
             <w:tcW w:w="10207" w:type="dxa"/>
-            <w:gridSpan w:val="13"/>
+            <w:gridSpan w:val="12"/>
           </w:tcPr>
           <w:p>
             <w:pPr>
@@ -1318,7 +1851,7 @@
         <w:tc>
           <w:tcPr>
             <w:tcW w:w="10207" w:type="dxa"/>
-            <w:gridSpan w:val="13"/>
+            <w:gridSpan w:val="12"/>
           </w:tcPr>
           <w:p>
             <w:pPr>
@@ -1344,7 +1877,7 @@
         </w:trPr>
         <w:tc>
           <w:tcPr>
-            <w:tcW w:w="5100" w:type="dxa"/>
+            <w:tcW w:w="5558" w:type="dxa"/>
             <w:gridSpan w:val="6"/>
           </w:tcPr>
           <w:p>
@@ -1359,8 +1892,8 @@
         </w:tc>
         <w:tc>
           <w:tcPr>
-            <w:tcW w:w="5107" w:type="dxa"/>
-            <w:gridSpan w:val="7"/>
+            <w:tcW w:w="4649" w:type="dxa"/>
+            <w:gridSpan w:val="6"/>
           </w:tcPr>
           <w:p>
             <w:pPr>
@@ -1419,7 +1952,7 @@
         </w:trPr>
         <w:tc>
           <w:tcPr>
-            <w:tcW w:w="5100" w:type="dxa"/>
+            <w:tcW w:w="5558" w:type="dxa"/>
             <w:gridSpan w:val="6"/>
           </w:tcPr>
           <w:p>
@@ -1440,8 +1973,8 @@
         </w:tc>
         <w:tc>
           <w:tcPr>
-            <w:tcW w:w="5107" w:type="dxa"/>
-            <w:gridSpan w:val="7"/>
+            <w:tcW w:w="4649" w:type="dxa"/>
+            <w:gridSpan w:val="6"/>
           </w:tcPr>
           <w:p>
             <w:pPr>
@@ -1540,7 +2073,7 @@
         <w:tc>
           <w:tcPr>
             <w:tcW w:w="10207" w:type="dxa"/>
-            <w:gridSpan w:val="13"/>
+            <w:gridSpan w:val="12"/>
           </w:tcPr>
           <w:p>
             <w:pPr>
@@ -1561,7 +2094,7 @@
         <w:tc>
           <w:tcPr>
             <w:tcW w:w="10207" w:type="dxa"/>
-            <w:gridSpan w:val="13"/>
+            <w:gridSpan w:val="12"/>
           </w:tcPr>
           <w:p>
             <w:pPr>
@@ -1602,8 +2135,8 @@
         </w:tc>
         <w:tc>
           <w:tcPr>
-            <w:tcW w:w="4507" w:type="dxa"/>
-            <w:gridSpan w:val="8"/>
+            <w:tcW w:w="4536" w:type="dxa"/>
+            <w:gridSpan w:val="6"/>
           </w:tcPr>
           <w:p>
             <w:pPr>
@@ -1617,8 +2150,8 @@
         </w:tc>
         <w:tc>
           <w:tcPr>
-            <w:tcW w:w="2693" w:type="dxa"/>
-            <w:gridSpan w:val="3"/>
+            <w:tcW w:w="2664" w:type="dxa"/>
+            <w:gridSpan w:val="4"/>
           </w:tcPr>
           <w:p>
             <w:pPr>
@@ -1653,8 +2186,8 @@
         </w:tc>
         <w:tc>
           <w:tcPr>
-            <w:tcW w:w="4507" w:type="dxa"/>
-            <w:gridSpan w:val="8"/>
+            <w:tcW w:w="4536" w:type="dxa"/>
+            <w:gridSpan w:val="6"/>
           </w:tcPr>
           <w:p>
             <w:pPr>
@@ -1680,8 +2213,8 @@
         </w:tc>
         <w:tc>
           <w:tcPr>
-            <w:tcW w:w="2693" w:type="dxa"/>
-            <w:gridSpan w:val="3"/>
+            <w:tcW w:w="2664" w:type="dxa"/>
+            <w:gridSpan w:val="4"/>
           </w:tcPr>
           <w:p>
             <w:pPr>
@@ -1713,8 +2246,8 @@
         </w:tc>
         <w:tc>
           <w:tcPr>
-            <w:tcW w:w="4507" w:type="dxa"/>
-            <w:gridSpan w:val="8"/>
+            <w:tcW w:w="4536" w:type="dxa"/>
+            <w:gridSpan w:val="6"/>
           </w:tcPr>
           <w:p>
             <w:pPr>
@@ -1740,8 +2273,8 @@
         </w:tc>
         <w:tc>
           <w:tcPr>
-            <w:tcW w:w="2693" w:type="dxa"/>
-            <w:gridSpan w:val="3"/>
+            <w:tcW w:w="2664" w:type="dxa"/>
+            <w:gridSpan w:val="4"/>
           </w:tcPr>
           <w:p>
             <w:pPr>
@@ -1766,6 +2299,7 @@
           </w:tcPr>
           <w:p>
             <w:r>
+              <w:lastRenderedPageBreak/>
               <w:t xml:space="preserve"> Lifting  </w:t>
             </w:r>
             <w:r>
@@ -1775,8 +2309,8 @@
         </w:tc>
         <w:tc>
           <w:tcPr>
-            <w:tcW w:w="4507" w:type="dxa"/>
-            <w:gridSpan w:val="8"/>
+            <w:tcW w:w="4536" w:type="dxa"/>
+            <w:gridSpan w:val="6"/>
           </w:tcPr>
           <w:p>
             <w:pPr>
@@ -1824,8 +2358,8 @@
         </w:tc>
         <w:tc>
           <w:tcPr>
-            <w:tcW w:w="2693" w:type="dxa"/>
-            <w:gridSpan w:val="3"/>
+            <w:tcW w:w="2664" w:type="dxa"/>
+            <w:gridSpan w:val="4"/>
           </w:tcPr>
           <w:p>
             <w:pPr>
@@ -1854,15 +2388,14 @@
               <w:ind w:left="360"/>
             </w:pPr>
             <w:r>
-              <w:lastRenderedPageBreak/>
               <w:t>Rigger/Signalman</w:t>
             </w:r>
           </w:p>
         </w:tc>
         <w:tc>
           <w:tcPr>
-            <w:tcW w:w="4507" w:type="dxa"/>
-            <w:gridSpan w:val="8"/>
+            <w:tcW w:w="4536" w:type="dxa"/>
+            <w:gridSpan w:val="6"/>
           </w:tcPr>
           <w:p>
             <w:pPr>
@@ -1891,8 +2424,8 @@
         </w:tc>
         <w:tc>
           <w:tcPr>
-            <w:tcW w:w="2693" w:type="dxa"/>
-            <w:gridSpan w:val="3"/>
+            <w:tcW w:w="2664" w:type="dxa"/>
+            <w:gridSpan w:val="4"/>
           </w:tcPr>
           <w:p>
             <w:pPr>
@@ -1927,8 +2460,8 @@
         </w:tc>
         <w:tc>
           <w:tcPr>
-            <w:tcW w:w="4507" w:type="dxa"/>
-            <w:gridSpan w:val="8"/>
+            <w:tcW w:w="4536" w:type="dxa"/>
+            <w:gridSpan w:val="6"/>
           </w:tcPr>
           <w:p>
             <w:pPr>
@@ -1957,8 +2490,8 @@
         </w:tc>
         <w:tc>
           <w:tcPr>
-            <w:tcW w:w="2693" w:type="dxa"/>
-            <w:gridSpan w:val="3"/>
+            <w:tcW w:w="2664" w:type="dxa"/>
+            <w:gridSpan w:val="4"/>
           </w:tcPr>
           <w:p>
             <w:pPr>
@@ -1983,7 +2516,7 @@
         <w:tc>
           <w:tcPr>
             <w:tcW w:w="10207" w:type="dxa"/>
-            <w:gridSpan w:val="13"/>
+            <w:gridSpan w:val="12"/>
           </w:tcPr>
           <w:p>
             <w:pPr>
@@ -2004,7 +2537,7 @@
         <w:tc>
           <w:tcPr>
             <w:tcW w:w="10207" w:type="dxa"/>
-            <w:gridSpan w:val="13"/>
+            <w:gridSpan w:val="12"/>
           </w:tcPr>
           <w:p>
             <w:pPr>
@@ -2047,7 +2580,7 @@
         <w:tc>
           <w:tcPr>
             <w:tcW w:w="5608" w:type="dxa"/>
-            <w:gridSpan w:val="10"/>
+            <w:gridSpan w:val="8"/>
           </w:tcPr>
           <w:p>
             <w:pPr>
@@ -2070,7 +2603,7 @@
         <w:tc>
           <w:tcPr>
             <w:tcW w:w="2615" w:type="dxa"/>
-            <w:gridSpan w:val="2"/>
+            <w:gridSpan w:val="3"/>
           </w:tcPr>
           <w:p>
             <w:pPr>
@@ -2143,7 +2676,7 @@
         <w:tc>
           <w:tcPr>
             <w:tcW w:w="5608" w:type="dxa"/>
-            <w:gridSpan w:val="10"/>
+            <w:gridSpan w:val="8"/>
           </w:tcPr>
           <w:p>
             <w:pPr>
@@ -2158,7 +2691,7 @@
         <w:tc>
           <w:tcPr>
             <w:tcW w:w="2615" w:type="dxa"/>
-            <w:gridSpan w:val="2"/>
+            <w:gridSpan w:val="3"/>
           </w:tcPr>
           <w:p>
             <w:pPr>
@@ -2232,7 +2765,7 @@
         <w:tc>
           <w:tcPr>
             <w:tcW w:w="5608" w:type="dxa"/>
-            <w:gridSpan w:val="10"/>
+            <w:gridSpan w:val="8"/>
           </w:tcPr>
           <w:p>
             <w:pPr>
@@ -2247,7 +2780,7 @@
         <w:tc>
           <w:tcPr>
             <w:tcW w:w="2615" w:type="dxa"/>
-            <w:gridSpan w:val="2"/>
+            <w:gridSpan w:val="3"/>
           </w:tcPr>
           <w:p>
             <w:pPr>
@@ -2318,7 +2851,7 @@
         <w:tc>
           <w:tcPr>
             <w:tcW w:w="5608" w:type="dxa"/>
-            <w:gridSpan w:val="10"/>
+            <w:gridSpan w:val="8"/>
           </w:tcPr>
           <w:p>
             <w:pPr>
@@ -2333,7 +2866,7 @@
         <w:tc>
           <w:tcPr>
             <w:tcW w:w="2615" w:type="dxa"/>
-            <w:gridSpan w:val="2"/>
+            <w:gridSpan w:val="3"/>
           </w:tcPr>
           <w:p>
             <w:pPr>
@@ -2407,7 +2940,7 @@
         <w:tc>
           <w:tcPr>
             <w:tcW w:w="5608" w:type="dxa"/>
-            <w:gridSpan w:val="10"/>
+            <w:gridSpan w:val="8"/>
           </w:tcPr>
           <w:p>
             <w:pPr>
@@ -2422,7 +2955,7 @@
         <w:tc>
           <w:tcPr>
             <w:tcW w:w="2615" w:type="dxa"/>
-            <w:gridSpan w:val="2"/>
+            <w:gridSpan w:val="3"/>
           </w:tcPr>
           <w:p>
             <w:pPr>
@@ -2505,7 +3038,7 @@
         <w:tc>
           <w:tcPr>
             <w:tcW w:w="5608" w:type="dxa"/>
-            <w:gridSpan w:val="10"/>
+            <w:gridSpan w:val="8"/>
           </w:tcPr>
           <w:p>
             <w:pPr>
@@ -2520,7 +3053,7 @@
         <w:tc>
           <w:tcPr>
             <w:tcW w:w="2615" w:type="dxa"/>
-            <w:gridSpan w:val="2"/>
+            <w:gridSpan w:val="3"/>
           </w:tcPr>
           <w:p>
             <w:pPr>
@@ -2531,7 +3064,7 @@
               <w:sdtPr>
                 <w:id w:val="-2137332394"/>
                 <w14:checkbox>
-                  <w14:checked w14:val="0"/>
+                  <w14:checked w14:val="1"/>
                   <w14:checkedState w14:val="2612" w14:font="MS Gothic"/>
                   <w14:uncheckedState w14:val="2610" w14:font="MS Gothic"/>
                 </w14:checkbox>
@@ -2541,7 +3074,7 @@
                   <w:rPr>
                     <w:rFonts w:ascii="MS Gothic" w:eastAsia="MS Gothic" w:hAnsi="MS Gothic" w:hint="eastAsia"/>
                   </w:rPr>
-                  <w:t>☐</w:t>
+                  <w:t>☒</w:t>
                 </w:r>
               </w:sdtContent>
             </w:sdt>
@@ -2595,7 +3128,7 @@
         <w:tc>
           <w:tcPr>
             <w:tcW w:w="8223" w:type="dxa"/>
-            <w:gridSpan w:val="12"/>
+            <w:gridSpan w:val="11"/>
           </w:tcPr>
           <w:p>
             <w:pPr>
@@ -2613,7 +3146,7 @@
         <w:tc>
           <w:tcPr>
             <w:tcW w:w="10207" w:type="dxa"/>
-            <w:gridSpan w:val="13"/>
+            <w:gridSpan w:val="12"/>
           </w:tcPr>
           <w:p>
             <w:pPr>
@@ -2631,7 +3164,7 @@
         <w:tc>
           <w:tcPr>
             <w:tcW w:w="10207" w:type="dxa"/>
-            <w:gridSpan w:val="13"/>
+            <w:gridSpan w:val="12"/>
           </w:tcPr>
           <w:p>
             <w:pPr>
@@ -2658,7 +3191,7 @@
         <w:tc>
           <w:tcPr>
             <w:tcW w:w="6692" w:type="dxa"/>
-            <w:gridSpan w:val="8"/>
+            <w:gridSpan w:val="7"/>
           </w:tcPr>
           <w:p>
             <w:pPr>
@@ -2698,7 +3231,7 @@
         <w:tc>
           <w:tcPr>
             <w:tcW w:w="6692" w:type="dxa"/>
-            <w:gridSpan w:val="8"/>
+            <w:gridSpan w:val="7"/>
           </w:tcPr>
           <w:p>
             <w:r>
@@ -2730,7 +3263,7 @@
         <w:tc>
           <w:tcPr>
             <w:tcW w:w="6692" w:type="dxa"/>
-            <w:gridSpan w:val="8"/>
+            <w:gridSpan w:val="7"/>
           </w:tcPr>
           <w:p>
             <w:r>
@@ -2759,7 +3292,7 @@
         <w:tc>
           <w:tcPr>
             <w:tcW w:w="6692" w:type="dxa"/>
-            <w:gridSpan w:val="8"/>
+            <w:gridSpan w:val="7"/>
           </w:tcPr>
           <w:p>
             <w:r>
@@ -2788,7 +3321,7 @@
         <w:tc>
           <w:tcPr>
             <w:tcW w:w="6692" w:type="dxa"/>
-            <w:gridSpan w:val="8"/>
+            <w:gridSpan w:val="7"/>
           </w:tcPr>
           <w:p>
             <w:r>
@@ -2816,7 +3349,7 @@
         <w:tc>
           <w:tcPr>
             <w:tcW w:w="6692" w:type="dxa"/>
-            <w:gridSpan w:val="8"/>
+            <w:gridSpan w:val="7"/>
           </w:tcPr>
           <w:p>
             <w:r>
@@ -2844,7 +3377,7 @@
         <w:tc>
           <w:tcPr>
             <w:tcW w:w="6692" w:type="dxa"/>
-            <w:gridSpan w:val="8"/>
+            <w:gridSpan w:val="7"/>
           </w:tcPr>
           <w:p>
             <w:r>
@@ -2872,7 +3405,7 @@
         <w:tc>
           <w:tcPr>
             <w:tcW w:w="6692" w:type="dxa"/>
-            <w:gridSpan w:val="8"/>
+            <w:gridSpan w:val="7"/>
           </w:tcPr>
           <w:p>
             <w:r>
@@ -2900,7 +3433,7 @@
         <w:tc>
           <w:tcPr>
             <w:tcW w:w="6692" w:type="dxa"/>
-            <w:gridSpan w:val="8"/>
+            <w:gridSpan w:val="7"/>
           </w:tcPr>
           <w:p>
             <w:r>
@@ -2928,7 +3461,7 @@
         <w:tc>
           <w:tcPr>
             <w:tcW w:w="6692" w:type="dxa"/>
-            <w:gridSpan w:val="8"/>
+            <w:gridSpan w:val="7"/>
           </w:tcPr>
           <w:p>
             <w:r>
@@ -2956,7 +3489,7 @@
         <w:tc>
           <w:tcPr>
             <w:tcW w:w="6692" w:type="dxa"/>
-            <w:gridSpan w:val="8"/>
+            <w:gridSpan w:val="7"/>
           </w:tcPr>
           <w:p>
             <w:r>
@@ -2984,7 +3517,7 @@
         <w:tc>
           <w:tcPr>
             <w:tcW w:w="6692" w:type="dxa"/>
-            <w:gridSpan w:val="8"/>
+            <w:gridSpan w:val="7"/>
           </w:tcPr>
           <w:p>
             <w:r>
@@ -3012,7 +3545,7 @@
         <w:tc>
           <w:tcPr>
             <w:tcW w:w="6692" w:type="dxa"/>
-            <w:gridSpan w:val="8"/>
+            <w:gridSpan w:val="7"/>
           </w:tcPr>
           <w:p>
             <w:r>
@@ -3036,7 +3569,7 @@
         <w:tc>
           <w:tcPr>
             <w:tcW w:w="10207" w:type="dxa"/>
-            <w:gridSpan w:val="13"/>
+            <w:gridSpan w:val="12"/>
           </w:tcPr>
           <w:p/>
         </w:tc>
@@ -3056,7 +3589,7 @@
         <w:tc>
           <w:tcPr>
             <w:tcW w:w="10207" w:type="dxa"/>
-            <w:gridSpan w:val="13"/>
+            <w:gridSpan w:val="12"/>
           </w:tcPr>
           <w:p>
             <w:pPr>
@@ -3129,7 +3662,7 @@
         <w:tc>
           <w:tcPr>
             <w:tcW w:w="2729" w:type="dxa"/>
-            <w:gridSpan w:val="4"/>
+            <w:gridSpan w:val="3"/>
           </w:tcPr>
           <w:p>
             <w:pPr>
@@ -3192,7 +3725,7 @@
         <w:tc>
           <w:tcPr>
             <w:tcW w:w="2729" w:type="dxa"/>
-            <w:gridSpan w:val="4"/>
+            <w:gridSpan w:val="3"/>
           </w:tcPr>
           <w:p>
             <w:pPr>
@@ -3251,7 +3784,7 @@
         <w:tc>
           <w:tcPr>
             <w:tcW w:w="2729" w:type="dxa"/>
-            <w:gridSpan w:val="4"/>
+            <w:gridSpan w:val="3"/>
           </w:tcPr>
           <w:p>
             <w:pPr>
@@ -3282,7 +3815,7 @@
         <w:trPr>
           <w:gridAfter w:val="1"/>
           <w:wAfter w:w="3688" w:type="dxa"/>
-          <w:trHeight w:val="555"/>
+          <w:trHeight w:val="666"/>
         </w:trPr>
         <w:tc>
           <w:tcPr>
@@ -3311,7 +3844,7 @@
         <w:tc>
           <w:tcPr>
             <w:tcW w:w="2729" w:type="dxa"/>
-            <w:gridSpan w:val="4"/>
+            <w:gridSpan w:val="3"/>
           </w:tcPr>
           <w:p>
             <w:pPr>
@@ -3336,66 +3869,6 @@
               <w:t xml:space="preserve">Date: </w:t>
             </w:r>
           </w:p>
-        </w:tc>
-      </w:tr>
-      <w:tr>
-        <w:trPr>
-          <w:trHeight w:val="633"/>
-        </w:trPr>
-        <w:tc>
-          <w:tcPr>
-            <w:tcW w:w="10207" w:type="dxa"/>
-            <w:gridSpan w:val="13"/>
-          </w:tcPr>
-          <w:p>
-            <w:pPr>
-              <w:pStyle w:val="ListParagraph"/>
-              <w:ind w:left="0"/>
-              <w:rPr>
-                <w:i/>
-              </w:rPr>
-            </w:pPr>
-            <w:r>
-              <w:rPr>
-                <w:i/>
-              </w:rPr>
-              <w:t>This</w:t>
-            </w:r>
-            <w:r>
-              <w:rPr>
-                <w:i/>
-              </w:rPr>
-              <w:t xml:space="preserve"> lifting plan shall be prepared by the lifting supervisor.</w:t>
-            </w:r>
-          </w:p>
-          <w:p>
-            <w:pPr>
-              <w:pStyle w:val="ListParagraph"/>
-              <w:ind w:left="0"/>
-            </w:pPr>
-            <w:r>
-              <w:rPr>
-                <w:i/>
-              </w:rPr>
-              <w:t>The Department Head responsible</w:t>
-            </w:r>
-            <w:r>
-              <w:rPr>
-                <w:i/>
-              </w:rPr>
-              <w:t xml:space="preserve"> shall approve the lifting plan / permit to work</w:t>
-            </w:r>
-          </w:p>
-        </w:tc>
-        <w:tc>
-          <w:tcPr>
-            <w:tcW w:w="3688" w:type="dxa"/>
-            <w:tcBorders>
-              <w:top w:val="nil"/>
-              <w:bottom w:val="nil"/>
-            </w:tcBorders>
-          </w:tcPr>
-          <w:p/>
         </w:tc>
       </w:tr>
     </w:tbl>
@@ -3785,7 +4258,6 @@
       </w:rPr>
     </w:pPr>
     <w:proofErr w:type="spellStart"/>
-    <w:proofErr w:type="gramStart"/>
     <w:r>
       <w:rPr>
         <w:rFonts w:ascii="Arial" w:hAnsi="Arial" w:cs="Arial"/>
@@ -3796,7 +4268,6 @@
       <w:t>Co.Reg.No</w:t>
     </w:r>
     <w:proofErr w:type="spellEnd"/>
-    <w:proofErr w:type="gramEnd"/>
     <w:r>
       <w:rPr>
         <w:rFonts w:ascii="Arial" w:hAnsi="Arial" w:cs="Arial"/>
@@ -3804,27 +4275,7 @@
         <w:sz w:val="21"/>
         <w:szCs w:val="21"/>
       </w:rPr>
-      <w:t xml:space="preserve">: 199603812E   GST Reg </w:t>
-    </w:r>
-    <w:proofErr w:type="gramStart"/>
-    <w:r>
-      <w:rPr>
-        <w:rFonts w:ascii="Arial" w:hAnsi="Arial" w:cs="Arial"/>
-        <w:color w:val="0000FF"/>
-        <w:sz w:val="21"/>
-        <w:szCs w:val="21"/>
-      </w:rPr>
-      <w:t>No. :</w:t>
-    </w:r>
-    <w:proofErr w:type="gramEnd"/>
-    <w:r>
-      <w:rPr>
-        <w:rFonts w:ascii="Arial" w:hAnsi="Arial" w:cs="Arial"/>
-        <w:color w:val="0000FF"/>
-        <w:sz w:val="21"/>
-        <w:szCs w:val="21"/>
-      </w:rPr>
-      <w:t xml:space="preserve"> M2-8923804 – 2</w:t>
+      <w:t>: 199603812E   GST Reg No. : M2-8923804 – 2</w:t>
     </w:r>
   </w:p>
   <w:p>

--- a/Templates/Lifting Plan Template.docx
+++ b/Templates/Lifting Plan Template.docx
@@ -223,8 +223,7 @@
         <w:gridCol w:w="851"/>
         <w:gridCol w:w="49"/>
         <w:gridCol w:w="234"/>
-        <w:gridCol w:w="22"/>
-        <w:gridCol w:w="2359"/>
+        <w:gridCol w:w="2381"/>
         <w:gridCol w:w="3688"/>
       </w:tblGrid>
       <w:tr>
@@ -235,7 +234,7 @@
         <w:tc>
           <w:tcPr>
             <w:tcW w:w="10207" w:type="dxa"/>
-            <w:gridSpan w:val="12"/>
+            <w:gridSpan w:val="11"/>
           </w:tcPr>
           <w:p>
             <w:pPr>
@@ -278,7 +277,7 @@
         <w:tc>
           <w:tcPr>
             <w:tcW w:w="7200" w:type="dxa"/>
-            <w:gridSpan w:val="10"/>
+            <w:gridSpan w:val="9"/>
           </w:tcPr>
           <w:p>
             <w:r>
@@ -339,7 +338,7 @@
         <w:tc>
           <w:tcPr>
             <w:tcW w:w="7200" w:type="dxa"/>
-            <w:gridSpan w:val="10"/>
+            <w:gridSpan w:val="9"/>
           </w:tcPr>
           <w:p>
             <w:r>
@@ -393,7 +392,7 @@
         <w:tc>
           <w:tcPr>
             <w:tcW w:w="7200" w:type="dxa"/>
-            <w:gridSpan w:val="10"/>
+            <w:gridSpan w:val="9"/>
             <w:tcBorders>
               <w:bottom w:val="single" w:sz="4" w:space="0" w:color="auto"/>
             </w:tcBorders>
@@ -491,7 +490,7 @@
         <w:tc>
           <w:tcPr>
             <w:tcW w:w="7200" w:type="dxa"/>
-            <w:gridSpan w:val="10"/>
+            <w:gridSpan w:val="9"/>
             <w:tcBorders>
               <w:bottom w:val="single" w:sz="4" w:space="0" w:color="auto"/>
             </w:tcBorders>
@@ -503,6 +502,9 @@
             </w:pPr>
             <w:r>
               <w:t>1 Day</w:t>
+            </w:r>
+            <w:r>
+              <w:t xml:space="preserve"> </w:t>
             </w:r>
           </w:p>
         </w:tc>
@@ -515,7 +517,7 @@
         <w:tc>
           <w:tcPr>
             <w:tcW w:w="10207" w:type="dxa"/>
-            <w:gridSpan w:val="12"/>
+            <w:gridSpan w:val="11"/>
             <w:tcBorders>
               <w:top w:val="single" w:sz="4" w:space="0" w:color="auto"/>
             </w:tcBorders>
@@ -538,7 +540,7 @@
         <w:tc>
           <w:tcPr>
             <w:tcW w:w="10207" w:type="dxa"/>
-            <w:gridSpan w:val="12"/>
+            <w:gridSpan w:val="11"/>
           </w:tcPr>
           <w:p>
             <w:pPr>
@@ -589,7 +591,7 @@
         <w:tc>
           <w:tcPr>
             <w:tcW w:w="7200" w:type="dxa"/>
-            <w:gridSpan w:val="10"/>
+            <w:gridSpan w:val="9"/>
           </w:tcPr>
           <w:p>
             <w:pPr>
@@ -660,7 +662,7 @@
         <w:tc>
           <w:tcPr>
             <w:tcW w:w="7200" w:type="dxa"/>
-            <w:gridSpan w:val="10"/>
+            <w:gridSpan w:val="9"/>
           </w:tcPr>
           <w:p>
             <w:pPr>
@@ -789,59 +791,88 @@
               <w:pStyle w:val="ListParagraph"/>
               <w:ind w:left="0"/>
             </w:pPr>
-            <w:sdt>
-              <w:sdtPr>
-                <w:id w:val="-691609222"/>
-                <w14:checkbox>
-                  <w14:checked w14:val="0"/>
-                  <w14:checkedState w14:val="2612" w14:font="MS Gothic"/>
-                  <w14:uncheckedState w14:val="2610" w14:font="MS Gothic"/>
-                </w14:checkbox>
-              </w:sdtPr>
-              <w:sdtContent>
-                <w:r>
-                  <w:rPr>
-                    <w:rFonts w:ascii="MS Gothic" w:eastAsia="MS Gothic" w:hAnsi="MS Gothic" w:hint="eastAsia"/>
-                  </w:rPr>
-                  <w:t>☐</w:t>
-                </w:r>
-              </w:sdtContent>
-            </w:sdt>
-            <w:r>
-              <w:t xml:space="preserve"> Known weight</w:t>
+            <w:r>
+              <w:rPr>
+                <w:sz w:val="20"/>
+                <w:szCs w:val="20"/>
+                <w:lang w:eastAsia="zh-CN"/>
+              </w:rPr>
+              <w:t>{{</w:t>
+            </w:r>
+            <w:r>
+              <w:rPr>
+                <w:sz w:val="20"/>
+                <w:szCs w:val="20"/>
+                <w:lang w:eastAsia="zh-CN"/>
+              </w:rPr>
+              <w:t>kw</w:t>
+            </w:r>
+            <w:r>
+              <w:rPr>
+                <w:sz w:val="20"/>
+                <w:szCs w:val="20"/>
+                <w:lang w:eastAsia="zh-CN"/>
+              </w:rPr>
+              <w:t>}}</w:t>
+            </w:r>
+            <w:r>
+              <w:rPr>
+                <w:sz w:val="24"/>
+                <w:szCs w:val="24"/>
+                <w:lang w:eastAsia="zh-CN"/>
+              </w:rPr>
+              <w:t xml:space="preserve"> </w:t>
+            </w:r>
+            <w:r>
+              <w:t>Known weight</w:t>
             </w:r>
           </w:p>
         </w:tc>
         <w:tc>
           <w:tcPr>
             <w:tcW w:w="2381" w:type="dxa"/>
-            <w:gridSpan w:val="2"/>
-          </w:tcPr>
-          <w:p>
-            <w:pPr>
-              <w:pStyle w:val="ListParagraph"/>
-              <w:ind w:left="0"/>
-            </w:pPr>
-            <w:sdt>
-              <w:sdtPr>
-                <w:id w:val="246073731"/>
-                <w14:checkbox>
-                  <w14:checked w14:val="0"/>
-                  <w14:checkedState w14:val="2612" w14:font="MS Gothic"/>
-                  <w14:uncheckedState w14:val="2610" w14:font="MS Gothic"/>
-                </w14:checkbox>
-              </w:sdtPr>
-              <w:sdtContent>
-                <w:r>
-                  <w:rPr>
-                    <w:rFonts w:ascii="MS Gothic" w:eastAsia="MS Gothic" w:hAnsi="MS Gothic" w:hint="eastAsia"/>
-                  </w:rPr>
-                  <w:t>☐</w:t>
-                </w:r>
-              </w:sdtContent>
-            </w:sdt>
-            <w:r>
-              <w:t xml:space="preserve"> Estimated weight</w:t>
+          </w:tcPr>
+          <w:p>
+            <w:pPr>
+              <w:pStyle w:val="ListParagraph"/>
+              <w:ind w:left="0"/>
+            </w:pPr>
+            <w:r>
+              <w:rPr>
+                <w:sz w:val="20"/>
+                <w:szCs w:val="20"/>
+                <w:lang w:eastAsia="zh-CN"/>
+              </w:rPr>
+              <w:t>{{</w:t>
+            </w:r>
+            <w:proofErr w:type="spellStart"/>
+            <w:r>
+              <w:rPr>
+                <w:sz w:val="20"/>
+                <w:szCs w:val="20"/>
+                <w:lang w:eastAsia="zh-CN"/>
+              </w:rPr>
+              <w:t>ew</w:t>
+            </w:r>
+            <w:proofErr w:type="spellEnd"/>
+            <w:r>
+              <w:rPr>
+                <w:sz w:val="20"/>
+                <w:szCs w:val="20"/>
+                <w:lang w:eastAsia="zh-CN"/>
+              </w:rPr>
+              <w:t>}}</w:t>
+            </w:r>
+            <w:r>
+              <w:rPr>
+                <w:sz w:val="24"/>
+                <w:szCs w:val="24"/>
+                <w:lang w:eastAsia="zh-CN"/>
+              </w:rPr>
+              <w:t xml:space="preserve"> </w:t>
+            </w:r>
+            <w:r>
+              <w:t>Estimated weight</w:t>
             </w:r>
           </w:p>
         </w:tc>
@@ -876,26 +907,42 @@
               <w:pStyle w:val="ListParagraph"/>
               <w:ind w:left="0"/>
             </w:pPr>
-            <w:sdt>
-              <w:sdtPr>
-                <w:id w:val="2020578718"/>
-                <w14:checkbox>
-                  <w14:checked w14:val="0"/>
-                  <w14:checkedState w14:val="2612" w14:font="MS Gothic"/>
-                  <w14:uncheckedState w14:val="2610" w14:font="MS Gothic"/>
-                </w14:checkbox>
-              </w:sdtPr>
-              <w:sdtContent>
-                <w:r>
-                  <w:rPr>
-                    <w:rFonts w:ascii="MS Gothic" w:eastAsia="MS Gothic" w:hAnsi="MS Gothic" w:hint="eastAsia"/>
-                  </w:rPr>
-                  <w:t>☐</w:t>
-                </w:r>
-              </w:sdtContent>
-            </w:sdt>
-            <w:r>
-              <w:t xml:space="preserve"> Obvious</w:t>
+            <w:r>
+              <w:rPr>
+                <w:sz w:val="20"/>
+                <w:szCs w:val="20"/>
+                <w:lang w:eastAsia="zh-CN"/>
+              </w:rPr>
+              <w:t>{{</w:t>
+            </w:r>
+            <w:proofErr w:type="spellStart"/>
+            <w:r>
+              <w:rPr>
+                <w:sz w:val="20"/>
+                <w:szCs w:val="20"/>
+                <w:lang w:eastAsia="zh-CN"/>
+              </w:rPr>
+              <w:t>obv</w:t>
+            </w:r>
+            <w:proofErr w:type="spellEnd"/>
+            <w:r>
+              <w:rPr>
+                <w:sz w:val="20"/>
+                <w:szCs w:val="20"/>
+                <w:lang w:eastAsia="zh-CN"/>
+              </w:rPr>
+              <w:t>}}</w:t>
+            </w:r>
+            <w:r>
+              <w:rPr>
+                <w:sz w:val="24"/>
+                <w:szCs w:val="24"/>
+                <w:lang w:eastAsia="zh-CN"/>
+              </w:rPr>
+              <w:t xml:space="preserve"> </w:t>
+            </w:r>
+            <w:r>
+              <w:t>Obvious</w:t>
             </w:r>
           </w:p>
         </w:tc>
@@ -910,25 +957,79 @@
               <w:ind w:left="0"/>
             </w:pPr>
             <w:r>
-              <w:sym w:font="Symbol" w:char="F0F0"/>
-            </w:r>
-            <w:r>
-              <w:t xml:space="preserve"> Estimated </w:t>
+              <w:t xml:space="preserve"> </w:t>
+            </w:r>
+            <w:r>
+              <w:rPr>
+                <w:sz w:val="20"/>
+                <w:szCs w:val="20"/>
+                <w:lang w:eastAsia="zh-CN"/>
+              </w:rPr>
+              <w:t>{{</w:t>
+            </w:r>
+            <w:r>
+              <w:rPr>
+                <w:sz w:val="20"/>
+                <w:szCs w:val="20"/>
+                <w:lang w:eastAsia="zh-CN"/>
+              </w:rPr>
+              <w:t>Est</w:t>
+            </w:r>
+            <w:r>
+              <w:rPr>
+                <w:sz w:val="20"/>
+                <w:szCs w:val="20"/>
+                <w:lang w:eastAsia="zh-CN"/>
+              </w:rPr>
+              <w:t>}}</w:t>
+            </w:r>
+            <w:r>
+              <w:rPr>
+                <w:sz w:val="24"/>
+                <w:szCs w:val="24"/>
+                <w:lang w:eastAsia="zh-CN"/>
+              </w:rPr>
+              <w:t xml:space="preserve"> </w:t>
+            </w:r>
+            <w:r>
+              <w:t xml:space="preserve">Estimated </w:t>
             </w:r>
           </w:p>
         </w:tc>
         <w:tc>
           <w:tcPr>
             <w:tcW w:w="2381" w:type="dxa"/>
-            <w:gridSpan w:val="2"/>
-          </w:tcPr>
-          <w:p>
-            <w:pPr>
-              <w:pStyle w:val="ListParagraph"/>
-              <w:ind w:left="0"/>
-            </w:pPr>
-            <w:r>
-              <w:sym w:font="Symbol" w:char="F0F0"/>
+          </w:tcPr>
+          <w:p>
+            <w:pPr>
+              <w:pStyle w:val="ListParagraph"/>
+              <w:ind w:left="0"/>
+            </w:pPr>
+            <w:r>
+              <w:rPr>
+                <w:sz w:val="20"/>
+                <w:szCs w:val="20"/>
+                <w:lang w:eastAsia="zh-CN"/>
+              </w:rPr>
+              <w:t>{{</w:t>
+            </w:r>
+            <w:proofErr w:type="spellStart"/>
+            <w:r>
+              <w:rPr>
+                <w:sz w:val="20"/>
+                <w:szCs w:val="20"/>
+                <w:lang w:eastAsia="zh-CN"/>
+              </w:rPr>
+              <w:t>dbd</w:t>
+            </w:r>
+            <w:proofErr w:type="spellEnd"/>
+            <w:r>
+              <w:rPr>
+                <w:sz w:val="20"/>
+                <w:szCs w:val="20"/>
+                <w:lang w:eastAsia="zh-CN"/>
+              </w:rPr>
+              <w:t>}}</w:t>
             </w:r>
             <w:r>
               <w:t xml:space="preserve"> Determined by drawing</w:t>
@@ -944,7 +1045,7 @@
         <w:tc>
           <w:tcPr>
             <w:tcW w:w="10207" w:type="dxa"/>
-            <w:gridSpan w:val="12"/>
+            <w:gridSpan w:val="11"/>
           </w:tcPr>
           <w:p>
             <w:pPr>
@@ -962,7 +1063,7 @@
         <w:tc>
           <w:tcPr>
             <w:tcW w:w="10207" w:type="dxa"/>
-            <w:gridSpan w:val="12"/>
+            <w:gridSpan w:val="11"/>
           </w:tcPr>
           <w:p>
             <w:pPr>
@@ -1004,6 +1105,40 @@
           </w:tcPr>
           <w:p>
             <w:r>
+              <w:rPr>
+                <w:sz w:val="20"/>
+                <w:szCs w:val="20"/>
+                <w:lang w:eastAsia="zh-CN"/>
+              </w:rPr>
+              <w:t>{{</w:t>
+            </w:r>
+            <w:proofErr w:type="spellStart"/>
+            <w:r>
+              <w:rPr>
+                <w:sz w:val="20"/>
+                <w:szCs w:val="20"/>
+                <w:lang w:eastAsia="zh-CN"/>
+              </w:rPr>
+              <w:t>mob_cr</w:t>
+            </w:r>
+            <w:proofErr w:type="spellEnd"/>
+            <w:r>
+              <w:rPr>
+                <w:sz w:val="20"/>
+                <w:szCs w:val="20"/>
+                <w:lang w:eastAsia="zh-CN"/>
+              </w:rPr>
+              <w:t>}}</w:t>
+            </w:r>
+            <w:r>
+              <w:rPr>
+                <w:sz w:val="24"/>
+                <w:szCs w:val="24"/>
+                <w:lang w:eastAsia="zh-CN"/>
+              </w:rPr>
+              <w:t xml:space="preserve"> </w:t>
+            </w:r>
+            <w:r>
               <w:t>Mobile</w:t>
             </w:r>
             <w:r>
@@ -1012,56 +1147,54 @@
             <w:r>
               <w:t xml:space="preserve">    </w:t>
             </w:r>
-            <w:sdt>
-              <w:sdtPr>
-                <w:id w:val="-1130545235"/>
-                <w14:checkbox>
-                  <w14:checked w14:val="0"/>
-                  <w14:checkedState w14:val="2612" w14:font="MS Gothic"/>
-                  <w14:uncheckedState w14:val="2610" w14:font="MS Gothic"/>
-                </w14:checkbox>
-              </w:sdtPr>
-              <w:sdtContent>
-                <w:r>
-                  <w:rPr>
-                    <w:rFonts w:ascii="MS Gothic" w:eastAsia="MS Gothic" w:hAnsi="MS Gothic" w:hint="eastAsia"/>
-                  </w:rPr>
-                  <w:t>☐</w:t>
-                </w:r>
-              </w:sdtContent>
-            </w:sdt>
           </w:p>
         </w:tc>
         <w:tc>
           <w:tcPr>
             <w:tcW w:w="2664" w:type="dxa"/>
-            <w:gridSpan w:val="4"/>
-          </w:tcPr>
-          <w:p>
+            <w:gridSpan w:val="3"/>
+          </w:tcPr>
+          <w:p>
+            <w:r>
+              <w:rPr>
+                <w:sz w:val="20"/>
+                <w:szCs w:val="20"/>
+                <w:lang w:eastAsia="zh-CN"/>
+              </w:rPr>
+              <w:t>{{</w:t>
+            </w:r>
+            <w:proofErr w:type="spellStart"/>
+            <w:r>
+              <w:rPr>
+                <w:sz w:val="20"/>
+                <w:szCs w:val="20"/>
+                <w:lang w:eastAsia="zh-CN"/>
+              </w:rPr>
+              <w:t>lor_cr</w:t>
+            </w:r>
+            <w:proofErr w:type="spellEnd"/>
+            <w:r>
+              <w:rPr>
+                <w:sz w:val="20"/>
+                <w:szCs w:val="20"/>
+                <w:lang w:eastAsia="zh-CN"/>
+              </w:rPr>
+              <w:t>}}</w:t>
+            </w:r>
+            <w:r>
+              <w:rPr>
+                <w:sz w:val="24"/>
+                <w:szCs w:val="24"/>
+                <w:lang w:eastAsia="zh-CN"/>
+              </w:rPr>
+              <w:t xml:space="preserve"> </w:t>
+            </w:r>
             <w:r>
               <w:t xml:space="preserve">Lorry loader </w:t>
             </w:r>
             <w:r>
               <w:t xml:space="preserve">   </w:t>
             </w:r>
-            <w:sdt>
-              <w:sdtPr>
-                <w:id w:val="-872919009"/>
-                <w14:checkbox>
-                  <w14:checked w14:val="0"/>
-                  <w14:checkedState w14:val="2612" w14:font="MS Gothic"/>
-                  <w14:uncheckedState w14:val="2610" w14:font="MS Gothic"/>
-                </w14:checkbox>
-              </w:sdtPr>
-              <w:sdtContent>
-                <w:r>
-                  <w:rPr>
-                    <w:rFonts w:ascii="MS Gothic" w:eastAsia="MS Gothic" w:hAnsi="MS Gothic" w:hint="eastAsia"/>
-                  </w:rPr>
-                  <w:t>☐</w:t>
-                </w:r>
-              </w:sdtContent>
-            </w:sdt>
           </w:p>
         </w:tc>
       </w:tr>
@@ -1084,7 +1217,7 @@
         <w:tc>
           <w:tcPr>
             <w:tcW w:w="6666" w:type="dxa"/>
-            <w:gridSpan w:val="9"/>
+            <w:gridSpan w:val="8"/>
           </w:tcPr>
           <w:p>
             <w:r>
@@ -1189,8 +1322,8 @@
         </w:tc>
         <w:tc>
           <w:tcPr>
-            <w:tcW w:w="2432" w:type="dxa"/>
-            <w:gridSpan w:val="6"/>
+            <w:tcW w:w="2410" w:type="dxa"/>
+            <w:gridSpan w:val="5"/>
           </w:tcPr>
           <w:p>
             <w:pPr>
@@ -1205,7 +1338,7 @@
         </w:tc>
         <w:tc>
           <w:tcPr>
-            <w:tcW w:w="2359" w:type="dxa"/>
+            <w:tcW w:w="2381" w:type="dxa"/>
           </w:tcPr>
           <w:p>
             <w:pPr>
@@ -1281,7 +1414,7 @@
         <w:tc>
           <w:tcPr>
             <w:tcW w:w="6666" w:type="dxa"/>
-            <w:gridSpan w:val="9"/>
+            <w:gridSpan w:val="8"/>
           </w:tcPr>
           <w:p>
             <w:pPr>
@@ -1425,7 +1558,7 @@
         <w:tc>
           <w:tcPr>
             <w:tcW w:w="2664" w:type="dxa"/>
-            <w:gridSpan w:val="4"/>
+            <w:gridSpan w:val="3"/>
           </w:tcPr>
           <w:p>
             <w:pPr>
@@ -1500,7 +1633,7 @@
         <w:tc>
           <w:tcPr>
             <w:tcW w:w="6666" w:type="dxa"/>
-            <w:gridSpan w:val="9"/>
+            <w:gridSpan w:val="8"/>
           </w:tcPr>
           <w:p>
             <w:pPr>
@@ -1587,15 +1720,7 @@
                 <w:szCs w:val="24"/>
                 <w:lang w:eastAsia="zh-CN"/>
               </w:rPr>
-              <w:t>lifting_gear</w:t>
-            </w:r>
-            <w:r>
-              <w:rPr>
-                <w:sz w:val="24"/>
-                <w:szCs w:val="24"/>
-                <w:lang w:eastAsia="zh-CN"/>
-              </w:rPr>
-              <w:t>_wt</w:t>
+              <w:t>lifting_gear_wt</w:t>
             </w:r>
             <w:proofErr w:type="spellEnd"/>
             <w:r>
@@ -1629,7 +1754,7 @@
         <w:tc>
           <w:tcPr>
             <w:tcW w:w="2664" w:type="dxa"/>
-            <w:gridSpan w:val="4"/>
+            <w:gridSpan w:val="3"/>
           </w:tcPr>
           <w:p>
             <w:pPr>
@@ -1691,58 +1816,107 @@
         <w:tc>
           <w:tcPr>
             <w:tcW w:w="6666" w:type="dxa"/>
-            <w:gridSpan w:val="9"/>
-          </w:tcPr>
-          <w:p>
-            <w:pPr>
-              <w:pStyle w:val="ListParagraph"/>
-              <w:ind w:left="0"/>
-              <w:rPr>
-                <w:color w:val="FF0000"/>
-              </w:rPr>
-            </w:pPr>
-            <w:sdt>
-              <w:sdtPr>
-                <w:id w:val="-356735728"/>
-                <w14:checkbox>
-                  <w14:checked w14:val="0"/>
-                  <w14:checkedState w14:val="2612" w14:font="MS Gothic"/>
-                  <w14:uncheckedState w14:val="2610" w14:font="MS Gothic"/>
-                </w14:checkbox>
-              </w:sdtPr>
-              <w:sdtContent>
-                <w:r>
-                  <w:rPr>
-                    <w:rFonts w:ascii="MS Gothic" w:eastAsia="MS Gothic" w:hAnsi="MS Gothic" w:hint="eastAsia"/>
-                  </w:rPr>
-                  <w:t>☐</w:t>
-                </w:r>
-              </w:sdtContent>
-            </w:sdt>
-            <w:r>
-              <w:t xml:space="preserve">  Yes                                     </w:t>
-            </w:r>
-            <w:sdt>
-              <w:sdtPr>
-                <w:id w:val="1629349337"/>
-                <w14:checkbox>
-                  <w14:checked w14:val="0"/>
-                  <w14:checkedState w14:val="2612" w14:font="MS Gothic"/>
-                  <w14:uncheckedState w14:val="2610" w14:font="MS Gothic"/>
-                </w14:checkbox>
-              </w:sdtPr>
-              <w:sdtContent>
-                <w:r>
-                  <w:rPr>
-                    <w:rFonts w:ascii="MS Gothic" w:eastAsia="MS Gothic" w:hAnsi="MS Gothic" w:hint="eastAsia"/>
-                  </w:rPr>
-                  <w:t>☐</w:t>
-                </w:r>
-              </w:sdtContent>
-            </w:sdt>
-            <w:r>
-              <w:t xml:space="preserve">  No</w:t>
-            </w:r>
+            <w:gridSpan w:val="8"/>
+          </w:tcPr>
+          <w:p>
+            <w:pPr>
+              <w:pStyle w:val="ListParagraph"/>
+              <w:ind w:left="0"/>
+              <w:rPr>
+                <w:sz w:val="20"/>
+                <w:szCs w:val="20"/>
+                <w:lang w:eastAsia="zh-CN"/>
+              </w:rPr>
+            </w:pPr>
+            <w:r>
+              <w:rPr>
+                <w:sz w:val="20"/>
+                <w:szCs w:val="20"/>
+                <w:lang w:eastAsia="zh-CN"/>
+              </w:rPr>
+              <w:t>{{</w:t>
+            </w:r>
+            <w:proofErr w:type="spellStart"/>
+            <w:r>
+              <w:rPr>
+                <w:sz w:val="20"/>
+                <w:szCs w:val="20"/>
+                <w:lang w:eastAsia="zh-CN"/>
+              </w:rPr>
+              <w:t>c_lg_y</w:t>
+            </w:r>
+            <w:proofErr w:type="spellEnd"/>
+            <w:r>
+              <w:rPr>
+                <w:sz w:val="20"/>
+                <w:szCs w:val="20"/>
+                <w:lang w:eastAsia="zh-CN"/>
+              </w:rPr>
+              <w:t>}}</w:t>
+            </w:r>
+            <w:r>
+              <w:rPr>
+                <w:sz w:val="24"/>
+                <w:szCs w:val="24"/>
+                <w:lang w:eastAsia="zh-CN"/>
+              </w:rPr>
+              <w:t xml:space="preserve"> </w:t>
+            </w:r>
+            <w:r>
+              <w:t xml:space="preserve">Yes                                 </w:t>
+            </w:r>
+            <w:proofErr w:type="gramStart"/>
+            <w:r>
+              <w:t xml:space="preserve">   </w:t>
+            </w:r>
+            <w:r>
+              <w:rPr>
+                <w:sz w:val="20"/>
+                <w:szCs w:val="20"/>
+                <w:lang w:eastAsia="zh-CN"/>
+              </w:rPr>
+              <w:t>{</w:t>
+            </w:r>
+            <w:proofErr w:type="gramEnd"/>
+            <w:r>
+              <w:rPr>
+                <w:sz w:val="20"/>
+                <w:szCs w:val="20"/>
+                <w:lang w:eastAsia="zh-CN"/>
+              </w:rPr>
+              <w:t>{</w:t>
+            </w:r>
+            <w:proofErr w:type="spellStart"/>
+            <w:r>
+              <w:rPr>
+                <w:sz w:val="20"/>
+                <w:szCs w:val="20"/>
+                <w:lang w:eastAsia="zh-CN"/>
+              </w:rPr>
+              <w:t>c_lg_y</w:t>
+            </w:r>
+            <w:proofErr w:type="spellEnd"/>
+            <w:proofErr w:type="gramStart"/>
+            <w:r>
+              <w:rPr>
+                <w:sz w:val="20"/>
+                <w:szCs w:val="20"/>
+                <w:lang w:eastAsia="zh-CN"/>
+              </w:rPr>
+              <w:t>}}</w:t>
+            </w:r>
+            <w:r>
+              <w:rPr>
+                <w:sz w:val="24"/>
+                <w:szCs w:val="24"/>
+                <w:lang w:eastAsia="zh-CN"/>
+              </w:rPr>
+              <w:t xml:space="preserve"> </w:t>
+            </w:r>
+            <w:r>
+              <w:t xml:space="preserve"> No</w:t>
+            </w:r>
+            <w:proofErr w:type="gramEnd"/>
           </w:p>
         </w:tc>
       </w:tr>
@@ -1769,7 +1943,7 @@
         <w:tc>
           <w:tcPr>
             <w:tcW w:w="6666" w:type="dxa"/>
-            <w:gridSpan w:val="9"/>
+            <w:gridSpan w:val="8"/>
           </w:tcPr>
           <w:p>
             <w:pPr>
@@ -1832,7 +2006,7 @@
         <w:tc>
           <w:tcPr>
             <w:tcW w:w="10207" w:type="dxa"/>
-            <w:gridSpan w:val="12"/>
+            <w:gridSpan w:val="11"/>
           </w:tcPr>
           <w:p>
             <w:pPr>
@@ -1853,7 +2027,7 @@
         <w:tc>
           <w:tcPr>
             <w:tcW w:w="10207" w:type="dxa"/>
-            <w:gridSpan w:val="12"/>
+            <w:gridSpan w:val="11"/>
           </w:tcPr>
           <w:p>
             <w:pPr>
@@ -1895,54 +2069,85 @@
         <w:tc>
           <w:tcPr>
             <w:tcW w:w="4649" w:type="dxa"/>
-            <w:gridSpan w:val="6"/>
-          </w:tcPr>
-          <w:p>
-            <w:pPr>
-              <w:pStyle w:val="ListParagraph"/>
-              <w:ind w:left="0"/>
-            </w:pPr>
-            <w:sdt>
-              <w:sdtPr>
-                <w:id w:val="1212308982"/>
-                <w14:checkbox>
-                  <w14:checked w14:val="0"/>
-                  <w14:checkedState w14:val="2612" w14:font="MS Gothic"/>
-                  <w14:uncheckedState w14:val="2610" w14:font="MS Gothic"/>
-                </w14:checkbox>
-              </w:sdtPr>
-              <w:sdtContent>
-                <w:r>
-                  <w:rPr>
-                    <w:rFonts w:ascii="MS Gothic" w:eastAsia="MS Gothic" w:hAnsi="MS Gothic" w:hint="eastAsia"/>
-                  </w:rPr>
-                  <w:t>☐</w:t>
-                </w:r>
-              </w:sdtContent>
-            </w:sdt>
-            <w:r>
-              <w:t xml:space="preserve">  Yes   </w:t>
-            </w:r>
-            <w:sdt>
-              <w:sdtPr>
-                <w:id w:val="-1184132176"/>
-                <w14:checkbox>
-                  <w14:checked w14:val="0"/>
-                  <w14:checkedState w14:val="2612" w14:font="MS Gothic"/>
-                  <w14:uncheckedState w14:val="2610" w14:font="MS Gothic"/>
-                </w14:checkbox>
-              </w:sdtPr>
-              <w:sdtContent>
-                <w:r>
-                  <w:rPr>
-                    <w:rFonts w:ascii="MS Gothic" w:eastAsia="MS Gothic" w:hAnsi="MS Gothic" w:hint="eastAsia"/>
-                  </w:rPr>
-                  <w:t>☐</w:t>
-                </w:r>
-              </w:sdtContent>
-            </w:sdt>
-            <w:r>
-              <w:t xml:space="preserve">  No</w:t>
+            <w:gridSpan w:val="5"/>
+          </w:tcPr>
+          <w:p>
+            <w:pPr>
+              <w:pStyle w:val="ListParagraph"/>
+              <w:ind w:left="0"/>
+            </w:pPr>
+            <w:r>
+              <w:rPr>
+                <w:sz w:val="20"/>
+                <w:szCs w:val="20"/>
+                <w:lang w:eastAsia="zh-CN"/>
+              </w:rPr>
+              <w:t>{{</w:t>
+            </w:r>
+            <w:r>
+              <w:rPr>
+                <w:sz w:val="20"/>
+                <w:szCs w:val="20"/>
+                <w:lang w:eastAsia="zh-CN"/>
+              </w:rPr>
+              <w:t>coms</w:t>
+            </w:r>
+            <w:r>
+              <w:rPr>
+                <w:sz w:val="20"/>
+                <w:szCs w:val="20"/>
+                <w:lang w:eastAsia="zh-CN"/>
+              </w:rPr>
+              <w:t>}}</w:t>
+            </w:r>
+            <w:r>
+              <w:t xml:space="preserve"> </w:t>
+            </w:r>
+            <w:r>
+              <w:t xml:space="preserve">Yes   </w:t>
+            </w:r>
+            <w:proofErr w:type="gramStart"/>
+            <w:r>
+              <w:t xml:space="preserve">   </w:t>
+            </w:r>
+            <w:r>
+              <w:rPr>
+                <w:sz w:val="20"/>
+                <w:szCs w:val="20"/>
+                <w:lang w:eastAsia="zh-CN"/>
+              </w:rPr>
+              <w:t>{</w:t>
+            </w:r>
+            <w:proofErr w:type="gramEnd"/>
+            <w:r>
+              <w:rPr>
+                <w:sz w:val="20"/>
+                <w:szCs w:val="20"/>
+                <w:lang w:eastAsia="zh-CN"/>
+              </w:rPr>
+              <w:t>{</w:t>
+            </w:r>
+            <w:r>
+              <w:rPr>
+                <w:sz w:val="20"/>
+                <w:szCs w:val="20"/>
+                <w:lang w:eastAsia="zh-CN"/>
+              </w:rPr>
+              <w:t>coms</w:t>
+            </w:r>
+            <w:r>
+              <w:rPr>
+                <w:sz w:val="20"/>
+                <w:szCs w:val="20"/>
+                <w:lang w:eastAsia="zh-CN"/>
+              </w:rPr>
+              <w:t>}}</w:t>
+            </w:r>
+            <w:r>
+              <w:t xml:space="preserve"> </w:t>
+            </w:r>
+            <w:r>
+              <w:t>No</w:t>
             </w:r>
           </w:p>
         </w:tc>
@@ -1976,87 +2181,33 @@
         <w:tc>
           <w:tcPr>
             <w:tcW w:w="4649" w:type="dxa"/>
-            <w:gridSpan w:val="6"/>
-          </w:tcPr>
-          <w:p>
-            <w:pPr>
-              <w:pStyle w:val="ListParagraph"/>
-              <w:ind w:left="0"/>
-            </w:pPr>
-            <w:sdt>
-              <w:sdtPr>
-                <w:id w:val="-169105993"/>
-                <w14:checkbox>
-                  <w14:checked w14:val="1"/>
-                  <w14:checkedState w14:val="2612" w14:font="MS Gothic"/>
-                  <w14:uncheckedState w14:val="2610" w14:font="MS Gothic"/>
-                </w14:checkbox>
-              </w:sdtPr>
-              <w:sdtContent>
-                <w:r>
-                  <w:rPr>
-                    <w:rFonts w:ascii="MS Gothic" w:eastAsia="MS Gothic" w:hAnsi="MS Gothic" w:hint="eastAsia"/>
-                  </w:rPr>
-                  <w:t>☒</w:t>
-                </w:r>
-              </w:sdtContent>
-            </w:sdt>
-            <w:r>
-              <w:t xml:space="preserve"> Standard hand signals</w:t>
-            </w:r>
-          </w:p>
-          <w:p>
-            <w:pPr>
-              <w:pStyle w:val="ListParagraph"/>
-              <w:ind w:left="0"/>
-            </w:pPr>
-            <w:sdt>
-              <w:sdtPr>
-                <w:id w:val="-659928925"/>
-                <w14:checkbox>
-                  <w14:checked w14:val="0"/>
-                  <w14:checkedState w14:val="2612" w14:font="MS Gothic"/>
-                  <w14:uncheckedState w14:val="2610" w14:font="MS Gothic"/>
-                </w14:checkbox>
-              </w:sdtPr>
-              <w:sdtContent>
-                <w:r>
-                  <w:rPr>
-                    <w:rFonts w:ascii="MS Gothic" w:eastAsia="MS Gothic" w:hAnsi="MS Gothic" w:hint="eastAsia"/>
-                  </w:rPr>
-                  <w:t>☐</w:t>
-                </w:r>
-              </w:sdtContent>
-            </w:sdt>
-            <w:r>
-              <w:t xml:space="preserve"> Radio</w:t>
-            </w:r>
-          </w:p>
-          <w:p>
-            <w:pPr>
-              <w:pStyle w:val="ListParagraph"/>
-              <w:ind w:left="0"/>
-            </w:pPr>
-            <w:sdt>
-              <w:sdtPr>
-                <w:id w:val="-487790759"/>
-                <w14:checkbox>
-                  <w14:checked w14:val="0"/>
-                  <w14:checkedState w14:val="2612" w14:font="MS Gothic"/>
-                  <w14:uncheckedState w14:val="2610" w14:font="MS Gothic"/>
-                </w14:checkbox>
-              </w:sdtPr>
-              <w:sdtContent>
-                <w:r>
-                  <w:rPr>
-                    <w:rFonts w:ascii="MS Gothic" w:eastAsia="MS Gothic" w:hAnsi="MS Gothic" w:hint="eastAsia"/>
-                  </w:rPr>
-                  <w:t>☐</w:t>
-                </w:r>
-              </w:sdtContent>
-            </w:sdt>
-            <w:r>
-              <w:t xml:space="preserve"> Others_____________________________</w:t>
+            <w:gridSpan w:val="5"/>
+          </w:tcPr>
+          <w:p>
+            <w:pPr>
+              <w:pStyle w:val="ListParagraph"/>
+              <w:ind w:left="0"/>
+            </w:pPr>
+            <w:r>
+              <w:t>Standard hand signals</w:t>
+            </w:r>
+          </w:p>
+          <w:p>
+            <w:pPr>
+              <w:pStyle w:val="ListParagraph"/>
+              <w:ind w:left="0"/>
+            </w:pPr>
+            <w:r>
+              <w:t>Radio</w:t>
+            </w:r>
+          </w:p>
+          <w:p>
+            <w:pPr>
+              <w:pStyle w:val="ListParagraph"/>
+              <w:ind w:left="0"/>
+            </w:pPr>
+            <w:r>
+              <w:t>Others_____________________________</w:t>
             </w:r>
           </w:p>
           <w:p>
@@ -2075,7 +2226,7 @@
         <w:tc>
           <w:tcPr>
             <w:tcW w:w="10207" w:type="dxa"/>
-            <w:gridSpan w:val="12"/>
+            <w:gridSpan w:val="11"/>
           </w:tcPr>
           <w:p>
             <w:pPr>
@@ -2096,7 +2247,7 @@
         <w:tc>
           <w:tcPr>
             <w:tcW w:w="10207" w:type="dxa"/>
-            <w:gridSpan w:val="12"/>
+            <w:gridSpan w:val="11"/>
           </w:tcPr>
           <w:p>
             <w:pPr>
@@ -2153,7 +2304,7 @@
         <w:tc>
           <w:tcPr>
             <w:tcW w:w="2664" w:type="dxa"/>
-            <w:gridSpan w:val="4"/>
+            <w:gridSpan w:val="3"/>
           </w:tcPr>
           <w:p>
             <w:pPr>
@@ -2216,7 +2367,7 @@
         <w:tc>
           <w:tcPr>
             <w:tcW w:w="2664" w:type="dxa"/>
-            <w:gridSpan w:val="4"/>
+            <w:gridSpan w:val="3"/>
           </w:tcPr>
           <w:p>
             <w:pPr>
@@ -2276,7 +2427,7 @@
         <w:tc>
           <w:tcPr>
             <w:tcW w:w="2664" w:type="dxa"/>
-            <w:gridSpan w:val="4"/>
+            <w:gridSpan w:val="3"/>
           </w:tcPr>
           <w:p>
             <w:pPr>
@@ -2369,7 +2520,7 @@
         <w:tc>
           <w:tcPr>
             <w:tcW w:w="2664" w:type="dxa"/>
-            <w:gridSpan w:val="4"/>
+            <w:gridSpan w:val="3"/>
           </w:tcPr>
           <w:p>
             <w:pPr>
@@ -2435,7 +2586,7 @@
         <w:tc>
           <w:tcPr>
             <w:tcW w:w="2664" w:type="dxa"/>
-            <w:gridSpan w:val="4"/>
+            <w:gridSpan w:val="3"/>
           </w:tcPr>
           <w:p>
             <w:pPr>
@@ -2501,7 +2652,7 @@
         <w:tc>
           <w:tcPr>
             <w:tcW w:w="2664" w:type="dxa"/>
-            <w:gridSpan w:val="4"/>
+            <w:gridSpan w:val="3"/>
           </w:tcPr>
           <w:p>
             <w:pPr>
@@ -2526,7 +2677,7 @@
         <w:tc>
           <w:tcPr>
             <w:tcW w:w="10207" w:type="dxa"/>
-            <w:gridSpan w:val="12"/>
+            <w:gridSpan w:val="11"/>
           </w:tcPr>
           <w:p>
             <w:pPr>
@@ -2547,7 +2698,7 @@
         <w:tc>
           <w:tcPr>
             <w:tcW w:w="10207" w:type="dxa"/>
-            <w:gridSpan w:val="12"/>
+            <w:gridSpan w:val="11"/>
           </w:tcPr>
           <w:p>
             <w:pPr>
@@ -2613,55 +2764,102 @@
         <w:tc>
           <w:tcPr>
             <w:tcW w:w="2615" w:type="dxa"/>
-            <w:gridSpan w:val="3"/>
-          </w:tcPr>
-          <w:p>
-            <w:pPr>
-              <w:pStyle w:val="ListParagraph"/>
-              <w:ind w:left="0"/>
-            </w:pPr>
-            <w:sdt>
-              <w:sdtPr>
-                <w:id w:val="-808168139"/>
-                <w14:checkbox>
-                  <w14:checked w14:val="0"/>
-                  <w14:checkedState w14:val="2612" w14:font="MS Gothic"/>
-                  <w14:uncheckedState w14:val="2610" w14:font="MS Gothic"/>
-                </w14:checkbox>
-              </w:sdtPr>
-              <w:sdtContent>
-                <w:r>
-                  <w:rPr>
-                    <w:rFonts w:ascii="MS Gothic" w:eastAsia="MS Gothic" w:hAnsi="MS Gothic" w:hint="eastAsia"/>
-                  </w:rPr>
-                  <w:t>☐</w:t>
-                </w:r>
-              </w:sdtContent>
-            </w:sdt>
-            <w:r>
-              <w:t xml:space="preserve">  Yes   </w:t>
-            </w:r>
-            <w:sdt>
-              <w:sdtPr>
-                <w:id w:val="1737438411"/>
-                <w14:checkbox>
-                  <w14:checked w14:val="0"/>
-                  <w14:checkedState w14:val="2612" w14:font="MS Gothic"/>
-                  <w14:uncheckedState w14:val="2610" w14:font="MS Gothic"/>
-                </w14:checkbox>
-              </w:sdtPr>
-              <w:sdtContent>
-                <w:r>
-                  <w:rPr>
-                    <w:rFonts w:ascii="MS Gothic" w:eastAsia="MS Gothic" w:hAnsi="MS Gothic" w:hint="eastAsia"/>
-                  </w:rPr>
-                  <w:t>☐</w:t>
-                </w:r>
-              </w:sdtContent>
-            </w:sdt>
-            <w:r>
-              <w:t xml:space="preserve">  No</w:t>
-            </w:r>
+            <w:gridSpan w:val="2"/>
+          </w:tcPr>
+          <w:p>
+            <w:pPr>
+              <w:pStyle w:val="ListParagraph"/>
+              <w:ind w:left="0"/>
+            </w:pPr>
+            <w:r>
+              <w:rPr>
+                <w:sz w:val="20"/>
+                <w:szCs w:val="20"/>
+                <w:lang w:eastAsia="zh-CN"/>
+              </w:rPr>
+              <w:t>{{</w:t>
+            </w:r>
+            <w:proofErr w:type="spellStart"/>
+            <w:r>
+              <w:rPr>
+                <w:sz w:val="20"/>
+                <w:szCs w:val="20"/>
+                <w:lang w:eastAsia="zh-CN"/>
+              </w:rPr>
+              <w:t>gc_y</w:t>
+            </w:r>
+            <w:proofErr w:type="spellEnd"/>
+            <w:r>
+              <w:rPr>
+                <w:sz w:val="20"/>
+                <w:szCs w:val="20"/>
+                <w:lang w:eastAsia="zh-CN"/>
+              </w:rPr>
+              <w:t>}}</w:t>
+            </w:r>
+            <w:r>
+              <w:rPr>
+                <w:sz w:val="24"/>
+                <w:szCs w:val="24"/>
+                <w:lang w:eastAsia="zh-CN"/>
+              </w:rPr>
+              <w:t xml:space="preserve"> </w:t>
+            </w:r>
+            <w:r>
+              <w:t xml:space="preserve">Yes </w:t>
+            </w:r>
+            <w:proofErr w:type="gramStart"/>
+            <w:r>
+              <w:t xml:space="preserve">   </w:t>
+            </w:r>
+            <w:r>
+              <w:rPr>
+                <w:sz w:val="20"/>
+                <w:szCs w:val="20"/>
+                <w:lang w:eastAsia="zh-CN"/>
+              </w:rPr>
+              <w:t>{</w:t>
+            </w:r>
+            <w:proofErr w:type="gramEnd"/>
+            <w:r>
+              <w:rPr>
+                <w:sz w:val="20"/>
+                <w:szCs w:val="20"/>
+                <w:lang w:eastAsia="zh-CN"/>
+              </w:rPr>
+              <w:t>{</w:t>
+            </w:r>
+            <w:proofErr w:type="spellStart"/>
+            <w:r>
+              <w:rPr>
+                <w:sz w:val="20"/>
+                <w:szCs w:val="20"/>
+                <w:lang w:eastAsia="zh-CN"/>
+              </w:rPr>
+              <w:t>gc_n</w:t>
+            </w:r>
+            <w:proofErr w:type="spellEnd"/>
+            <w:proofErr w:type="gramStart"/>
+            <w:r>
+              <w:rPr>
+                <w:sz w:val="20"/>
+                <w:szCs w:val="20"/>
+                <w:lang w:eastAsia="zh-CN"/>
+              </w:rPr>
+              <w:t>}}</w:t>
+            </w:r>
+            <w:r>
+              <w:rPr>
+                <w:sz w:val="24"/>
+                <w:szCs w:val="24"/>
+                <w:lang w:eastAsia="zh-CN"/>
+              </w:rPr>
+              <w:t xml:space="preserve"> </w:t>
+            </w:r>
+            <w:r>
+              <w:t xml:space="preserve"> No</w:t>
+            </w:r>
+            <w:proofErr w:type="gramEnd"/>
           </w:p>
         </w:tc>
       </w:tr>
@@ -2701,54 +2899,86 @@
         <w:tc>
           <w:tcPr>
             <w:tcW w:w="2615" w:type="dxa"/>
-            <w:gridSpan w:val="3"/>
-          </w:tcPr>
-          <w:p>
-            <w:pPr>
-              <w:pStyle w:val="ListParagraph"/>
-              <w:ind w:left="0"/>
-            </w:pPr>
-            <w:sdt>
-              <w:sdtPr>
-                <w:id w:val="-755891317"/>
-                <w14:checkbox>
-                  <w14:checked w14:val="0"/>
-                  <w14:checkedState w14:val="2612" w14:font="MS Gothic"/>
-                  <w14:uncheckedState w14:val="2610" w14:font="MS Gothic"/>
-                </w14:checkbox>
-              </w:sdtPr>
-              <w:sdtContent>
-                <w:r>
-                  <w:rPr>
-                    <w:rFonts w:ascii="MS Gothic" w:eastAsia="MS Gothic" w:hAnsi="MS Gothic" w:hint="eastAsia"/>
-                  </w:rPr>
-                  <w:t>☐</w:t>
-                </w:r>
-              </w:sdtContent>
-            </w:sdt>
-            <w:r>
-              <w:t xml:space="preserve">  Yes   </w:t>
-            </w:r>
-            <w:sdt>
-              <w:sdtPr>
-                <w:id w:val="-951938644"/>
-                <w14:checkbox>
-                  <w14:checked w14:val="0"/>
-                  <w14:checkedState w14:val="2612" w14:font="MS Gothic"/>
-                  <w14:uncheckedState w14:val="2610" w14:font="MS Gothic"/>
-                </w14:checkbox>
-              </w:sdtPr>
-              <w:sdtContent>
-                <w:r>
-                  <w:rPr>
-                    <w:rFonts w:ascii="MS Gothic" w:eastAsia="MS Gothic" w:hAnsi="MS Gothic" w:hint="eastAsia"/>
-                  </w:rPr>
-                  <w:t>☐</w:t>
-                </w:r>
-              </w:sdtContent>
-            </w:sdt>
-            <w:r>
-              <w:t xml:space="preserve">  No</w:t>
+            <w:gridSpan w:val="2"/>
+          </w:tcPr>
+          <w:p>
+            <w:pPr>
+              <w:pStyle w:val="ListParagraph"/>
+              <w:ind w:left="0"/>
+            </w:pPr>
+            <w:r>
+              <w:rPr>
+                <w:sz w:val="20"/>
+                <w:szCs w:val="20"/>
+                <w:lang w:eastAsia="zh-CN"/>
+              </w:rPr>
+              <w:t>{{</w:t>
+            </w:r>
+            <w:proofErr w:type="spellStart"/>
+            <w:r>
+              <w:rPr>
+                <w:sz w:val="20"/>
+                <w:szCs w:val="20"/>
+                <w:lang w:eastAsia="zh-CN"/>
+              </w:rPr>
+              <w:t>go_y</w:t>
+            </w:r>
+            <w:proofErr w:type="spellEnd"/>
+            <w:r>
+              <w:rPr>
+                <w:sz w:val="20"/>
+                <w:szCs w:val="20"/>
+                <w:lang w:eastAsia="zh-CN"/>
+              </w:rPr>
+              <w:t>}}</w:t>
+            </w:r>
+            <w:r>
+              <w:t xml:space="preserve"> Yes </w:t>
+            </w:r>
+            <w:proofErr w:type="gramStart"/>
+            <w:r>
+              <w:t xml:space="preserve"> </w:t>
+            </w:r>
+            <w:r>
+              <w:t xml:space="preserve">  </w:t>
+            </w:r>
+            <w:r>
+              <w:rPr>
+                <w:sz w:val="20"/>
+                <w:szCs w:val="20"/>
+                <w:lang w:eastAsia="zh-CN"/>
+              </w:rPr>
+              <w:t>{</w:t>
+            </w:r>
+            <w:proofErr w:type="gramEnd"/>
+            <w:r>
+              <w:rPr>
+                <w:sz w:val="20"/>
+                <w:szCs w:val="20"/>
+                <w:lang w:eastAsia="zh-CN"/>
+              </w:rPr>
+              <w:t>{</w:t>
+            </w:r>
+            <w:proofErr w:type="spellStart"/>
+            <w:r>
+              <w:rPr>
+                <w:sz w:val="20"/>
+                <w:szCs w:val="20"/>
+                <w:lang w:eastAsia="zh-CN"/>
+              </w:rPr>
+              <w:t>go_n</w:t>
+            </w:r>
+            <w:proofErr w:type="spellEnd"/>
+            <w:r>
+              <w:rPr>
+                <w:sz w:val="20"/>
+                <w:szCs w:val="20"/>
+                <w:lang w:eastAsia="zh-CN"/>
+              </w:rPr>
+              <w:t>}}</w:t>
+            </w:r>
+            <w:r>
+              <w:t xml:space="preserve"> No</w:t>
             </w:r>
           </w:p>
         </w:tc>
@@ -2790,54 +3020,118 @@
         <w:tc>
           <w:tcPr>
             <w:tcW w:w="2615" w:type="dxa"/>
-            <w:gridSpan w:val="3"/>
-          </w:tcPr>
-          <w:p>
-            <w:pPr>
-              <w:pStyle w:val="ListParagraph"/>
-              <w:ind w:left="0"/>
-            </w:pPr>
-            <w:sdt>
-              <w:sdtPr>
-                <w:id w:val="2031141225"/>
-                <w14:checkbox>
-                  <w14:checked w14:val="0"/>
-                  <w14:checkedState w14:val="2612" w14:font="MS Gothic"/>
-                  <w14:uncheckedState w14:val="2610" w14:font="MS Gothic"/>
-                </w14:checkbox>
-              </w:sdtPr>
-              <w:sdtContent>
-                <w:r>
-                  <w:rPr>
-                    <w:rFonts w:ascii="MS Gothic" w:eastAsia="MS Gothic" w:hAnsi="MS Gothic" w:hint="eastAsia"/>
-                  </w:rPr>
-                  <w:t>☐</w:t>
-                </w:r>
-              </w:sdtContent>
-            </w:sdt>
-            <w:r>
-              <w:t xml:space="preserve">  Yes   </w:t>
-            </w:r>
-            <w:sdt>
-              <w:sdtPr>
-                <w:id w:val="-1692443375"/>
-                <w14:checkbox>
-                  <w14:checked w14:val="0"/>
-                  <w14:checkedState w14:val="2612" w14:font="MS Gothic"/>
-                  <w14:uncheckedState w14:val="2610" w14:font="MS Gothic"/>
-                </w14:checkbox>
-              </w:sdtPr>
-              <w:sdtContent>
-                <w:r>
-                  <w:rPr>
-                    <w:rFonts w:ascii="MS Gothic" w:eastAsia="MS Gothic" w:hAnsi="MS Gothic" w:hint="eastAsia"/>
-                  </w:rPr>
-                  <w:t>☐</w:t>
-                </w:r>
-              </w:sdtContent>
-            </w:sdt>
-            <w:r>
-              <w:t xml:space="preserve">  No</w:t>
+            <w:gridSpan w:val="2"/>
+          </w:tcPr>
+          <w:p>
+            <w:pPr>
+              <w:pStyle w:val="ListParagraph"/>
+              <w:ind w:left="0"/>
+            </w:pPr>
+            <w:r>
+              <w:rPr>
+                <w:sz w:val="20"/>
+                <w:szCs w:val="20"/>
+                <w:lang w:eastAsia="zh-CN"/>
+              </w:rPr>
+              <w:t>{{</w:t>
+            </w:r>
+            <w:proofErr w:type="spellStart"/>
+            <w:r>
+              <w:rPr>
+                <w:sz w:val="20"/>
+                <w:szCs w:val="20"/>
+                <w:lang w:eastAsia="zh-CN"/>
+              </w:rPr>
+              <w:t>ob</w:t>
+            </w:r>
+            <w:r>
+              <w:rPr>
+                <w:sz w:val="20"/>
+                <w:szCs w:val="20"/>
+                <w:lang w:eastAsia="zh-CN"/>
+              </w:rPr>
+              <w:t>_y</w:t>
+            </w:r>
+            <w:proofErr w:type="spellEnd"/>
+            <w:r>
+              <w:rPr>
+                <w:sz w:val="20"/>
+                <w:szCs w:val="20"/>
+                <w:lang w:eastAsia="zh-CN"/>
+              </w:rPr>
+              <w:t>}}</w:t>
+            </w:r>
+            <w:r>
+              <w:rPr>
+                <w:sz w:val="24"/>
+                <w:szCs w:val="24"/>
+                <w:lang w:eastAsia="zh-CN"/>
+              </w:rPr>
+              <w:t xml:space="preserve"> </w:t>
+            </w:r>
+            <w:r>
+              <w:t xml:space="preserve">Yes </w:t>
+            </w:r>
+            <w:proofErr w:type="gramStart"/>
+            <w:r>
+              <w:t xml:space="preserve"> </w:t>
+            </w:r>
+            <w:r>
+              <w:t xml:space="preserve">  </w:t>
+            </w:r>
+            <w:r>
+              <w:rPr>
+                <w:sz w:val="20"/>
+                <w:szCs w:val="20"/>
+                <w:lang w:eastAsia="zh-CN"/>
+              </w:rPr>
+              <w:t>{</w:t>
+            </w:r>
+            <w:proofErr w:type="gramEnd"/>
+            <w:r>
+              <w:rPr>
+                <w:sz w:val="20"/>
+                <w:szCs w:val="20"/>
+                <w:lang w:eastAsia="zh-CN"/>
+              </w:rPr>
+              <w:t>{</w:t>
+            </w:r>
+            <w:proofErr w:type="spellStart"/>
+            <w:r>
+              <w:rPr>
+                <w:sz w:val="20"/>
+                <w:szCs w:val="20"/>
+                <w:lang w:eastAsia="zh-CN"/>
+              </w:rPr>
+              <w:t>ob</w:t>
+            </w:r>
+            <w:r>
+              <w:rPr>
+                <w:sz w:val="20"/>
+                <w:szCs w:val="20"/>
+                <w:lang w:eastAsia="zh-CN"/>
+              </w:rPr>
+              <w:t>_n</w:t>
+            </w:r>
+            <w:proofErr w:type="spellEnd"/>
+            <w:r>
+              <w:rPr>
+                <w:sz w:val="20"/>
+                <w:szCs w:val="20"/>
+                <w:lang w:eastAsia="zh-CN"/>
+              </w:rPr>
+              <w:t>}}</w:t>
+            </w:r>
+            <w:r>
+              <w:rPr>
+                <w:sz w:val="24"/>
+                <w:szCs w:val="24"/>
+                <w:lang w:eastAsia="zh-CN"/>
+              </w:rPr>
+              <w:t xml:space="preserve"> </w:t>
+            </w:r>
+            <w:r>
+              <w:t>No</w:t>
             </w:r>
           </w:p>
         </w:tc>
@@ -2876,55 +3170,111 @@
         <w:tc>
           <w:tcPr>
             <w:tcW w:w="2615" w:type="dxa"/>
-            <w:gridSpan w:val="3"/>
-          </w:tcPr>
-          <w:p>
-            <w:pPr>
-              <w:pStyle w:val="ListParagraph"/>
-              <w:ind w:left="0"/>
-            </w:pPr>
-            <w:sdt>
-              <w:sdtPr>
-                <w:id w:val="1522898505"/>
-                <w14:checkbox>
-                  <w14:checked w14:val="0"/>
-                  <w14:checkedState w14:val="2612" w14:font="MS Gothic"/>
-                  <w14:uncheckedState w14:val="2610" w14:font="MS Gothic"/>
-                </w14:checkbox>
-              </w:sdtPr>
-              <w:sdtContent>
-                <w:r>
-                  <w:rPr>
-                    <w:rFonts w:ascii="MS Gothic" w:eastAsia="MS Gothic" w:hAnsi="MS Gothic" w:hint="eastAsia"/>
-                  </w:rPr>
-                  <w:t>☐</w:t>
-                </w:r>
-              </w:sdtContent>
-            </w:sdt>
-            <w:r>
-              <w:t xml:space="preserve">  Yes   </w:t>
-            </w:r>
-            <w:sdt>
-              <w:sdtPr>
-                <w:id w:val="-36591045"/>
-                <w14:checkbox>
-                  <w14:checked w14:val="0"/>
-                  <w14:checkedState w14:val="2612" w14:font="MS Gothic"/>
-                  <w14:uncheckedState w14:val="2610" w14:font="MS Gothic"/>
-                </w14:checkbox>
-              </w:sdtPr>
-              <w:sdtContent>
-                <w:r>
-                  <w:rPr>
-                    <w:rFonts w:ascii="MS Gothic" w:eastAsia="MS Gothic" w:hAnsi="MS Gothic" w:hint="eastAsia"/>
-                  </w:rPr>
-                  <w:t>☐</w:t>
-                </w:r>
-              </w:sdtContent>
-            </w:sdt>
-            <w:r>
-              <w:t xml:space="preserve">  No</w:t>
-            </w:r>
+            <w:gridSpan w:val="2"/>
+          </w:tcPr>
+          <w:p>
+            <w:pPr>
+              <w:pStyle w:val="ListParagraph"/>
+              <w:ind w:left="0"/>
+            </w:pPr>
+            <w:r>
+              <w:rPr>
+                <w:sz w:val="20"/>
+                <w:szCs w:val="20"/>
+                <w:lang w:eastAsia="zh-CN"/>
+              </w:rPr>
+              <w:t>{{</w:t>
+            </w:r>
+            <w:proofErr w:type="spellStart"/>
+            <w:r>
+              <w:rPr>
+                <w:sz w:val="20"/>
+                <w:szCs w:val="20"/>
+                <w:lang w:eastAsia="zh-CN"/>
+              </w:rPr>
+              <w:t>st</w:t>
+            </w:r>
+            <w:r>
+              <w:rPr>
+                <w:sz w:val="20"/>
+                <w:szCs w:val="20"/>
+                <w:lang w:eastAsia="zh-CN"/>
+              </w:rPr>
+              <w:t>_y</w:t>
+            </w:r>
+            <w:proofErr w:type="spellEnd"/>
+            <w:r>
+              <w:rPr>
+                <w:sz w:val="20"/>
+                <w:szCs w:val="20"/>
+                <w:lang w:eastAsia="zh-CN"/>
+              </w:rPr>
+              <w:t>}}</w:t>
+            </w:r>
+            <w:r>
+              <w:t xml:space="preserve"> Yes  </w:t>
+            </w:r>
+            <w:proofErr w:type="gramStart"/>
+            <w:r>
+              <w:t xml:space="preserve"> </w:t>
+            </w:r>
+            <w:r>
+              <w:t xml:space="preserve"> </w:t>
+            </w:r>
+            <w:r>
+              <w:t xml:space="preserve"> </w:t>
+            </w:r>
+            <w:r>
+              <w:rPr>
+                <w:sz w:val="20"/>
+                <w:szCs w:val="20"/>
+                <w:lang w:eastAsia="zh-CN"/>
+              </w:rPr>
+              <w:t>{</w:t>
+            </w:r>
+            <w:proofErr w:type="gramEnd"/>
+            <w:r>
+              <w:rPr>
+                <w:sz w:val="20"/>
+                <w:szCs w:val="20"/>
+                <w:lang w:eastAsia="zh-CN"/>
+              </w:rPr>
+              <w:t>{</w:t>
+            </w:r>
+            <w:proofErr w:type="spellStart"/>
+            <w:r>
+              <w:rPr>
+                <w:sz w:val="20"/>
+                <w:szCs w:val="20"/>
+                <w:lang w:eastAsia="zh-CN"/>
+              </w:rPr>
+              <w:t>st</w:t>
+            </w:r>
+            <w:r>
+              <w:rPr>
+                <w:sz w:val="20"/>
+                <w:szCs w:val="20"/>
+                <w:lang w:eastAsia="zh-CN"/>
+              </w:rPr>
+              <w:t>_n</w:t>
+            </w:r>
+            <w:proofErr w:type="spellEnd"/>
+            <w:proofErr w:type="gramStart"/>
+            <w:r>
+              <w:rPr>
+                <w:sz w:val="20"/>
+                <w:szCs w:val="20"/>
+                <w:lang w:eastAsia="zh-CN"/>
+              </w:rPr>
+              <w:t>}}</w:t>
+            </w:r>
+            <w:r>
+              <w:t xml:space="preserve"> </w:t>
+            </w:r>
+            <w:r>
+              <w:t xml:space="preserve"> No</w:t>
+            </w:r>
+            <w:proofErr w:type="gramEnd"/>
           </w:p>
         </w:tc>
       </w:tr>
@@ -2965,54 +3315,108 @@
         <w:tc>
           <w:tcPr>
             <w:tcW w:w="2615" w:type="dxa"/>
-            <w:gridSpan w:val="3"/>
-          </w:tcPr>
-          <w:p>
-            <w:pPr>
-              <w:pStyle w:val="ListParagraph"/>
-              <w:ind w:left="0"/>
-            </w:pPr>
-            <w:sdt>
-              <w:sdtPr>
-                <w:id w:val="-497194999"/>
-                <w14:checkbox>
-                  <w14:checked w14:val="0"/>
-                  <w14:checkedState w14:val="2612" w14:font="MS Gothic"/>
-                  <w14:uncheckedState w14:val="2610" w14:font="MS Gothic"/>
-                </w14:checkbox>
-              </w:sdtPr>
-              <w:sdtContent>
-                <w:r>
-                  <w:rPr>
-                    <w:rFonts w:ascii="MS Gothic" w:eastAsia="MS Gothic" w:hAnsi="MS Gothic" w:hint="eastAsia"/>
-                  </w:rPr>
-                  <w:t>☐</w:t>
-                </w:r>
-              </w:sdtContent>
-            </w:sdt>
-            <w:r>
-              <w:t xml:space="preserve">  Yes   </w:t>
-            </w:r>
-            <w:sdt>
-              <w:sdtPr>
-                <w:id w:val="-322128355"/>
-                <w14:checkbox>
-                  <w14:checked w14:val="0"/>
-                  <w14:checkedState w14:val="2612" w14:font="MS Gothic"/>
-                  <w14:uncheckedState w14:val="2610" w14:font="MS Gothic"/>
-                </w14:checkbox>
-              </w:sdtPr>
-              <w:sdtContent>
-                <w:r>
-                  <w:rPr>
-                    <w:rFonts w:ascii="MS Gothic" w:eastAsia="MS Gothic" w:hAnsi="MS Gothic" w:hint="eastAsia"/>
-                  </w:rPr>
-                  <w:t>☐</w:t>
-                </w:r>
-              </w:sdtContent>
-            </w:sdt>
-            <w:r>
-              <w:t xml:space="preserve">  No</w:t>
+            <w:gridSpan w:val="2"/>
+          </w:tcPr>
+          <w:p>
+            <w:pPr>
+              <w:pStyle w:val="ListParagraph"/>
+              <w:ind w:left="0"/>
+            </w:pPr>
+            <w:r>
+              <w:rPr>
+                <w:sz w:val="20"/>
+                <w:szCs w:val="20"/>
+                <w:lang w:eastAsia="zh-CN"/>
+              </w:rPr>
+              <w:t>{{</w:t>
+            </w:r>
+            <w:proofErr w:type="spellStart"/>
+            <w:r>
+              <w:rPr>
+                <w:sz w:val="20"/>
+                <w:szCs w:val="20"/>
+                <w:lang w:eastAsia="zh-CN"/>
+              </w:rPr>
+              <w:t>li</w:t>
+            </w:r>
+            <w:r>
+              <w:rPr>
+                <w:sz w:val="20"/>
+                <w:szCs w:val="20"/>
+                <w:lang w:eastAsia="zh-CN"/>
+              </w:rPr>
+              <w:t>_y</w:t>
+            </w:r>
+            <w:proofErr w:type="spellEnd"/>
+            <w:r>
+              <w:rPr>
+                <w:sz w:val="20"/>
+                <w:szCs w:val="20"/>
+                <w:lang w:eastAsia="zh-CN"/>
+              </w:rPr>
+              <w:t>}}</w:t>
+            </w:r>
+            <w:r>
+              <w:t xml:space="preserve"> </w:t>
+            </w:r>
+            <w:r>
+              <w:t xml:space="preserve">Yes  </w:t>
+            </w:r>
+            <w:r>
+              <w:t xml:space="preserve"> </w:t>
+            </w:r>
+            <w:proofErr w:type="gramStart"/>
+            <w:r>
+              <w:t xml:space="preserve"> </w:t>
+            </w:r>
+            <w:r>
+              <w:t xml:space="preserve">  </w:t>
+            </w:r>
+            <w:r>
+              <w:rPr>
+                <w:sz w:val="20"/>
+                <w:szCs w:val="20"/>
+                <w:lang w:eastAsia="zh-CN"/>
+              </w:rPr>
+              <w:t>{</w:t>
+            </w:r>
+            <w:proofErr w:type="gramEnd"/>
+            <w:r>
+              <w:rPr>
+                <w:sz w:val="20"/>
+                <w:szCs w:val="20"/>
+                <w:lang w:eastAsia="zh-CN"/>
+              </w:rPr>
+              <w:t>{</w:t>
+            </w:r>
+            <w:proofErr w:type="spellStart"/>
+            <w:r>
+              <w:rPr>
+                <w:sz w:val="20"/>
+                <w:szCs w:val="20"/>
+                <w:lang w:eastAsia="zh-CN"/>
+              </w:rPr>
+              <w:t>li</w:t>
+            </w:r>
+            <w:r>
+              <w:rPr>
+                <w:sz w:val="20"/>
+                <w:szCs w:val="20"/>
+                <w:lang w:eastAsia="zh-CN"/>
+              </w:rPr>
+              <w:t>_n</w:t>
+            </w:r>
+            <w:proofErr w:type="spellEnd"/>
+            <w:r>
+              <w:rPr>
+                <w:sz w:val="20"/>
+                <w:szCs w:val="20"/>
+                <w:lang w:eastAsia="zh-CN"/>
+              </w:rPr>
+              <w:t>}}</w:t>
+            </w:r>
+            <w:r>
+              <w:t xml:space="preserve"> No</w:t>
             </w:r>
           </w:p>
         </w:tc>
@@ -3063,54 +3467,111 @@
         <w:tc>
           <w:tcPr>
             <w:tcW w:w="2615" w:type="dxa"/>
-            <w:gridSpan w:val="3"/>
-          </w:tcPr>
-          <w:p>
-            <w:pPr>
-              <w:pStyle w:val="ListParagraph"/>
-              <w:ind w:left="0"/>
-            </w:pPr>
-            <w:sdt>
-              <w:sdtPr>
-                <w:id w:val="-2137332394"/>
-                <w14:checkbox>
-                  <w14:checked w14:val="1"/>
-                  <w14:checkedState w14:val="2612" w14:font="MS Gothic"/>
-                  <w14:uncheckedState w14:val="2610" w14:font="MS Gothic"/>
-                </w14:checkbox>
-              </w:sdtPr>
-              <w:sdtContent>
-                <w:r>
-                  <w:rPr>
-                    <w:rFonts w:ascii="MS Gothic" w:eastAsia="MS Gothic" w:hAnsi="MS Gothic" w:hint="eastAsia"/>
-                  </w:rPr>
-                  <w:t>☒</w:t>
-                </w:r>
-              </w:sdtContent>
-            </w:sdt>
-            <w:r>
-              <w:t xml:space="preserve">  Yes   </w:t>
-            </w:r>
-            <w:sdt>
-              <w:sdtPr>
-                <w:id w:val="-2090378747"/>
-                <w14:checkbox>
-                  <w14:checked w14:val="0"/>
-                  <w14:checkedState w14:val="2612" w14:font="MS Gothic"/>
-                  <w14:uncheckedState w14:val="2610" w14:font="MS Gothic"/>
-                </w14:checkbox>
-              </w:sdtPr>
-              <w:sdtContent>
-                <w:r>
-                  <w:rPr>
-                    <w:rFonts w:ascii="MS Gothic" w:eastAsia="MS Gothic" w:hAnsi="MS Gothic" w:hint="eastAsia"/>
-                  </w:rPr>
-                  <w:t>☐</w:t>
-                </w:r>
-              </w:sdtContent>
-            </w:sdt>
-            <w:r>
-              <w:t xml:space="preserve">  No</w:t>
+            <w:gridSpan w:val="2"/>
+          </w:tcPr>
+          <w:p>
+            <w:pPr>
+              <w:pStyle w:val="ListParagraph"/>
+              <w:ind w:left="0"/>
+            </w:pPr>
+            <w:r>
+              <w:rPr>
+                <w:sz w:val="20"/>
+                <w:szCs w:val="20"/>
+                <w:lang w:eastAsia="zh-CN"/>
+              </w:rPr>
+              <w:t>{{</w:t>
+            </w:r>
+            <w:proofErr w:type="spellStart"/>
+            <w:r>
+              <w:rPr>
+                <w:sz w:val="20"/>
+                <w:szCs w:val="20"/>
+                <w:lang w:eastAsia="zh-CN"/>
+              </w:rPr>
+              <w:t>de</w:t>
+            </w:r>
+            <w:r>
+              <w:rPr>
+                <w:sz w:val="20"/>
+                <w:szCs w:val="20"/>
+                <w:lang w:eastAsia="zh-CN"/>
+              </w:rPr>
+              <w:t>_y</w:t>
+            </w:r>
+            <w:proofErr w:type="spellEnd"/>
+            <w:r>
+              <w:rPr>
+                <w:sz w:val="20"/>
+                <w:szCs w:val="20"/>
+                <w:lang w:eastAsia="zh-CN"/>
+              </w:rPr>
+              <w:t>}}</w:t>
+            </w:r>
+            <w:r>
+              <w:t xml:space="preserve"> </w:t>
+            </w:r>
+            <w:r>
+              <w:t xml:space="preserve">Yes </w:t>
+            </w:r>
+            <w:proofErr w:type="gramStart"/>
+            <w:r>
+              <w:t xml:space="preserve"> </w:t>
+            </w:r>
+            <w:r>
+              <w:t xml:space="preserve"> </w:t>
+            </w:r>
+            <w:r>
+              <w:t xml:space="preserve"> </w:t>
+            </w:r>
+            <w:r>
+              <w:rPr>
+                <w:sz w:val="20"/>
+                <w:szCs w:val="20"/>
+                <w:lang w:eastAsia="zh-CN"/>
+              </w:rPr>
+              <w:t>{</w:t>
+            </w:r>
+            <w:proofErr w:type="gramEnd"/>
+            <w:r>
+              <w:rPr>
+                <w:sz w:val="20"/>
+                <w:szCs w:val="20"/>
+                <w:lang w:eastAsia="zh-CN"/>
+              </w:rPr>
+              <w:t>{</w:t>
+            </w:r>
+            <w:proofErr w:type="spellStart"/>
+            <w:r>
+              <w:rPr>
+                <w:sz w:val="20"/>
+                <w:szCs w:val="20"/>
+                <w:lang w:eastAsia="zh-CN"/>
+              </w:rPr>
+              <w:t>de</w:t>
+            </w:r>
+            <w:r>
+              <w:rPr>
+                <w:sz w:val="20"/>
+                <w:szCs w:val="20"/>
+                <w:lang w:eastAsia="zh-CN"/>
+              </w:rPr>
+              <w:t>_n</w:t>
+            </w:r>
+            <w:proofErr w:type="spellEnd"/>
+            <w:r>
+              <w:rPr>
+                <w:sz w:val="20"/>
+                <w:szCs w:val="20"/>
+                <w:lang w:eastAsia="zh-CN"/>
+              </w:rPr>
+              <w:t>}}</w:t>
+            </w:r>
+            <w:r>
+              <w:t xml:space="preserve"> </w:t>
+            </w:r>
+            <w:r>
+              <w:t>No</w:t>
             </w:r>
           </w:p>
         </w:tc>
@@ -3138,7 +3599,7 @@
         <w:tc>
           <w:tcPr>
             <w:tcW w:w="8223" w:type="dxa"/>
-            <w:gridSpan w:val="11"/>
+            <w:gridSpan w:val="10"/>
           </w:tcPr>
           <w:p>
             <w:pPr>
@@ -3156,7 +3617,7 @@
         <w:tc>
           <w:tcPr>
             <w:tcW w:w="10207" w:type="dxa"/>
-            <w:gridSpan w:val="12"/>
+            <w:gridSpan w:val="11"/>
           </w:tcPr>
           <w:p>
             <w:pPr>
@@ -3174,7 +3635,7 @@
         <w:tc>
           <w:tcPr>
             <w:tcW w:w="10207" w:type="dxa"/>
-            <w:gridSpan w:val="12"/>
+            <w:gridSpan w:val="11"/>
           </w:tcPr>
           <w:p>
             <w:pPr>
@@ -3219,7 +3680,7 @@
         <w:tc>
           <w:tcPr>
             <w:tcW w:w="3515" w:type="dxa"/>
-            <w:gridSpan w:val="5"/>
+            <w:gridSpan w:val="4"/>
           </w:tcPr>
           <w:p>
             <w:pPr>
@@ -3255,7 +3716,7 @@
         <w:tc>
           <w:tcPr>
             <w:tcW w:w="3515" w:type="dxa"/>
-            <w:gridSpan w:val="5"/>
+            <w:gridSpan w:val="4"/>
           </w:tcPr>
           <w:p>
             <w:r>
@@ -3284,7 +3745,7 @@
         <w:tc>
           <w:tcPr>
             <w:tcW w:w="3515" w:type="dxa"/>
-            <w:gridSpan w:val="5"/>
+            <w:gridSpan w:val="4"/>
           </w:tcPr>
           <w:p>
             <w:r>
@@ -3313,7 +3774,7 @@
         <w:tc>
           <w:tcPr>
             <w:tcW w:w="3515" w:type="dxa"/>
-            <w:gridSpan w:val="5"/>
+            <w:gridSpan w:val="4"/>
           </w:tcPr>
           <w:p>
             <w:r>
@@ -3342,7 +3803,7 @@
         <w:tc>
           <w:tcPr>
             <w:tcW w:w="3515" w:type="dxa"/>
-            <w:gridSpan w:val="5"/>
+            <w:gridSpan w:val="4"/>
           </w:tcPr>
           <w:p>
             <w:r>
@@ -3370,7 +3831,7 @@
         <w:tc>
           <w:tcPr>
             <w:tcW w:w="3515" w:type="dxa"/>
-            <w:gridSpan w:val="5"/>
+            <w:gridSpan w:val="4"/>
           </w:tcPr>
           <w:p>
             <w:r>
@@ -3398,7 +3859,7 @@
         <w:tc>
           <w:tcPr>
             <w:tcW w:w="3515" w:type="dxa"/>
-            <w:gridSpan w:val="5"/>
+            <w:gridSpan w:val="4"/>
           </w:tcPr>
           <w:p>
             <w:r>
@@ -3426,7 +3887,7 @@
         <w:tc>
           <w:tcPr>
             <w:tcW w:w="3515" w:type="dxa"/>
-            <w:gridSpan w:val="5"/>
+            <w:gridSpan w:val="4"/>
           </w:tcPr>
           <w:p>
             <w:r>
@@ -3454,7 +3915,7 @@
         <w:tc>
           <w:tcPr>
             <w:tcW w:w="3515" w:type="dxa"/>
-            <w:gridSpan w:val="5"/>
+            <w:gridSpan w:val="4"/>
           </w:tcPr>
           <w:p>
             <w:r>
@@ -3482,7 +3943,7 @@
         <w:tc>
           <w:tcPr>
             <w:tcW w:w="3515" w:type="dxa"/>
-            <w:gridSpan w:val="5"/>
+            <w:gridSpan w:val="4"/>
           </w:tcPr>
           <w:p>
             <w:r>
@@ -3510,7 +3971,7 @@
         <w:tc>
           <w:tcPr>
             <w:tcW w:w="3515" w:type="dxa"/>
-            <w:gridSpan w:val="5"/>
+            <w:gridSpan w:val="4"/>
           </w:tcPr>
           <w:p>
             <w:r>
@@ -3538,7 +3999,7 @@
         <w:tc>
           <w:tcPr>
             <w:tcW w:w="3515" w:type="dxa"/>
-            <w:gridSpan w:val="5"/>
+            <w:gridSpan w:val="4"/>
           </w:tcPr>
           <w:p>
             <w:r>
@@ -3566,7 +4027,7 @@
         <w:tc>
           <w:tcPr>
             <w:tcW w:w="3515" w:type="dxa"/>
-            <w:gridSpan w:val="5"/>
+            <w:gridSpan w:val="4"/>
           </w:tcPr>
           <w:p>
             <w:r>
@@ -3579,7 +4040,7 @@
         <w:tc>
           <w:tcPr>
             <w:tcW w:w="10207" w:type="dxa"/>
-            <w:gridSpan w:val="12"/>
+            <w:gridSpan w:val="11"/>
           </w:tcPr>
           <w:p/>
         </w:tc>
@@ -3599,7 +4060,7 @@
         <w:tc>
           <w:tcPr>
             <w:tcW w:w="10207" w:type="dxa"/>
-            <w:gridSpan w:val="12"/>
+            <w:gridSpan w:val="11"/>
           </w:tcPr>
           <w:p>
             <w:pPr>
@@ -3690,7 +4151,7 @@
         <w:tc>
           <w:tcPr>
             <w:tcW w:w="3515" w:type="dxa"/>
-            <w:gridSpan w:val="5"/>
+            <w:gridSpan w:val="4"/>
           </w:tcPr>
           <w:p>
             <w:pPr>
@@ -3753,7 +4214,7 @@
         <w:tc>
           <w:tcPr>
             <w:tcW w:w="3515" w:type="dxa"/>
-            <w:gridSpan w:val="5"/>
+            <w:gridSpan w:val="4"/>
           </w:tcPr>
           <w:p>
             <w:r>
@@ -3812,7 +4273,7 @@
         <w:tc>
           <w:tcPr>
             <w:tcW w:w="3515" w:type="dxa"/>
-            <w:gridSpan w:val="5"/>
+            <w:gridSpan w:val="4"/>
           </w:tcPr>
           <w:p>
             <w:r>
@@ -3872,7 +4333,7 @@
         <w:tc>
           <w:tcPr>
             <w:tcW w:w="3515" w:type="dxa"/>
-            <w:gridSpan w:val="5"/>
+            <w:gridSpan w:val="4"/>
           </w:tcPr>
           <w:p>
             <w:r>

--- a/Templates/Lifting Plan Template.docx
+++ b/Templates/Lifting Plan Template.docx
@@ -287,7 +287,6 @@
               </w:rPr>
               <w:t>{{</w:t>
             </w:r>
-            <w:proofErr w:type="spellStart"/>
             <w:r>
               <w:rPr>
                 <w:sz w:val="24"/>
@@ -295,8 +294,6 @@
               </w:rPr>
               <w:t>project_name</w:t>
             </w:r>
-            <w:proofErr w:type="spellEnd"/>
-            <w:proofErr w:type="gramStart"/>
             <w:r>
               <w:rPr>
                 <w:sz w:val="24"/>
@@ -307,7 +304,6 @@
             <w:r>
               <w:t xml:space="preserve">   </w:t>
             </w:r>
-            <w:proofErr w:type="gramEnd"/>
             <w:r>
               <w:tab/>
             </w:r>
@@ -410,55 +406,23 @@
                 <w:sz w:val="24"/>
                 <w:lang w:eastAsia="zh-CN"/>
               </w:rPr>
-              <w:t>{{</w:t>
-            </w:r>
-            <w:proofErr w:type="spellStart"/>
-            <w:r>
+              <w:t>{{operation_date}}</w:t>
+            </w:r>
+          </w:p>
+          <w:p>
+            <w:pPr>
+              <w:pStyle w:val="Header"/>
               <w:rPr>
                 <w:sz w:val="24"/>
                 <w:lang w:eastAsia="zh-CN"/>
               </w:rPr>
-              <w:t>operation_date</w:t>
-            </w:r>
-            <w:proofErr w:type="spellEnd"/>
+            </w:pPr>
             <w:r>
               <w:rPr>
                 <w:sz w:val="24"/>
                 <w:lang w:eastAsia="zh-CN"/>
               </w:rPr>
-              <w:t>}}</w:t>
-            </w:r>
-          </w:p>
-          <w:p>
-            <w:pPr>
-              <w:pStyle w:val="Header"/>
-              <w:rPr>
-                <w:sz w:val="24"/>
-                <w:lang w:eastAsia="zh-CN"/>
-              </w:rPr>
-            </w:pPr>
-            <w:r>
-              <w:rPr>
-                <w:sz w:val="24"/>
-                <w:lang w:eastAsia="zh-CN"/>
-              </w:rPr>
-              <w:t>{{</w:t>
-            </w:r>
-            <w:proofErr w:type="spellStart"/>
-            <w:r>
-              <w:rPr>
-                <w:sz w:val="24"/>
-                <w:lang w:eastAsia="zh-CN"/>
-              </w:rPr>
-              <w:t>operation_time</w:t>
-            </w:r>
-            <w:proofErr w:type="spellEnd"/>
-            <w:r>
-              <w:rPr>
-                <w:sz w:val="24"/>
-                <w:lang w:eastAsia="zh-CN"/>
-              </w:rPr>
-              <w:t>}}</w:t>
+              <w:t>{{operation_time}}</w:t>
             </w:r>
           </w:p>
         </w:tc>
@@ -604,26 +568,16 @@
                 <w:szCs w:val="24"/>
                 <w:lang w:eastAsia="zh-CN"/>
               </w:rPr>
-              <w:t>{{</w:t>
-            </w:r>
-            <w:proofErr w:type="spellStart"/>
+              <w:t>{{machine</w:t>
+            </w:r>
             <w:r>
               <w:rPr>
                 <w:sz w:val="24"/>
                 <w:szCs w:val="24"/>
                 <w:lang w:eastAsia="zh-CN"/>
               </w:rPr>
-              <w:t>machine</w:t>
-            </w:r>
-            <w:r>
-              <w:rPr>
-                <w:sz w:val="24"/>
-                <w:szCs w:val="24"/>
-                <w:lang w:eastAsia="zh-CN"/>
-              </w:rPr>
               <w:t>_name</w:t>
             </w:r>
-            <w:proofErr w:type="spellEnd"/>
             <w:r>
               <w:rPr>
                 <w:sz w:val="24"/>
@@ -678,26 +632,16 @@
                 <w:szCs w:val="24"/>
                 <w:lang w:eastAsia="zh-CN"/>
               </w:rPr>
-              <w:t>{{</w:t>
-            </w:r>
-            <w:proofErr w:type="spellStart"/>
+              <w:t>{{machine_</w:t>
+            </w:r>
             <w:r>
               <w:rPr>
                 <w:sz w:val="24"/>
                 <w:szCs w:val="24"/>
                 <w:lang w:eastAsia="zh-CN"/>
               </w:rPr>
-              <w:t>machine_</w:t>
-            </w:r>
-            <w:r>
-              <w:rPr>
-                <w:sz w:val="24"/>
-                <w:szCs w:val="24"/>
-                <w:lang w:eastAsia="zh-CN"/>
-              </w:rPr>
               <w:t>dimension</w:t>
             </w:r>
-            <w:proofErr w:type="spellEnd"/>
             <w:r>
               <w:rPr>
                 <w:sz w:val="24"/>
@@ -751,16 +695,15 @@
                 <w:szCs w:val="24"/>
                 <w:lang w:eastAsia="zh-CN"/>
               </w:rPr>
-              <w:t>{{</w:t>
-            </w:r>
-            <w:proofErr w:type="spellStart"/>
+              <w:t>{{machine_</w:t>
+            </w:r>
             <w:r>
               <w:rPr>
                 <w:sz w:val="24"/>
                 <w:szCs w:val="24"/>
                 <w:lang w:eastAsia="zh-CN"/>
               </w:rPr>
-              <w:t>machine_</w:t>
+              <w:t>weight</w:t>
             </w:r>
             <w:r>
               <w:rPr>
@@ -768,59 +711,34 @@
                 <w:szCs w:val="24"/>
                 <w:lang w:eastAsia="zh-CN"/>
               </w:rPr>
-              <w:t>weight</w:t>
-            </w:r>
-            <w:proofErr w:type="spellEnd"/>
+              <w:t>}}</w:t>
+            </w:r>
+          </w:p>
+        </w:tc>
+        <w:tc>
+          <w:tcPr>
+            <w:tcW w:w="2268" w:type="dxa"/>
+            <w:gridSpan w:val="4"/>
+          </w:tcPr>
+          <w:p>
+            <w:pPr>
+              <w:pStyle w:val="ListParagraph"/>
+              <w:ind w:left="0"/>
+            </w:pPr>
+            <w:r>
+              <w:rPr>
+                <w:sz w:val="20"/>
+                <w:szCs w:val="20"/>
+                <w:lang w:eastAsia="zh-CN"/>
+              </w:rPr>
+              <w:t>{{kw}}</w:t>
+            </w:r>
             <w:r>
               <w:rPr>
                 <w:sz w:val="24"/>
                 <w:szCs w:val="24"/>
                 <w:lang w:eastAsia="zh-CN"/>
               </w:rPr>
-              <w:t>}}</w:t>
-            </w:r>
-          </w:p>
-        </w:tc>
-        <w:tc>
-          <w:tcPr>
-            <w:tcW w:w="2268" w:type="dxa"/>
-            <w:gridSpan w:val="4"/>
-          </w:tcPr>
-          <w:p>
-            <w:pPr>
-              <w:pStyle w:val="ListParagraph"/>
-              <w:ind w:left="0"/>
-            </w:pPr>
-            <w:r>
-              <w:rPr>
-                <w:sz w:val="20"/>
-                <w:szCs w:val="20"/>
-                <w:lang w:eastAsia="zh-CN"/>
-              </w:rPr>
-              <w:t>{{</w:t>
-            </w:r>
-            <w:r>
-              <w:rPr>
-                <w:sz w:val="20"/>
-                <w:szCs w:val="20"/>
-                <w:lang w:eastAsia="zh-CN"/>
-              </w:rPr>
-              <w:t>kw</w:t>
-            </w:r>
-            <w:r>
-              <w:rPr>
-                <w:sz w:val="20"/>
-                <w:szCs w:val="20"/>
-                <w:lang w:eastAsia="zh-CN"/>
-              </w:rPr>
-              <w:t>}}</w:t>
-            </w:r>
-            <w:r>
-              <w:rPr>
-                <w:sz w:val="24"/>
-                <w:szCs w:val="24"/>
-                <w:lang w:eastAsia="zh-CN"/>
-              </w:rPr>
               <w:t xml:space="preserve"> </w:t>
             </w:r>
             <w:r>
@@ -843,25 +761,7 @@
                 <w:szCs w:val="20"/>
                 <w:lang w:eastAsia="zh-CN"/>
               </w:rPr>
-              <w:t>{{</w:t>
-            </w:r>
-            <w:proofErr w:type="spellStart"/>
-            <w:r>
-              <w:rPr>
-                <w:sz w:val="20"/>
-                <w:szCs w:val="20"/>
-                <w:lang w:eastAsia="zh-CN"/>
-              </w:rPr>
-              <w:t>ew</w:t>
-            </w:r>
-            <w:proofErr w:type="spellEnd"/>
-            <w:r>
-              <w:rPr>
-                <w:sz w:val="20"/>
-                <w:szCs w:val="20"/>
-                <w:lang w:eastAsia="zh-CN"/>
-              </w:rPr>
-              <w:t>}}</w:t>
+              <w:t>{{ew}}</w:t>
             </w:r>
             <w:r>
               <w:rPr>
@@ -915,7 +815,6 @@
               </w:rPr>
               <w:t>{{</w:t>
             </w:r>
-            <w:proofErr w:type="spellStart"/>
             <w:r>
               <w:rPr>
                 <w:sz w:val="20"/>
@@ -924,7 +823,6 @@
               </w:rPr>
               <w:t>obv</w:t>
             </w:r>
-            <w:proofErr w:type="spellEnd"/>
             <w:r>
               <w:rPr>
                 <w:sz w:val="20"/>
@@ -1013,16 +911,14 @@
               </w:rPr>
               <w:t>{{</w:t>
             </w:r>
-            <w:proofErr w:type="spellStart"/>
-            <w:r>
-              <w:rPr>
-                <w:sz w:val="20"/>
-                <w:szCs w:val="20"/>
-                <w:lang w:eastAsia="zh-CN"/>
-              </w:rPr>
-              <w:t>dbd</w:t>
-            </w:r>
-            <w:proofErr w:type="spellEnd"/>
+            <w:r>
+              <w:rPr>
+                <w:sz w:val="20"/>
+                <w:szCs w:val="20"/>
+                <w:lang w:eastAsia="zh-CN"/>
+              </w:rPr>
+              <w:t>ddw</w:t>
+            </w:r>
             <w:r>
               <w:rPr>
                 <w:sz w:val="20"/>
@@ -1112,7 +1008,6 @@
               </w:rPr>
               <w:t>{{</w:t>
             </w:r>
-            <w:proofErr w:type="spellStart"/>
             <w:r>
               <w:rPr>
                 <w:sz w:val="20"/>
@@ -1121,7 +1016,6 @@
               </w:rPr>
               <w:t>mob_cr</w:t>
             </w:r>
-            <w:proofErr w:type="spellEnd"/>
             <w:r>
               <w:rPr>
                 <w:sz w:val="20"/>
@@ -1163,7 +1057,6 @@
               </w:rPr>
               <w:t>{{</w:t>
             </w:r>
-            <w:proofErr w:type="spellStart"/>
             <w:r>
               <w:rPr>
                 <w:sz w:val="20"/>
@@ -1172,7 +1065,6 @@
               </w:rPr>
               <w:t>lor_cr</w:t>
             </w:r>
-            <w:proofErr w:type="spellEnd"/>
             <w:r>
               <w:rPr>
                 <w:sz w:val="20"/>
@@ -1228,7 +1120,6 @@
               </w:rPr>
               <w:t>{{</w:t>
             </w:r>
-            <w:proofErr w:type="spellStart"/>
             <w:r>
               <w:rPr>
                 <w:sz w:val="24"/>
@@ -1237,7 +1128,6 @@
               </w:rPr>
               <w:t>Crane_lm</w:t>
             </w:r>
-            <w:proofErr w:type="spellEnd"/>
             <w:r>
               <w:rPr>
                 <w:sz w:val="24"/>
@@ -1284,7 +1174,6 @@
               </w:rPr>
               <w:t>{{</w:t>
             </w:r>
-            <w:proofErr w:type="spellStart"/>
             <w:r>
               <w:rPr>
                 <w:sz w:val="24"/>
@@ -1309,7 +1198,6 @@
               </w:rPr>
               <w:t>renew</w:t>
             </w:r>
-            <w:proofErr w:type="spellEnd"/>
             <w:r>
               <w:rPr>
                 <w:sz w:val="24"/>
@@ -1354,7 +1242,6 @@
               </w:rPr>
               <w:t>{{</w:t>
             </w:r>
-            <w:proofErr w:type="spellStart"/>
             <w:r>
               <w:rPr>
                 <w:sz w:val="24"/>
@@ -1379,7 +1266,6 @@
               </w:rPr>
               <w:t>expiry</w:t>
             </w:r>
-            <w:proofErr w:type="spellEnd"/>
             <w:r>
               <w:rPr>
                 <w:sz w:val="24"/>
@@ -1429,7 +1315,6 @@
               </w:rPr>
               <w:t>{{</w:t>
             </w:r>
-            <w:proofErr w:type="spellStart"/>
             <w:r>
               <w:rPr>
                 <w:sz w:val="24"/>
@@ -1454,7 +1339,6 @@
               </w:rPr>
               <w:t>swl</w:t>
             </w:r>
-            <w:proofErr w:type="spellEnd"/>
             <w:r>
               <w:rPr>
                 <w:sz w:val="24"/>
@@ -1502,16 +1386,42 @@
                 <w:szCs w:val="24"/>
                 <w:lang w:eastAsia="zh-CN"/>
               </w:rPr>
-              <w:t>{{</w:t>
-            </w:r>
-            <w:proofErr w:type="spellStart"/>
+              <w:t>{{crane_radius}}</w:t>
+            </w:r>
+          </w:p>
+        </w:tc>
+        <w:tc>
+          <w:tcPr>
+            <w:tcW w:w="1985" w:type="dxa"/>
+            <w:gridSpan w:val="2"/>
+          </w:tcPr>
+          <w:p>
+            <w:pPr>
+              <w:pStyle w:val="ListParagraph"/>
+              <w:ind w:left="0"/>
+            </w:pPr>
+            <w:r>
+              <w:t>SWL at this radius</w:t>
+            </w:r>
+          </w:p>
+        </w:tc>
+        <w:tc>
+          <w:tcPr>
+            <w:tcW w:w="2664" w:type="dxa"/>
+            <w:gridSpan w:val="3"/>
+          </w:tcPr>
+          <w:p>
+            <w:pPr>
+              <w:pStyle w:val="ListParagraph"/>
+              <w:ind w:left="0"/>
+            </w:pPr>
             <w:r>
               <w:rPr>
                 <w:sz w:val="24"/>
                 <w:szCs w:val="24"/>
                 <w:lang w:eastAsia="zh-CN"/>
               </w:rPr>
-              <w:t>crane</w:t>
+              <w:t>{{</w:t>
             </w:r>
             <w:r>
               <w:rPr>
@@ -1519,7 +1429,7 @@
                 <w:szCs w:val="24"/>
                 <w:lang w:eastAsia="zh-CN"/>
               </w:rPr>
-              <w:t>_</w:t>
+              <w:t>crane</w:t>
             </w:r>
             <w:r>
               <w:rPr>
@@ -1527,78 +1437,16 @@
                 <w:szCs w:val="24"/>
                 <w:lang w:eastAsia="zh-CN"/>
               </w:rPr>
-              <w:t>radius</w:t>
-            </w:r>
-            <w:proofErr w:type="spellEnd"/>
+              <w:t>_</w:t>
+            </w:r>
             <w:r>
               <w:rPr>
                 <w:sz w:val="24"/>
                 <w:szCs w:val="24"/>
                 <w:lang w:eastAsia="zh-CN"/>
               </w:rPr>
-              <w:t xml:space="preserve"> }}</w:t>
-            </w:r>
-          </w:p>
-        </w:tc>
-        <w:tc>
-          <w:tcPr>
-            <w:tcW w:w="1985" w:type="dxa"/>
-            <w:gridSpan w:val="2"/>
-          </w:tcPr>
-          <w:p>
-            <w:pPr>
-              <w:pStyle w:val="ListParagraph"/>
-              <w:ind w:left="0"/>
-            </w:pPr>
-            <w:r>
-              <w:t>SWL at this radius</w:t>
-            </w:r>
-          </w:p>
-        </w:tc>
-        <w:tc>
-          <w:tcPr>
-            <w:tcW w:w="2664" w:type="dxa"/>
-            <w:gridSpan w:val="3"/>
-          </w:tcPr>
-          <w:p>
-            <w:pPr>
-              <w:pStyle w:val="ListParagraph"/>
-              <w:ind w:left="0"/>
-            </w:pPr>
-            <w:r>
-              <w:rPr>
-                <w:sz w:val="24"/>
-                <w:szCs w:val="24"/>
-                <w:lang w:eastAsia="zh-CN"/>
-              </w:rPr>
-              <w:t>{{</w:t>
-            </w:r>
-            <w:proofErr w:type="spellStart"/>
-            <w:r>
-              <w:rPr>
-                <w:sz w:val="24"/>
-                <w:szCs w:val="24"/>
-                <w:lang w:eastAsia="zh-CN"/>
-              </w:rPr>
-              <w:t>crane</w:t>
-            </w:r>
-            <w:r>
-              <w:rPr>
-                <w:sz w:val="24"/>
-                <w:szCs w:val="24"/>
-                <w:lang w:eastAsia="zh-CN"/>
-              </w:rPr>
-              <w:t>_</w:t>
-            </w:r>
-            <w:r>
-              <w:rPr>
-                <w:sz w:val="24"/>
-                <w:szCs w:val="24"/>
-                <w:lang w:eastAsia="zh-CN"/>
-              </w:rPr>
               <w:t>swl_radius</w:t>
             </w:r>
-            <w:proofErr w:type="spellEnd"/>
             <w:r>
               <w:rPr>
                 <w:sz w:val="24"/>
@@ -1651,7 +1499,6 @@
               </w:rPr>
               <w:t>{{</w:t>
             </w:r>
-            <w:proofErr w:type="spellStart"/>
             <w:r>
               <w:rPr>
                 <w:sz w:val="24"/>
@@ -1660,7 +1507,6 @@
               </w:rPr>
               <w:t>lifting_gear</w:t>
             </w:r>
-            <w:proofErr w:type="spellEnd"/>
             <w:r>
               <w:rPr>
                 <w:sz w:val="24"/>
@@ -1713,7 +1559,6 @@
               </w:rPr>
               <w:t>{{</w:t>
             </w:r>
-            <w:proofErr w:type="spellStart"/>
             <w:r>
               <w:rPr>
                 <w:sz w:val="24"/>
@@ -1722,7 +1567,6 @@
               </w:rPr>
               <w:t>lifting_gear_wt</w:t>
             </w:r>
-            <w:proofErr w:type="spellEnd"/>
             <w:r>
               <w:rPr>
                 <w:sz w:val="24"/>
@@ -1772,7 +1616,6 @@
               </w:rPr>
               <w:t>{{</w:t>
             </w:r>
-            <w:proofErr w:type="spellStart"/>
             <w:r>
               <w:rPr>
                 <w:sz w:val="24"/>
@@ -1781,7 +1624,6 @@
               </w:rPr>
               <w:t>total_swl_lg</w:t>
             </w:r>
-            <w:proofErr w:type="spellEnd"/>
             <w:r>
               <w:rPr>
                 <w:sz w:val="24"/>
@@ -1836,7 +1678,6 @@
               </w:rPr>
               <w:t>{{</w:t>
             </w:r>
-            <w:proofErr w:type="spellStart"/>
             <w:r>
               <w:rPr>
                 <w:sz w:val="20"/>
@@ -1845,7 +1686,6 @@
               </w:rPr>
               <w:t>c_lg_y</w:t>
             </w:r>
-            <w:proofErr w:type="spellEnd"/>
             <w:r>
               <w:rPr>
                 <w:sz w:val="20"/>
@@ -1863,30 +1703,16 @@
               <w:t xml:space="preserve"> </w:t>
             </w:r>
             <w:r>
-              <w:t xml:space="preserve">Yes                                 </w:t>
-            </w:r>
-            <w:proofErr w:type="gramStart"/>
-            <w:r>
-              <w:t xml:space="preserve">   </w:t>
-            </w:r>
-            <w:r>
-              <w:rPr>
-                <w:sz w:val="20"/>
-                <w:szCs w:val="20"/>
-                <w:lang w:eastAsia="zh-CN"/>
-              </w:rPr>
-              <w:t>{</w:t>
-            </w:r>
-            <w:proofErr w:type="gramEnd"/>
-            <w:r>
-              <w:rPr>
-                <w:sz w:val="20"/>
-                <w:szCs w:val="20"/>
-                <w:lang w:eastAsia="zh-CN"/>
-              </w:rPr>
-              <w:t>{</w:t>
-            </w:r>
-            <w:proofErr w:type="spellStart"/>
+              <w:t xml:space="preserve">Yes                                    </w:t>
+            </w:r>
+            <w:r>
+              <w:rPr>
+                <w:sz w:val="20"/>
+                <w:szCs w:val="20"/>
+                <w:lang w:eastAsia="zh-CN"/>
+              </w:rPr>
+              <w:t>{{</w:t>
+            </w:r>
             <w:r>
               <w:rPr>
                 <w:sz w:val="20"/>
@@ -1895,8 +1721,6 @@
               </w:rPr>
               <w:t>c_lg_y</w:t>
             </w:r>
-            <w:proofErr w:type="spellEnd"/>
-            <w:proofErr w:type="gramStart"/>
             <w:r>
               <w:rPr>
                 <w:sz w:val="20"/>
@@ -1916,7 +1740,6 @@
             <w:r>
               <w:t xml:space="preserve"> No</w:t>
             </w:r>
-            <w:proofErr w:type="gramEnd"/>
           </w:p>
         </w:tc>
       </w:tr>
@@ -1961,7 +1784,6 @@
               </w:rPr>
               <w:t>{{</w:t>
             </w:r>
-            <w:proofErr w:type="spellStart"/>
             <w:r>
               <w:rPr>
                 <w:sz w:val="24"/>
@@ -1986,7 +1808,6 @@
               </w:rPr>
               <w:t>expiry</w:t>
             </w:r>
-            <w:proofErr w:type="spellEnd"/>
             <w:r>
               <w:rPr>
                 <w:sz w:val="24"/>
@@ -2098,6 +1919,14 @@
                 <w:szCs w:val="20"/>
                 <w:lang w:eastAsia="zh-CN"/>
               </w:rPr>
+              <w:t>_y</w:t>
+            </w:r>
+            <w:r>
+              <w:rPr>
+                <w:sz w:val="20"/>
+                <w:szCs w:val="20"/>
+                <w:lang w:eastAsia="zh-CN"/>
+              </w:rPr>
               <w:t>}}</w:t>
             </w:r>
             <w:r>
@@ -2106,7 +1935,6 @@
             <w:r>
               <w:t xml:space="preserve">Yes   </w:t>
             </w:r>
-            <w:proofErr w:type="gramStart"/>
             <w:r>
               <w:t xml:space="preserve">   </w:t>
             </w:r>
@@ -2116,16 +1944,7 @@
                 <w:szCs w:val="20"/>
                 <w:lang w:eastAsia="zh-CN"/>
               </w:rPr>
-              <w:t>{</w:t>
-            </w:r>
-            <w:proofErr w:type="gramEnd"/>
-            <w:r>
-              <w:rPr>
-                <w:sz w:val="20"/>
-                <w:szCs w:val="20"/>
-                <w:lang w:eastAsia="zh-CN"/>
-              </w:rPr>
-              <w:t>{</w:t>
+              <w:t>{{</w:t>
             </w:r>
             <w:r>
               <w:rPr>
@@ -2134,6 +1953,14 @@
                 <w:lang w:eastAsia="zh-CN"/>
               </w:rPr>
               <w:t>coms</w:t>
+            </w:r>
+            <w:r>
+              <w:rPr>
+                <w:sz w:val="20"/>
+                <w:szCs w:val="20"/>
+                <w:lang w:eastAsia="zh-CN"/>
+              </w:rPr>
+              <w:t>_y</w:t>
             </w:r>
             <w:r>
               <w:rPr>
@@ -2453,18 +2280,10 @@
           <w:p>
             <w:r>
               <w:lastRenderedPageBreak/>
-              <w:t xml:space="preserve"> </w:t>
-            </w:r>
-            <w:proofErr w:type="gramStart"/>
-            <w:r>
-              <w:t xml:space="preserve">Lifting  </w:t>
-            </w:r>
-            <w:r>
-              <w:t>Equipment</w:t>
-            </w:r>
-            <w:proofErr w:type="gramEnd"/>
-            <w:r>
-              <w:t xml:space="preserve"> Operator</w:t>
+              <w:t xml:space="preserve"> Lifting  </w:t>
+            </w:r>
+            <w:r>
+              <w:t>Equipment Operator</w:t>
             </w:r>
           </w:p>
         </w:tc>
@@ -2487,13 +2306,8 @@
             <w:r>
               <w:t xml:space="preserve">/ </w:t>
             </w:r>
-            <w:proofErr w:type="spellStart"/>
-            <w:r>
-              <w:t>Norhalim</w:t>
-            </w:r>
-            <w:proofErr w:type="spellEnd"/>
-            <w:r>
-              <w:t xml:space="preserve"> </w:t>
+            <w:r>
+              <w:t xml:space="preserve">Norhalim </w:t>
             </w:r>
             <w:r>
               <w:t xml:space="preserve">/ </w:t>
@@ -2502,15 +2316,7 @@
               <w:t xml:space="preserve">Lim Poh Thiam </w:t>
             </w:r>
             <w:r>
-              <w:t xml:space="preserve">/ </w:t>
-            </w:r>
-            <w:proofErr w:type="spellStart"/>
-            <w:r>
-              <w:t>Ngaimin</w:t>
-            </w:r>
-            <w:proofErr w:type="spellEnd"/>
-            <w:r>
-              <w:t xml:space="preserve"> / </w:t>
+              <w:t xml:space="preserve">/ Ngaimin / </w:t>
             </w:r>
             <w:r>
               <w:t>Azmi</w:t>
@@ -2749,15 +2555,7 @@
               <w:ind w:left="0"/>
             </w:pPr>
             <w:r>
-              <w:t>Is the ground made safe (</w:t>
-            </w:r>
-            <w:proofErr w:type="spellStart"/>
-            <w:r>
-              <w:t>eg</w:t>
-            </w:r>
-            <w:proofErr w:type="spellEnd"/>
-            <w:r>
-              <w:t>: placing steel plate)</w:t>
+              <w:t>Is the ground made safe (eg: placing steel plate)</w:t>
             </w:r>
           </w:p>
         </w:tc>
@@ -2779,7 +2577,6 @@
               </w:rPr>
               <w:t>{{</w:t>
             </w:r>
-            <w:proofErr w:type="spellStart"/>
             <w:r>
               <w:rPr>
                 <w:sz w:val="20"/>
@@ -2788,7 +2585,6 @@
               </w:rPr>
               <w:t>gc_y</w:t>
             </w:r>
-            <w:proofErr w:type="spellEnd"/>
             <w:r>
               <w:rPr>
                 <w:sz w:val="20"/>
@@ -2806,30 +2602,16 @@
               <w:t xml:space="preserve"> </w:t>
             </w:r>
             <w:r>
-              <w:t xml:space="preserve">Yes </w:t>
-            </w:r>
-            <w:proofErr w:type="gramStart"/>
-            <w:r>
-              <w:t xml:space="preserve">   </w:t>
-            </w:r>
-            <w:r>
-              <w:rPr>
-                <w:sz w:val="20"/>
-                <w:szCs w:val="20"/>
-                <w:lang w:eastAsia="zh-CN"/>
-              </w:rPr>
-              <w:t>{</w:t>
-            </w:r>
-            <w:proofErr w:type="gramEnd"/>
-            <w:r>
-              <w:rPr>
-                <w:sz w:val="20"/>
-                <w:szCs w:val="20"/>
-                <w:lang w:eastAsia="zh-CN"/>
-              </w:rPr>
-              <w:t>{</w:t>
-            </w:r>
-            <w:proofErr w:type="spellStart"/>
+              <w:t xml:space="preserve">Yes    </w:t>
+            </w:r>
+            <w:r>
+              <w:rPr>
+                <w:sz w:val="20"/>
+                <w:szCs w:val="20"/>
+                <w:lang w:eastAsia="zh-CN"/>
+              </w:rPr>
+              <w:t>{{</w:t>
+            </w:r>
             <w:r>
               <w:rPr>
                 <w:sz w:val="20"/>
@@ -2838,8 +2620,6 @@
               </w:rPr>
               <w:t>gc_n</w:t>
             </w:r>
-            <w:proofErr w:type="spellEnd"/>
-            <w:proofErr w:type="gramStart"/>
             <w:r>
               <w:rPr>
                 <w:sz w:val="20"/>
@@ -2859,7 +2639,6 @@
             <w:r>
               <w:t xml:space="preserve"> No</w:t>
             </w:r>
-            <w:proofErr w:type="gramEnd"/>
           </w:p>
         </w:tc>
       </w:tr>
@@ -2914,7 +2693,6 @@
               </w:rPr>
               <w:t>{{</w:t>
             </w:r>
-            <w:proofErr w:type="spellStart"/>
             <w:r>
               <w:rPr>
                 <w:sz w:val="20"/>
@@ -2923,7 +2701,6 @@
               </w:rPr>
               <w:t>go_y</w:t>
             </w:r>
-            <w:proofErr w:type="spellEnd"/>
             <w:r>
               <w:rPr>
                 <w:sz w:val="20"/>
@@ -2933,11 +2710,7 @@
               <w:t>}}</w:t>
             </w:r>
             <w:r>
-              <w:t xml:space="preserve"> Yes </w:t>
-            </w:r>
-            <w:proofErr w:type="gramStart"/>
-            <w:r>
-              <w:t xml:space="preserve"> </w:t>
+              <w:t xml:space="preserve"> Yes  </w:t>
             </w:r>
             <w:r>
               <w:t xml:space="preserve">  </w:t>
@@ -2948,18 +2721,8 @@
                 <w:szCs w:val="20"/>
                 <w:lang w:eastAsia="zh-CN"/>
               </w:rPr>
-              <w:t>{</w:t>
-            </w:r>
-            <w:proofErr w:type="gramEnd"/>
-            <w:r>
-              <w:rPr>
-                <w:sz w:val="20"/>
-                <w:szCs w:val="20"/>
-                <w:lang w:eastAsia="zh-CN"/>
-              </w:rPr>
-              <w:t>{</w:t>
-            </w:r>
-            <w:proofErr w:type="spellStart"/>
+              <w:t>{{</w:t>
+            </w:r>
             <w:r>
               <w:rPr>
                 <w:sz w:val="20"/>
@@ -2968,7 +2731,6 @@
               </w:rPr>
               <w:t>go_n</w:t>
             </w:r>
-            <w:proofErr w:type="spellEnd"/>
             <w:r>
               <w:rPr>
                 <w:sz w:val="20"/>
@@ -3035,7 +2797,6 @@
               </w:rPr>
               <w:t>{{</w:t>
             </w:r>
-            <w:proofErr w:type="spellStart"/>
             <w:r>
               <w:rPr>
                 <w:sz w:val="20"/>
@@ -3052,7 +2813,6 @@
               </w:rPr>
               <w:t>_y</w:t>
             </w:r>
-            <w:proofErr w:type="spellEnd"/>
             <w:r>
               <w:rPr>
                 <w:sz w:val="20"/>
@@ -3070,11 +2830,7 @@
               <w:t xml:space="preserve"> </w:t>
             </w:r>
             <w:r>
-              <w:t xml:space="preserve">Yes </w:t>
-            </w:r>
-            <w:proofErr w:type="gramStart"/>
-            <w:r>
-              <w:t xml:space="preserve"> </w:t>
+              <w:t xml:space="preserve">Yes  </w:t>
             </w:r>
             <w:r>
               <w:t xml:space="preserve">  </w:t>
@@ -3085,18 +2841,8 @@
                 <w:szCs w:val="20"/>
                 <w:lang w:eastAsia="zh-CN"/>
               </w:rPr>
-              <w:t>{</w:t>
-            </w:r>
-            <w:proofErr w:type="gramEnd"/>
-            <w:r>
-              <w:rPr>
-                <w:sz w:val="20"/>
-                <w:szCs w:val="20"/>
-                <w:lang w:eastAsia="zh-CN"/>
-              </w:rPr>
-              <w:t>{</w:t>
-            </w:r>
-            <w:proofErr w:type="spellStart"/>
+              <w:t>{{</w:t>
+            </w:r>
             <w:r>
               <w:rPr>
                 <w:sz w:val="20"/>
@@ -3113,7 +2859,6 @@
               </w:rPr>
               <w:t>_n</w:t>
             </w:r>
-            <w:proofErr w:type="spellEnd"/>
             <w:r>
               <w:rPr>
                 <w:sz w:val="20"/>
@@ -3185,7 +2930,6 @@
               </w:rPr>
               <w:t>{{</w:t>
             </w:r>
-            <w:proofErr w:type="spellStart"/>
             <w:r>
               <w:rPr>
                 <w:sz w:val="20"/>
@@ -3202,7 +2946,6 @@
               </w:rPr>
               <w:t>_y</w:t>
             </w:r>
-            <w:proofErr w:type="spellEnd"/>
             <w:r>
               <w:rPr>
                 <w:sz w:val="20"/>
@@ -3212,9 +2955,8 @@
               <w:t>}}</w:t>
             </w:r>
             <w:r>
-              <w:t xml:space="preserve"> Yes  </w:t>
-            </w:r>
-            <w:proofErr w:type="gramStart"/>
+              <w:t xml:space="preserve"> Yes   </w:t>
+            </w:r>
             <w:r>
               <w:t xml:space="preserve"> </w:t>
             </w:r>
@@ -3222,59 +2964,43 @@
               <w:t xml:space="preserve"> </w:t>
             </w:r>
             <w:r>
+              <w:rPr>
+                <w:sz w:val="20"/>
+                <w:szCs w:val="20"/>
+                <w:lang w:eastAsia="zh-CN"/>
+              </w:rPr>
+              <w:t>{{</w:t>
+            </w:r>
+            <w:r>
+              <w:rPr>
+                <w:sz w:val="20"/>
+                <w:szCs w:val="20"/>
+                <w:lang w:eastAsia="zh-CN"/>
+              </w:rPr>
+              <w:t>st</w:t>
+            </w:r>
+            <w:r>
+              <w:rPr>
+                <w:sz w:val="20"/>
+                <w:szCs w:val="20"/>
+                <w:lang w:eastAsia="zh-CN"/>
+              </w:rPr>
+              <w:t>_n</w:t>
+            </w:r>
+            <w:r>
+              <w:rPr>
+                <w:sz w:val="20"/>
+                <w:szCs w:val="20"/>
+                <w:lang w:eastAsia="zh-CN"/>
+              </w:rPr>
+              <w:t>}}</w:t>
+            </w:r>
+            <w:r>
               <w:t xml:space="preserve"> </w:t>
             </w:r>
             <w:r>
-              <w:rPr>
-                <w:sz w:val="20"/>
-                <w:szCs w:val="20"/>
-                <w:lang w:eastAsia="zh-CN"/>
-              </w:rPr>
-              <w:t>{</w:t>
-            </w:r>
-            <w:proofErr w:type="gramEnd"/>
-            <w:r>
-              <w:rPr>
-                <w:sz w:val="20"/>
-                <w:szCs w:val="20"/>
-                <w:lang w:eastAsia="zh-CN"/>
-              </w:rPr>
-              <w:t>{</w:t>
-            </w:r>
-            <w:proofErr w:type="spellStart"/>
-            <w:r>
-              <w:rPr>
-                <w:sz w:val="20"/>
-                <w:szCs w:val="20"/>
-                <w:lang w:eastAsia="zh-CN"/>
-              </w:rPr>
-              <w:t>st</w:t>
-            </w:r>
-            <w:r>
-              <w:rPr>
-                <w:sz w:val="20"/>
-                <w:szCs w:val="20"/>
-                <w:lang w:eastAsia="zh-CN"/>
-              </w:rPr>
-              <w:t>_n</w:t>
-            </w:r>
-            <w:proofErr w:type="spellEnd"/>
-            <w:proofErr w:type="gramStart"/>
-            <w:r>
-              <w:rPr>
-                <w:sz w:val="20"/>
-                <w:szCs w:val="20"/>
-                <w:lang w:eastAsia="zh-CN"/>
-              </w:rPr>
-              <w:t>}}</w:t>
-            </w:r>
-            <w:r>
-              <w:t xml:space="preserve"> </w:t>
-            </w:r>
-            <w:r>
               <w:t xml:space="preserve"> No</w:t>
             </w:r>
-            <w:proofErr w:type="gramEnd"/>
           </w:p>
         </w:tc>
       </w:tr>
@@ -3330,7 +3056,6 @@
               </w:rPr>
               <w:t>{{</w:t>
             </w:r>
-            <w:proofErr w:type="spellStart"/>
             <w:r>
               <w:rPr>
                 <w:sz w:val="20"/>
@@ -3347,7 +3072,6 @@
               </w:rPr>
               <w:t>_y</w:t>
             </w:r>
-            <w:proofErr w:type="spellEnd"/>
             <w:r>
               <w:rPr>
                 <w:sz w:val="20"/>
@@ -3363,33 +3087,19 @@
               <w:t xml:space="preserve">Yes  </w:t>
             </w:r>
             <w:r>
-              <w:t xml:space="preserve"> </w:t>
-            </w:r>
-            <w:proofErr w:type="gramStart"/>
-            <w:r>
-              <w:t xml:space="preserve"> </w:t>
-            </w:r>
-            <w:r>
               <w:t xml:space="preserve">  </w:t>
             </w:r>
             <w:r>
-              <w:rPr>
-                <w:sz w:val="20"/>
-                <w:szCs w:val="20"/>
-                <w:lang w:eastAsia="zh-CN"/>
-              </w:rPr>
-              <w:t>{</w:t>
-            </w:r>
-            <w:proofErr w:type="gramEnd"/>
-            <w:r>
-              <w:rPr>
-                <w:sz w:val="20"/>
-                <w:szCs w:val="20"/>
-                <w:lang w:eastAsia="zh-CN"/>
-              </w:rPr>
-              <w:t>{</w:t>
-            </w:r>
-            <w:proofErr w:type="spellStart"/>
+              <w:t xml:space="preserve">  </w:t>
+            </w:r>
+            <w:r>
+              <w:rPr>
+                <w:sz w:val="20"/>
+                <w:szCs w:val="20"/>
+                <w:lang w:eastAsia="zh-CN"/>
+              </w:rPr>
+              <w:t>{{</w:t>
+            </w:r>
             <w:r>
               <w:rPr>
                 <w:sz w:val="20"/>
@@ -3406,7 +3116,6 @@
               </w:rPr>
               <w:t>_n</w:t>
             </w:r>
-            <w:proofErr w:type="spellEnd"/>
             <w:r>
               <w:rPr>
                 <w:sz w:val="20"/>
@@ -3482,7 +3191,6 @@
               </w:rPr>
               <w:t>{{</w:t>
             </w:r>
-            <w:proofErr w:type="spellStart"/>
             <w:r>
               <w:rPr>
                 <w:sz w:val="20"/>
@@ -3499,7 +3207,6 @@
               </w:rPr>
               <w:t>_y</w:t>
             </w:r>
-            <w:proofErr w:type="spellEnd"/>
             <w:r>
               <w:rPr>
                 <w:sz w:val="20"/>
@@ -3512,9 +3219,8 @@
               <w:t xml:space="preserve"> </w:t>
             </w:r>
             <w:r>
-              <w:t xml:space="preserve">Yes </w:t>
-            </w:r>
-            <w:proofErr w:type="gramStart"/>
+              <w:t xml:space="preserve">Yes  </w:t>
+            </w:r>
             <w:r>
               <w:t xml:space="preserve"> </w:t>
             </w:r>
@@ -3522,26 +3228,13 @@
               <w:t xml:space="preserve"> </w:t>
             </w:r>
             <w:r>
-              <w:t xml:space="preserve"> </w:t>
-            </w:r>
-            <w:r>
-              <w:rPr>
-                <w:sz w:val="20"/>
-                <w:szCs w:val="20"/>
-                <w:lang w:eastAsia="zh-CN"/>
-              </w:rPr>
-              <w:t>{</w:t>
-            </w:r>
-            <w:proofErr w:type="gramEnd"/>
-            <w:r>
-              <w:rPr>
-                <w:sz w:val="20"/>
-                <w:szCs w:val="20"/>
-                <w:lang w:eastAsia="zh-CN"/>
-              </w:rPr>
-              <w:t>{</w:t>
-            </w:r>
-            <w:proofErr w:type="spellStart"/>
+              <w:rPr>
+                <w:sz w:val="20"/>
+                <w:szCs w:val="20"/>
+                <w:lang w:eastAsia="zh-CN"/>
+              </w:rPr>
+              <w:t>{{</w:t>
+            </w:r>
             <w:r>
               <w:rPr>
                 <w:sz w:val="20"/>
@@ -3558,7 +3251,6 @@
               </w:rPr>
               <w:t>_n</w:t>
             </w:r>
-            <w:proofErr w:type="spellEnd"/>
             <w:r>
               <w:rPr>
                 <w:sz w:val="20"/>
@@ -4112,13 +3804,8 @@
               <w:ind w:left="0"/>
             </w:pPr>
             <w:r>
-              <w:t xml:space="preserve">Applied by: </w:t>
-            </w:r>
-            <w:proofErr w:type="spellStart"/>
-            <w:r>
-              <w:t>Zailani</w:t>
-            </w:r>
-            <w:proofErr w:type="spellEnd"/>
+              <w:t>Applied by: Zailani</w:t>
+            </w:r>
           </w:p>
           <w:p>
             <w:pPr>
@@ -4586,39 +4273,7 @@
         <w:rFonts w:ascii="Arial" w:hAnsi="Arial" w:cs="Arial"/>
         <w:color w:val="0000FF"/>
       </w:rPr>
-      <w:t xml:space="preserve">No. 28 </w:t>
-    </w:r>
-    <w:proofErr w:type="spellStart"/>
-    <w:r>
-      <w:rPr>
-        <w:rFonts w:ascii="Arial" w:hAnsi="Arial" w:cs="Arial"/>
-        <w:color w:val="0000FF"/>
-      </w:rPr>
-      <w:t>Kranji</w:t>
-    </w:r>
-    <w:proofErr w:type="spellEnd"/>
-    <w:r>
-      <w:rPr>
-        <w:rFonts w:ascii="Arial" w:hAnsi="Arial" w:cs="Arial"/>
-        <w:color w:val="0000FF"/>
-      </w:rPr>
-      <w:t xml:space="preserve"> Loop #05-03, </w:t>
-    </w:r>
-    <w:proofErr w:type="spellStart"/>
-    <w:r>
-      <w:rPr>
-        <w:rFonts w:ascii="Arial" w:hAnsi="Arial" w:cs="Arial"/>
-        <w:color w:val="0000FF"/>
-      </w:rPr>
-      <w:t>Kranji</w:t>
-    </w:r>
-    <w:proofErr w:type="spellEnd"/>
-    <w:r>
-      <w:rPr>
-        <w:rFonts w:ascii="Arial" w:hAnsi="Arial" w:cs="Arial"/>
-        <w:color w:val="0000FF"/>
-      </w:rPr>
-      <w:t xml:space="preserve"> Green, Singapore 739571</w:t>
+      <w:t>No. 28 Kranji Loop #05-03, Kranji Green, Singapore 739571</w:t>
     </w:r>
   </w:p>
   <w:p>
@@ -4728,8 +4383,6 @@
         <w:szCs w:val="21"/>
       </w:rPr>
     </w:pPr>
-    <w:proofErr w:type="spellStart"/>
-    <w:proofErr w:type="gramStart"/>
     <w:r>
       <w:rPr>
         <w:rFonts w:ascii="Arial" w:hAnsi="Arial" w:cs="Arial"/>
@@ -4739,8 +4392,6 @@
       </w:rPr>
       <w:t>Co.Reg.No</w:t>
     </w:r>
-    <w:proofErr w:type="spellEnd"/>
-    <w:proofErr w:type="gramEnd"/>
     <w:r>
       <w:rPr>
         <w:rFonts w:ascii="Arial" w:hAnsi="Arial" w:cs="Arial"/>
@@ -4748,27 +4399,7 @@
         <w:sz w:val="21"/>
         <w:szCs w:val="21"/>
       </w:rPr>
-      <w:t xml:space="preserve">: 199603812E   GST Reg </w:t>
-    </w:r>
-    <w:proofErr w:type="gramStart"/>
-    <w:r>
-      <w:rPr>
-        <w:rFonts w:ascii="Arial" w:hAnsi="Arial" w:cs="Arial"/>
-        <w:color w:val="0000FF"/>
-        <w:sz w:val="21"/>
-        <w:szCs w:val="21"/>
-      </w:rPr>
-      <w:t>No. :</w:t>
-    </w:r>
-    <w:proofErr w:type="gramEnd"/>
-    <w:r>
-      <w:rPr>
-        <w:rFonts w:ascii="Arial" w:hAnsi="Arial" w:cs="Arial"/>
-        <w:color w:val="0000FF"/>
-        <w:sz w:val="21"/>
-        <w:szCs w:val="21"/>
-      </w:rPr>
-      <w:t xml:space="preserve"> M2-8923804 – 2</w:t>
+      <w:t>: 199603812E   GST Reg No. : M2-8923804 – 2</w:t>
     </w:r>
   </w:p>
   <w:p>
@@ -7149,7 +6780,6 @@
   <w:style w:type="character" w:default="1" w:styleId="DefaultParagraphFont">
     <w:name w:val="Default Paragraph Font"/>
     <w:uiPriority w:val="1"/>
-    <w:semiHidden/>
     <w:unhideWhenUsed/>
   </w:style>
   <w:style w:type="table" w:default="1" w:styleId="TableNormal">

--- a/Templates/Lifting Plan Template.docx
+++ b/Templates/Lifting Plan Template.docx
@@ -127,11 +127,19 @@
                 <w:color w:val="0000CC"/>
               </w:rPr>
             </w:pPr>
+            <w:proofErr w:type="gramStart"/>
             <w:r>
               <w:rPr>
                 <w:color w:val="0000CC"/>
               </w:rPr>
-              <w:t>Rev :  00</w:t>
+              <w:t>Rev :</w:t>
+            </w:r>
+            <w:proofErr w:type="gramEnd"/>
+            <w:r>
+              <w:rPr>
+                <w:color w:val="0000CC"/>
+              </w:rPr>
+              <w:t xml:space="preserve">  00</w:t>
             </w:r>
           </w:p>
         </w:tc>
@@ -287,6 +295,7 @@
               </w:rPr>
               <w:t>{{</w:t>
             </w:r>
+            <w:proofErr w:type="spellStart"/>
             <w:r>
               <w:rPr>
                 <w:sz w:val="24"/>
@@ -294,6 +303,8 @@
               </w:rPr>
               <w:t>project_name</w:t>
             </w:r>
+            <w:proofErr w:type="spellEnd"/>
+            <w:proofErr w:type="gramStart"/>
             <w:r>
               <w:rPr>
                 <w:sz w:val="24"/>
@@ -304,6 +315,7 @@
             <w:r>
               <w:t xml:space="preserve">   </w:t>
             </w:r>
+            <w:proofErr w:type="gramEnd"/>
             <w:r>
               <w:tab/>
             </w:r>
@@ -406,7 +418,23 @@
                 <w:sz w:val="24"/>
                 <w:lang w:eastAsia="zh-CN"/>
               </w:rPr>
-              <w:t>{{operation_date}}</w:t>
+              <w:t>{{</w:t>
+            </w:r>
+            <w:proofErr w:type="spellStart"/>
+            <w:r>
+              <w:rPr>
+                <w:sz w:val="24"/>
+                <w:lang w:eastAsia="zh-CN"/>
+              </w:rPr>
+              <w:t>operation_date</w:t>
+            </w:r>
+            <w:proofErr w:type="spellEnd"/>
+            <w:r>
+              <w:rPr>
+                <w:sz w:val="24"/>
+                <w:lang w:eastAsia="zh-CN"/>
+              </w:rPr>
+              <w:t>}}</w:t>
             </w:r>
           </w:p>
           <w:p>
@@ -422,7 +450,23 @@
                 <w:sz w:val="24"/>
                 <w:lang w:eastAsia="zh-CN"/>
               </w:rPr>
-              <w:t>{{operation_time}}</w:t>
+              <w:t>{{</w:t>
+            </w:r>
+            <w:proofErr w:type="spellStart"/>
+            <w:r>
+              <w:rPr>
+                <w:sz w:val="24"/>
+                <w:lang w:eastAsia="zh-CN"/>
+              </w:rPr>
+              <w:t>operation_time</w:t>
+            </w:r>
+            <w:proofErr w:type="spellEnd"/>
+            <w:r>
+              <w:rPr>
+                <w:sz w:val="24"/>
+                <w:lang w:eastAsia="zh-CN"/>
+              </w:rPr>
+              <w:t>}}</w:t>
             </w:r>
           </w:p>
         </w:tc>
@@ -568,16 +612,26 @@
                 <w:szCs w:val="24"/>
                 <w:lang w:eastAsia="zh-CN"/>
               </w:rPr>
-              <w:t>{{machine</w:t>
-            </w:r>
+              <w:t>{{</w:t>
+            </w:r>
+            <w:proofErr w:type="spellStart"/>
             <w:r>
               <w:rPr>
                 <w:sz w:val="24"/>
                 <w:szCs w:val="24"/>
                 <w:lang w:eastAsia="zh-CN"/>
               </w:rPr>
+              <w:t>machine</w:t>
+            </w:r>
+            <w:r>
+              <w:rPr>
+                <w:sz w:val="24"/>
+                <w:szCs w:val="24"/>
+                <w:lang w:eastAsia="zh-CN"/>
+              </w:rPr>
               <w:t>_name</w:t>
             </w:r>
+            <w:proofErr w:type="spellEnd"/>
             <w:r>
               <w:rPr>
                 <w:sz w:val="24"/>
@@ -632,16 +686,26 @@
                 <w:szCs w:val="24"/>
                 <w:lang w:eastAsia="zh-CN"/>
               </w:rPr>
-              <w:t>{{machine_</w:t>
-            </w:r>
+              <w:t>{{</w:t>
+            </w:r>
+            <w:proofErr w:type="spellStart"/>
             <w:r>
               <w:rPr>
                 <w:sz w:val="24"/>
                 <w:szCs w:val="24"/>
                 <w:lang w:eastAsia="zh-CN"/>
               </w:rPr>
+              <w:t>machine_</w:t>
+            </w:r>
+            <w:r>
+              <w:rPr>
+                <w:sz w:val="24"/>
+                <w:szCs w:val="24"/>
+                <w:lang w:eastAsia="zh-CN"/>
+              </w:rPr>
               <w:t>dimension</w:t>
             </w:r>
+            <w:proofErr w:type="spellEnd"/>
             <w:r>
               <w:rPr>
                 <w:sz w:val="24"/>
@@ -695,16 +759,26 @@
                 <w:szCs w:val="24"/>
                 <w:lang w:eastAsia="zh-CN"/>
               </w:rPr>
-              <w:t>{{machine_</w:t>
-            </w:r>
+              <w:t>{{</w:t>
+            </w:r>
+            <w:proofErr w:type="spellStart"/>
             <w:r>
               <w:rPr>
                 <w:sz w:val="24"/>
                 <w:szCs w:val="24"/>
                 <w:lang w:eastAsia="zh-CN"/>
               </w:rPr>
+              <w:t>machine_</w:t>
+            </w:r>
+            <w:r>
+              <w:rPr>
+                <w:sz w:val="24"/>
+                <w:szCs w:val="24"/>
+                <w:lang w:eastAsia="zh-CN"/>
+              </w:rPr>
               <w:t>weight</w:t>
             </w:r>
+            <w:proofErr w:type="spellEnd"/>
             <w:r>
               <w:rPr>
                 <w:sz w:val="24"/>
@@ -761,7 +835,25 @@
                 <w:szCs w:val="20"/>
                 <w:lang w:eastAsia="zh-CN"/>
               </w:rPr>
-              <w:t>{{ew}}</w:t>
+              <w:t>{{</w:t>
+            </w:r>
+            <w:proofErr w:type="spellStart"/>
+            <w:r>
+              <w:rPr>
+                <w:sz w:val="20"/>
+                <w:szCs w:val="20"/>
+                <w:lang w:eastAsia="zh-CN"/>
+              </w:rPr>
+              <w:t>ew</w:t>
+            </w:r>
+            <w:proofErr w:type="spellEnd"/>
+            <w:r>
+              <w:rPr>
+                <w:sz w:val="20"/>
+                <w:szCs w:val="20"/>
+                <w:lang w:eastAsia="zh-CN"/>
+              </w:rPr>
+              <w:t>}}</w:t>
             </w:r>
             <w:r>
               <w:rPr>
@@ -815,6 +907,7 @@
               </w:rPr>
               <w:t>{{</w:t>
             </w:r>
+            <w:proofErr w:type="spellStart"/>
             <w:r>
               <w:rPr>
                 <w:sz w:val="20"/>
@@ -823,6 +916,7 @@
               </w:rPr>
               <w:t>obv</w:t>
             </w:r>
+            <w:proofErr w:type="spellEnd"/>
             <w:r>
               <w:rPr>
                 <w:sz w:val="20"/>
@@ -911,6 +1005,7 @@
               </w:rPr>
               <w:t>{{</w:t>
             </w:r>
+            <w:proofErr w:type="spellStart"/>
             <w:r>
               <w:rPr>
                 <w:sz w:val="20"/>
@@ -919,6 +1014,7 @@
               </w:rPr>
               <w:t>ddw</w:t>
             </w:r>
+            <w:proofErr w:type="spellEnd"/>
             <w:r>
               <w:rPr>
                 <w:sz w:val="20"/>
@@ -1008,6 +1104,7 @@
               </w:rPr>
               <w:t>{{</w:t>
             </w:r>
+            <w:proofErr w:type="spellStart"/>
             <w:r>
               <w:rPr>
                 <w:sz w:val="20"/>
@@ -1016,6 +1113,7 @@
               </w:rPr>
               <w:t>mob_cr</w:t>
             </w:r>
+            <w:proofErr w:type="spellEnd"/>
             <w:r>
               <w:rPr>
                 <w:sz w:val="20"/>
@@ -1057,6 +1155,7 @@
               </w:rPr>
               <w:t>{{</w:t>
             </w:r>
+            <w:proofErr w:type="spellStart"/>
             <w:r>
               <w:rPr>
                 <w:sz w:val="20"/>
@@ -1065,6 +1164,7 @@
               </w:rPr>
               <w:t>lor_cr</w:t>
             </w:r>
+            <w:proofErr w:type="spellEnd"/>
             <w:r>
               <w:rPr>
                 <w:sz w:val="20"/>
@@ -1120,6 +1220,7 @@
               </w:rPr>
               <w:t>{{</w:t>
             </w:r>
+            <w:proofErr w:type="spellStart"/>
             <w:r>
               <w:rPr>
                 <w:sz w:val="24"/>
@@ -1128,6 +1229,7 @@
               </w:rPr>
               <w:t>Crane_lm</w:t>
             </w:r>
+            <w:proofErr w:type="spellEnd"/>
             <w:r>
               <w:rPr>
                 <w:sz w:val="24"/>
@@ -1174,6 +1276,7 @@
               </w:rPr>
               <w:t>{{</w:t>
             </w:r>
+            <w:proofErr w:type="spellStart"/>
             <w:r>
               <w:rPr>
                 <w:sz w:val="24"/>
@@ -1198,6 +1301,7 @@
               </w:rPr>
               <w:t>renew</w:t>
             </w:r>
+            <w:proofErr w:type="spellEnd"/>
             <w:r>
               <w:rPr>
                 <w:sz w:val="24"/>
@@ -1242,6 +1346,7 @@
               </w:rPr>
               <w:t>{{</w:t>
             </w:r>
+            <w:proofErr w:type="spellStart"/>
             <w:r>
               <w:rPr>
                 <w:sz w:val="24"/>
@@ -1266,6 +1371,7 @@
               </w:rPr>
               <w:t>expiry</w:t>
             </w:r>
+            <w:proofErr w:type="spellEnd"/>
             <w:r>
               <w:rPr>
                 <w:sz w:val="24"/>
@@ -1315,6 +1421,7 @@
               </w:rPr>
               <w:t>{{</w:t>
             </w:r>
+            <w:proofErr w:type="spellStart"/>
             <w:r>
               <w:rPr>
                 <w:sz w:val="24"/>
@@ -1339,6 +1446,7 @@
               </w:rPr>
               <w:t>swl</w:t>
             </w:r>
+            <w:proofErr w:type="spellEnd"/>
             <w:r>
               <w:rPr>
                 <w:sz w:val="24"/>
@@ -1386,7 +1494,25 @@
                 <w:szCs w:val="24"/>
                 <w:lang w:eastAsia="zh-CN"/>
               </w:rPr>
-              <w:t>{{crane_radius}}</w:t>
+              <w:t>{{</w:t>
+            </w:r>
+            <w:proofErr w:type="spellStart"/>
+            <w:r>
+              <w:rPr>
+                <w:sz w:val="24"/>
+                <w:szCs w:val="24"/>
+                <w:lang w:eastAsia="zh-CN"/>
+              </w:rPr>
+              <w:t>crane_radius</w:t>
+            </w:r>
+            <w:proofErr w:type="spellEnd"/>
+            <w:r>
+              <w:rPr>
+                <w:sz w:val="24"/>
+                <w:szCs w:val="24"/>
+                <w:lang w:eastAsia="zh-CN"/>
+              </w:rPr>
+              <w:t>}}</w:t>
             </w:r>
           </w:p>
         </w:tc>
@@ -1423,6 +1549,7 @@
               </w:rPr>
               <w:t>{{</w:t>
             </w:r>
+            <w:proofErr w:type="spellStart"/>
             <w:r>
               <w:rPr>
                 <w:sz w:val="24"/>
@@ -1447,6 +1574,7 @@
               </w:rPr>
               <w:t>swl_radius</w:t>
             </w:r>
+            <w:proofErr w:type="spellEnd"/>
             <w:r>
               <w:rPr>
                 <w:sz w:val="24"/>
@@ -1499,6 +1627,7 @@
               </w:rPr>
               <w:t>{{</w:t>
             </w:r>
+            <w:proofErr w:type="spellStart"/>
             <w:r>
               <w:rPr>
                 <w:sz w:val="24"/>
@@ -1507,6 +1636,7 @@
               </w:rPr>
               <w:t>lifting_gear</w:t>
             </w:r>
+            <w:proofErr w:type="spellEnd"/>
             <w:r>
               <w:rPr>
                 <w:sz w:val="24"/>
@@ -1559,6 +1689,7 @@
               </w:rPr>
               <w:t>{{</w:t>
             </w:r>
+            <w:proofErr w:type="spellStart"/>
             <w:r>
               <w:rPr>
                 <w:sz w:val="24"/>
@@ -1567,6 +1698,7 @@
               </w:rPr>
               <w:t>lifting_gear_wt</w:t>
             </w:r>
+            <w:proofErr w:type="spellEnd"/>
             <w:r>
               <w:rPr>
                 <w:sz w:val="24"/>
@@ -1616,6 +1748,7 @@
               </w:rPr>
               <w:t>{{</w:t>
             </w:r>
+            <w:proofErr w:type="spellStart"/>
             <w:r>
               <w:rPr>
                 <w:sz w:val="24"/>
@@ -1624,6 +1757,7 @@
               </w:rPr>
               <w:t>total_swl_lg</w:t>
             </w:r>
+            <w:proofErr w:type="spellEnd"/>
             <w:r>
               <w:rPr>
                 <w:sz w:val="24"/>
@@ -1678,6 +1812,7 @@
               </w:rPr>
               <w:t>{{</w:t>
             </w:r>
+            <w:proofErr w:type="spellStart"/>
             <w:r>
               <w:rPr>
                 <w:sz w:val="20"/>
@@ -1686,6 +1821,7 @@
               </w:rPr>
               <w:t>c_lg_y</w:t>
             </w:r>
+            <w:proofErr w:type="spellEnd"/>
             <w:r>
               <w:rPr>
                 <w:sz w:val="20"/>
@@ -1703,16 +1839,30 @@
               <w:t xml:space="preserve"> </w:t>
             </w:r>
             <w:r>
-              <w:t xml:space="preserve">Yes                                    </w:t>
-            </w:r>
-            <w:r>
-              <w:rPr>
-                <w:sz w:val="20"/>
-                <w:szCs w:val="20"/>
-                <w:lang w:eastAsia="zh-CN"/>
-              </w:rPr>
-              <w:t>{{</w:t>
-            </w:r>
+              <w:t xml:space="preserve">Yes                                 </w:t>
+            </w:r>
+            <w:proofErr w:type="gramStart"/>
+            <w:r>
+              <w:t xml:space="preserve">   </w:t>
+            </w:r>
+            <w:r>
+              <w:rPr>
+                <w:sz w:val="20"/>
+                <w:szCs w:val="20"/>
+                <w:lang w:eastAsia="zh-CN"/>
+              </w:rPr>
+              <w:t>{</w:t>
+            </w:r>
+            <w:proofErr w:type="gramEnd"/>
+            <w:r>
+              <w:rPr>
+                <w:sz w:val="20"/>
+                <w:szCs w:val="20"/>
+                <w:lang w:eastAsia="zh-CN"/>
+              </w:rPr>
+              <w:t>{</w:t>
+            </w:r>
+            <w:proofErr w:type="spellStart"/>
             <w:r>
               <w:rPr>
                 <w:sz w:val="20"/>
@@ -1721,6 +1871,8 @@
               </w:rPr>
               <w:t>c_lg_y</w:t>
             </w:r>
+            <w:proofErr w:type="spellEnd"/>
+            <w:proofErr w:type="gramStart"/>
             <w:r>
               <w:rPr>
                 <w:sz w:val="20"/>
@@ -1740,6 +1892,7 @@
             <w:r>
               <w:t xml:space="preserve"> No</w:t>
             </w:r>
+            <w:proofErr w:type="gramEnd"/>
           </w:p>
         </w:tc>
       </w:tr>
@@ -1784,6 +1937,7 @@
               </w:rPr>
               <w:t>{{</w:t>
             </w:r>
+            <w:proofErr w:type="spellStart"/>
             <w:r>
               <w:rPr>
                 <w:sz w:val="24"/>
@@ -1808,6 +1962,7 @@
               </w:rPr>
               <w:t>expiry</w:t>
             </w:r>
+            <w:proofErr w:type="spellEnd"/>
             <w:r>
               <w:rPr>
                 <w:sz w:val="24"/>
@@ -1905,6 +2060,7 @@
               </w:rPr>
               <w:t>{{</w:t>
             </w:r>
+            <w:proofErr w:type="spellStart"/>
             <w:r>
               <w:rPr>
                 <w:sz w:val="20"/>
@@ -1921,6 +2077,7 @@
               </w:rPr>
               <w:t>_y</w:t>
             </w:r>
+            <w:proofErr w:type="spellEnd"/>
             <w:r>
               <w:rPr>
                 <w:sz w:val="20"/>
@@ -1935,6 +2092,7 @@
             <w:r>
               <w:t xml:space="preserve">Yes   </w:t>
             </w:r>
+            <w:proofErr w:type="gramStart"/>
             <w:r>
               <w:t xml:space="preserve">   </w:t>
             </w:r>
@@ -1944,8 +2102,18 @@
                 <w:szCs w:val="20"/>
                 <w:lang w:eastAsia="zh-CN"/>
               </w:rPr>
-              <w:t>{{</w:t>
-            </w:r>
+              <w:t>{</w:t>
+            </w:r>
+            <w:proofErr w:type="gramEnd"/>
+            <w:r>
+              <w:rPr>
+                <w:sz w:val="20"/>
+                <w:szCs w:val="20"/>
+                <w:lang w:eastAsia="zh-CN"/>
+              </w:rPr>
+              <w:t>{</w:t>
+            </w:r>
+            <w:proofErr w:type="spellStart"/>
             <w:r>
               <w:rPr>
                 <w:sz w:val="20"/>
@@ -1962,6 +2130,7 @@
               </w:rPr>
               <w:t>_y</w:t>
             </w:r>
+            <w:proofErr w:type="spellEnd"/>
             <w:r>
               <w:rPr>
                 <w:sz w:val="20"/>
@@ -2016,6 +2185,35 @@
               <w:ind w:left="0"/>
             </w:pPr>
             <w:r>
+              <w:rPr>
+                <w:sz w:val="20"/>
+                <w:szCs w:val="20"/>
+                <w:lang w:eastAsia="zh-CN"/>
+              </w:rPr>
+              <w:t>{{</w:t>
+            </w:r>
+            <w:proofErr w:type="spellStart"/>
+            <w:r>
+              <w:rPr>
+                <w:sz w:val="20"/>
+                <w:szCs w:val="20"/>
+                <w:lang w:eastAsia="zh-CN"/>
+              </w:rPr>
+              <w:t>shs</w:t>
+            </w:r>
+            <w:proofErr w:type="spellEnd"/>
+            <w:r>
+              <w:rPr>
+                <w:sz w:val="20"/>
+                <w:szCs w:val="20"/>
+                <w:lang w:eastAsia="zh-CN"/>
+              </w:rPr>
+              <w:t>}}</w:t>
+            </w:r>
+            <w:r>
+              <w:t xml:space="preserve"> </w:t>
+            </w:r>
+            <w:r>
               <w:t>Standard hand signals</w:t>
             </w:r>
           </w:p>
@@ -2024,6 +2222,33 @@
               <w:pStyle w:val="ListParagraph"/>
               <w:ind w:left="0"/>
             </w:pPr>
+            <w:r>
+              <w:rPr>
+                <w:sz w:val="20"/>
+                <w:szCs w:val="20"/>
+                <w:lang w:eastAsia="zh-CN"/>
+              </w:rPr>
+              <w:t>{{</w:t>
+            </w:r>
+            <w:r>
+              <w:rPr>
+                <w:sz w:val="20"/>
+                <w:szCs w:val="20"/>
+                <w:lang w:eastAsia="zh-CN"/>
+              </w:rPr>
+              <w:t>rad</w:t>
+            </w:r>
+            <w:r>
+              <w:rPr>
+                <w:sz w:val="20"/>
+                <w:szCs w:val="20"/>
+                <w:lang w:eastAsia="zh-CN"/>
+              </w:rPr>
+              <w:t>}}</w:t>
+            </w:r>
+            <w:r>
+              <w:t xml:space="preserve"> </w:t>
+            </w:r>
             <w:r>
               <w:t>Radio</w:t>
             </w:r>
@@ -2280,10 +2505,18 @@
           <w:p>
             <w:r>
               <w:lastRenderedPageBreak/>
-              <w:t xml:space="preserve"> Lifting  </w:t>
-            </w:r>
-            <w:r>
-              <w:t>Equipment Operator</w:t>
+              <w:t xml:space="preserve"> </w:t>
+            </w:r>
+            <w:proofErr w:type="gramStart"/>
+            <w:r>
+              <w:t xml:space="preserve">Lifting  </w:t>
+            </w:r>
+            <w:r>
+              <w:t>Equipment</w:t>
+            </w:r>
+            <w:proofErr w:type="gramEnd"/>
+            <w:r>
+              <w:t xml:space="preserve"> Operator</w:t>
             </w:r>
           </w:p>
         </w:tc>
@@ -2306,8 +2539,13 @@
             <w:r>
               <w:t xml:space="preserve">/ </w:t>
             </w:r>
-            <w:r>
-              <w:t xml:space="preserve">Norhalim </w:t>
+            <w:proofErr w:type="spellStart"/>
+            <w:r>
+              <w:t>Norhalim</w:t>
+            </w:r>
+            <w:proofErr w:type="spellEnd"/>
+            <w:r>
+              <w:t xml:space="preserve"> </w:t>
             </w:r>
             <w:r>
               <w:t xml:space="preserve">/ </w:t>
@@ -2316,7 +2554,15 @@
               <w:t xml:space="preserve">Lim Poh Thiam </w:t>
             </w:r>
             <w:r>
-              <w:t xml:space="preserve">/ Ngaimin / </w:t>
+              <w:t xml:space="preserve">/ </w:t>
+            </w:r>
+            <w:proofErr w:type="spellStart"/>
+            <w:r>
+              <w:t>Ngaimin</w:t>
+            </w:r>
+            <w:proofErr w:type="spellEnd"/>
+            <w:r>
+              <w:t xml:space="preserve"> / </w:t>
             </w:r>
             <w:r>
               <w:t>Azmi</w:t>
@@ -2555,7 +2801,15 @@
               <w:ind w:left="0"/>
             </w:pPr>
             <w:r>
-              <w:t>Is the ground made safe (eg: placing steel plate)</w:t>
+              <w:t>Is the ground made safe (</w:t>
+            </w:r>
+            <w:proofErr w:type="spellStart"/>
+            <w:r>
+              <w:t>eg</w:t>
+            </w:r>
+            <w:proofErr w:type="spellEnd"/>
+            <w:r>
+              <w:t>: placing steel plate)</w:t>
             </w:r>
           </w:p>
         </w:tc>
@@ -2577,6 +2831,7 @@
               </w:rPr>
               <w:t>{{</w:t>
             </w:r>
+            <w:proofErr w:type="spellStart"/>
             <w:r>
               <w:rPr>
                 <w:sz w:val="20"/>
@@ -2585,6 +2840,7 @@
               </w:rPr>
               <w:t>gc_y</w:t>
             </w:r>
+            <w:proofErr w:type="spellEnd"/>
             <w:r>
               <w:rPr>
                 <w:sz w:val="20"/>
@@ -2602,16 +2858,30 @@
               <w:t xml:space="preserve"> </w:t>
             </w:r>
             <w:r>
-              <w:t xml:space="preserve">Yes    </w:t>
-            </w:r>
-            <w:r>
-              <w:rPr>
-                <w:sz w:val="20"/>
-                <w:szCs w:val="20"/>
-                <w:lang w:eastAsia="zh-CN"/>
-              </w:rPr>
-              <w:t>{{</w:t>
-            </w:r>
+              <w:t xml:space="preserve">Yes </w:t>
+            </w:r>
+            <w:proofErr w:type="gramStart"/>
+            <w:r>
+              <w:t xml:space="preserve">   </w:t>
+            </w:r>
+            <w:r>
+              <w:rPr>
+                <w:sz w:val="20"/>
+                <w:szCs w:val="20"/>
+                <w:lang w:eastAsia="zh-CN"/>
+              </w:rPr>
+              <w:t>{</w:t>
+            </w:r>
+            <w:proofErr w:type="gramEnd"/>
+            <w:r>
+              <w:rPr>
+                <w:sz w:val="20"/>
+                <w:szCs w:val="20"/>
+                <w:lang w:eastAsia="zh-CN"/>
+              </w:rPr>
+              <w:t>{</w:t>
+            </w:r>
+            <w:proofErr w:type="spellStart"/>
             <w:r>
               <w:rPr>
                 <w:sz w:val="20"/>
@@ -2620,6 +2890,8 @@
               </w:rPr>
               <w:t>gc_n</w:t>
             </w:r>
+            <w:proofErr w:type="spellEnd"/>
+            <w:proofErr w:type="gramStart"/>
             <w:r>
               <w:rPr>
                 <w:sz w:val="20"/>
@@ -2639,6 +2911,7 @@
             <w:r>
               <w:t xml:space="preserve"> No</w:t>
             </w:r>
+            <w:proofErr w:type="gramEnd"/>
           </w:p>
         </w:tc>
       </w:tr>
@@ -2693,6 +2966,7 @@
               </w:rPr>
               <w:t>{{</w:t>
             </w:r>
+            <w:proofErr w:type="spellStart"/>
             <w:r>
               <w:rPr>
                 <w:sz w:val="20"/>
@@ -2701,6 +2975,7 @@
               </w:rPr>
               <w:t>go_y</w:t>
             </w:r>
+            <w:proofErr w:type="spellEnd"/>
             <w:r>
               <w:rPr>
                 <w:sz w:val="20"/>
@@ -2710,7 +2985,11 @@
               <w:t>}}</w:t>
             </w:r>
             <w:r>
-              <w:t xml:space="preserve"> Yes  </w:t>
+              <w:t xml:space="preserve"> Yes </w:t>
+            </w:r>
+            <w:proofErr w:type="gramStart"/>
+            <w:r>
+              <w:t xml:space="preserve"> </w:t>
             </w:r>
             <w:r>
               <w:t xml:space="preserve">  </w:t>
@@ -2721,8 +3000,18 @@
                 <w:szCs w:val="20"/>
                 <w:lang w:eastAsia="zh-CN"/>
               </w:rPr>
-              <w:t>{{</w:t>
-            </w:r>
+              <w:t>{</w:t>
+            </w:r>
+            <w:proofErr w:type="gramEnd"/>
+            <w:r>
+              <w:rPr>
+                <w:sz w:val="20"/>
+                <w:szCs w:val="20"/>
+                <w:lang w:eastAsia="zh-CN"/>
+              </w:rPr>
+              <w:t>{</w:t>
+            </w:r>
+            <w:proofErr w:type="spellStart"/>
             <w:r>
               <w:rPr>
                 <w:sz w:val="20"/>
@@ -2731,6 +3020,7 @@
               </w:rPr>
               <w:t>go_n</w:t>
             </w:r>
+            <w:proofErr w:type="spellEnd"/>
             <w:r>
               <w:rPr>
                 <w:sz w:val="20"/>
@@ -2797,6 +3087,7 @@
               </w:rPr>
               <w:t>{{</w:t>
             </w:r>
+            <w:proofErr w:type="spellStart"/>
             <w:r>
               <w:rPr>
                 <w:sz w:val="20"/>
@@ -2813,6 +3104,7 @@
               </w:rPr>
               <w:t>_y</w:t>
             </w:r>
+            <w:proofErr w:type="spellEnd"/>
             <w:r>
               <w:rPr>
                 <w:sz w:val="20"/>
@@ -2830,7 +3122,11 @@
               <w:t xml:space="preserve"> </w:t>
             </w:r>
             <w:r>
-              <w:t xml:space="preserve">Yes  </w:t>
+              <w:t xml:space="preserve">Yes </w:t>
+            </w:r>
+            <w:proofErr w:type="gramStart"/>
+            <w:r>
+              <w:t xml:space="preserve"> </w:t>
             </w:r>
             <w:r>
               <w:t xml:space="preserve">  </w:t>
@@ -2841,8 +3137,18 @@
                 <w:szCs w:val="20"/>
                 <w:lang w:eastAsia="zh-CN"/>
               </w:rPr>
-              <w:t>{{</w:t>
-            </w:r>
+              <w:t>{</w:t>
+            </w:r>
+            <w:proofErr w:type="gramEnd"/>
+            <w:r>
+              <w:rPr>
+                <w:sz w:val="20"/>
+                <w:szCs w:val="20"/>
+                <w:lang w:eastAsia="zh-CN"/>
+              </w:rPr>
+              <w:t>{</w:t>
+            </w:r>
+            <w:proofErr w:type="spellStart"/>
             <w:r>
               <w:rPr>
                 <w:sz w:val="20"/>
@@ -2859,6 +3165,7 @@
               </w:rPr>
               <w:t>_n</w:t>
             </w:r>
+            <w:proofErr w:type="spellEnd"/>
             <w:r>
               <w:rPr>
                 <w:sz w:val="20"/>
@@ -2930,6 +3237,7 @@
               </w:rPr>
               <w:t>{{</w:t>
             </w:r>
+            <w:proofErr w:type="spellStart"/>
             <w:r>
               <w:rPr>
                 <w:sz w:val="20"/>
@@ -2946,6 +3254,7 @@
               </w:rPr>
               <w:t>_y</w:t>
             </w:r>
+            <w:proofErr w:type="spellEnd"/>
             <w:r>
               <w:rPr>
                 <w:sz w:val="20"/>
@@ -2955,8 +3264,9 @@
               <w:t>}}</w:t>
             </w:r>
             <w:r>
-              <w:t xml:space="preserve"> Yes   </w:t>
-            </w:r>
+              <w:t xml:space="preserve"> Yes  </w:t>
+            </w:r>
+            <w:proofErr w:type="gramStart"/>
             <w:r>
               <w:t xml:space="preserve"> </w:t>
             </w:r>
@@ -2964,13 +3274,26 @@
               <w:t xml:space="preserve"> </w:t>
             </w:r>
             <w:r>
-              <w:rPr>
-                <w:sz w:val="20"/>
-                <w:szCs w:val="20"/>
-                <w:lang w:eastAsia="zh-CN"/>
-              </w:rPr>
-              <w:t>{{</w:t>
-            </w:r>
+              <w:t xml:space="preserve"> </w:t>
+            </w:r>
+            <w:r>
+              <w:rPr>
+                <w:sz w:val="20"/>
+                <w:szCs w:val="20"/>
+                <w:lang w:eastAsia="zh-CN"/>
+              </w:rPr>
+              <w:t>{</w:t>
+            </w:r>
+            <w:proofErr w:type="gramEnd"/>
+            <w:r>
+              <w:rPr>
+                <w:sz w:val="20"/>
+                <w:szCs w:val="20"/>
+                <w:lang w:eastAsia="zh-CN"/>
+              </w:rPr>
+              <w:t>{</w:t>
+            </w:r>
+            <w:proofErr w:type="spellStart"/>
             <w:r>
               <w:rPr>
                 <w:sz w:val="20"/>
@@ -2987,6 +3310,8 @@
               </w:rPr>
               <w:t>_n</w:t>
             </w:r>
+            <w:proofErr w:type="spellEnd"/>
+            <w:proofErr w:type="gramStart"/>
             <w:r>
               <w:rPr>
                 <w:sz w:val="20"/>
@@ -3001,6 +3326,7 @@
             <w:r>
               <w:t xml:space="preserve"> No</w:t>
             </w:r>
+            <w:proofErr w:type="gramEnd"/>
           </w:p>
         </w:tc>
       </w:tr>
@@ -3056,6 +3382,7 @@
               </w:rPr>
               <w:t>{{</w:t>
             </w:r>
+            <w:proofErr w:type="spellStart"/>
             <w:r>
               <w:rPr>
                 <w:sz w:val="20"/>
@@ -3072,6 +3399,7 @@
               </w:rPr>
               <w:t>_y</w:t>
             </w:r>
+            <w:proofErr w:type="spellEnd"/>
             <w:r>
               <w:rPr>
                 <w:sz w:val="20"/>
@@ -3087,19 +3415,33 @@
               <w:t xml:space="preserve">Yes  </w:t>
             </w:r>
             <w:r>
+              <w:t xml:space="preserve"> </w:t>
+            </w:r>
+            <w:proofErr w:type="gramStart"/>
+            <w:r>
+              <w:t xml:space="preserve"> </w:t>
+            </w:r>
+            <w:r>
               <w:t xml:space="preserve">  </w:t>
             </w:r>
             <w:r>
-              <w:t xml:space="preserve">  </w:t>
-            </w:r>
-            <w:r>
-              <w:rPr>
-                <w:sz w:val="20"/>
-                <w:szCs w:val="20"/>
-                <w:lang w:eastAsia="zh-CN"/>
-              </w:rPr>
-              <w:t>{{</w:t>
-            </w:r>
+              <w:rPr>
+                <w:sz w:val="20"/>
+                <w:szCs w:val="20"/>
+                <w:lang w:eastAsia="zh-CN"/>
+              </w:rPr>
+              <w:t>{</w:t>
+            </w:r>
+            <w:proofErr w:type="gramEnd"/>
+            <w:r>
+              <w:rPr>
+                <w:sz w:val="20"/>
+                <w:szCs w:val="20"/>
+                <w:lang w:eastAsia="zh-CN"/>
+              </w:rPr>
+              <w:t>{</w:t>
+            </w:r>
+            <w:proofErr w:type="spellStart"/>
             <w:r>
               <w:rPr>
                 <w:sz w:val="20"/>
@@ -3116,6 +3458,7 @@
               </w:rPr>
               <w:t>_n</w:t>
             </w:r>
+            <w:proofErr w:type="spellEnd"/>
             <w:r>
               <w:rPr>
                 <w:sz w:val="20"/>
@@ -3191,6 +3534,7 @@
               </w:rPr>
               <w:t>{{</w:t>
             </w:r>
+            <w:proofErr w:type="spellStart"/>
             <w:r>
               <w:rPr>
                 <w:sz w:val="20"/>
@@ -3207,6 +3551,7 @@
               </w:rPr>
               <w:t>_y</w:t>
             </w:r>
+            <w:proofErr w:type="spellEnd"/>
             <w:r>
               <w:rPr>
                 <w:sz w:val="20"/>
@@ -3219,8 +3564,9 @@
               <w:t xml:space="preserve"> </w:t>
             </w:r>
             <w:r>
-              <w:t xml:space="preserve">Yes  </w:t>
-            </w:r>
+              <w:t xml:space="preserve">Yes </w:t>
+            </w:r>
+            <w:proofErr w:type="gramStart"/>
             <w:r>
               <w:t xml:space="preserve"> </w:t>
             </w:r>
@@ -3228,13 +3574,26 @@
               <w:t xml:space="preserve"> </w:t>
             </w:r>
             <w:r>
-              <w:rPr>
-                <w:sz w:val="20"/>
-                <w:szCs w:val="20"/>
-                <w:lang w:eastAsia="zh-CN"/>
-              </w:rPr>
-              <w:t>{{</w:t>
-            </w:r>
+              <w:t xml:space="preserve"> </w:t>
+            </w:r>
+            <w:r>
+              <w:rPr>
+                <w:sz w:val="20"/>
+                <w:szCs w:val="20"/>
+                <w:lang w:eastAsia="zh-CN"/>
+              </w:rPr>
+              <w:t>{</w:t>
+            </w:r>
+            <w:proofErr w:type="gramEnd"/>
+            <w:r>
+              <w:rPr>
+                <w:sz w:val="20"/>
+                <w:szCs w:val="20"/>
+                <w:lang w:eastAsia="zh-CN"/>
+              </w:rPr>
+              <w:t>{</w:t>
+            </w:r>
+            <w:proofErr w:type="spellStart"/>
             <w:r>
               <w:rPr>
                 <w:sz w:val="20"/>
@@ -3251,6 +3610,7 @@
               </w:rPr>
               <w:t>_n</w:t>
             </w:r>
+            <w:proofErr w:type="spellEnd"/>
             <w:r>
               <w:rPr>
                 <w:sz w:val="20"/>
@@ -3804,8 +4164,13 @@
               <w:ind w:left="0"/>
             </w:pPr>
             <w:r>
-              <w:t>Applied by: Zailani</w:t>
-            </w:r>
+              <w:t xml:space="preserve">Applied by: </w:t>
+            </w:r>
+            <w:proofErr w:type="spellStart"/>
+            <w:r>
+              <w:t>Zailani</w:t>
+            </w:r>
+            <w:proofErr w:type="spellEnd"/>
           </w:p>
           <w:p>
             <w:pPr>
@@ -4273,7 +4638,39 @@
         <w:rFonts w:ascii="Arial" w:hAnsi="Arial" w:cs="Arial"/>
         <w:color w:val="0000FF"/>
       </w:rPr>
-      <w:t>No. 28 Kranji Loop #05-03, Kranji Green, Singapore 739571</w:t>
+      <w:t xml:space="preserve">No. 28 </w:t>
+    </w:r>
+    <w:proofErr w:type="spellStart"/>
+    <w:r>
+      <w:rPr>
+        <w:rFonts w:ascii="Arial" w:hAnsi="Arial" w:cs="Arial"/>
+        <w:color w:val="0000FF"/>
+      </w:rPr>
+      <w:t>Kranji</w:t>
+    </w:r>
+    <w:proofErr w:type="spellEnd"/>
+    <w:r>
+      <w:rPr>
+        <w:rFonts w:ascii="Arial" w:hAnsi="Arial" w:cs="Arial"/>
+        <w:color w:val="0000FF"/>
+      </w:rPr>
+      <w:t xml:space="preserve"> Loop #05-03, </w:t>
+    </w:r>
+    <w:proofErr w:type="spellStart"/>
+    <w:r>
+      <w:rPr>
+        <w:rFonts w:ascii="Arial" w:hAnsi="Arial" w:cs="Arial"/>
+        <w:color w:val="0000FF"/>
+      </w:rPr>
+      <w:t>Kranji</w:t>
+    </w:r>
+    <w:proofErr w:type="spellEnd"/>
+    <w:r>
+      <w:rPr>
+        <w:rFonts w:ascii="Arial" w:hAnsi="Arial" w:cs="Arial"/>
+        <w:color w:val="0000FF"/>
+      </w:rPr>
+      <w:t xml:space="preserve"> Green, Singapore 739571</w:t>
     </w:r>
   </w:p>
   <w:p>
@@ -4383,6 +4780,8 @@
         <w:szCs w:val="21"/>
       </w:rPr>
     </w:pPr>
+    <w:proofErr w:type="spellStart"/>
+    <w:proofErr w:type="gramStart"/>
     <w:r>
       <w:rPr>
         <w:rFonts w:ascii="Arial" w:hAnsi="Arial" w:cs="Arial"/>
@@ -4392,6 +4791,8 @@
       </w:rPr>
       <w:t>Co.Reg.No</w:t>
     </w:r>
+    <w:proofErr w:type="spellEnd"/>
+    <w:proofErr w:type="gramEnd"/>
     <w:r>
       <w:rPr>
         <w:rFonts w:ascii="Arial" w:hAnsi="Arial" w:cs="Arial"/>
@@ -4399,7 +4800,27 @@
         <w:sz w:val="21"/>
         <w:szCs w:val="21"/>
       </w:rPr>
-      <w:t>: 199603812E   GST Reg No. : M2-8923804 – 2</w:t>
+      <w:t xml:space="preserve">: 199603812E   GST Reg </w:t>
+    </w:r>
+    <w:proofErr w:type="gramStart"/>
+    <w:r>
+      <w:rPr>
+        <w:rFonts w:ascii="Arial" w:hAnsi="Arial" w:cs="Arial"/>
+        <w:color w:val="0000FF"/>
+        <w:sz w:val="21"/>
+        <w:szCs w:val="21"/>
+      </w:rPr>
+      <w:t>No. :</w:t>
+    </w:r>
+    <w:proofErr w:type="gramEnd"/>
+    <w:r>
+      <w:rPr>
+        <w:rFonts w:ascii="Arial" w:hAnsi="Arial" w:cs="Arial"/>
+        <w:color w:val="0000FF"/>
+        <w:sz w:val="21"/>
+        <w:szCs w:val="21"/>
+      </w:rPr>
+      <w:t xml:space="preserve"> M2-8923804 – 2</w:t>
     </w:r>
   </w:p>
   <w:p>
@@ -6780,6 +7201,7 @@
   <w:style w:type="character" w:default="1" w:styleId="DefaultParagraphFont">
     <w:name w:val="Default Paragraph Font"/>
     <w:uiPriority w:val="1"/>
+    <w:semiHidden/>
     <w:unhideWhenUsed/>
   </w:style>
   <w:style w:type="table" w:default="1" w:styleId="TableNormal">
